--- a/MCDI503/docs/mcdi503_f4_sumativo_grupo5.docx
+++ b/MCDI503/docs/mcdi503_f4_sumativo_grupo5.docx
@@ -431,29 +431,20 @@
         <w:rPr>
           <w:b/>
         </w:rPr>
-        <w:t>Foco:</w:t>
+        <w:t xml:space="preserve">Foco:</w:t>
       </w:r>
       <w:r>
-        <w:t xml:space="preserve"> este informe sintetiza el cierre técnico del proyecto, cuya evidencia principal es el notebook de la Fase 4 (referenciado como </w:t>
-      </w:r>
-      <w:r>
-        <w:rPr>
-          <w:i/>
-        </w:rPr>
-        <w:t>NB §…</w:t>
-      </w:r>
-      <w:r>
-        <w:t>). A partir del dataset ya depurado en las Fases 2-3, el pipeline entrega un conjunto de características codificado, escalado y justificado para predecir la supervivencia de los pasajeros del RMS Titanic (</w:t>
+        <w:t xml:space="preserve"> este informe sintetiza el cierre técnico del proyecto, cuya evidencia principal es el notebook de la Fase 4 (referenciado como «NB §» seguido del número de sección). A partir del dataset ya depurado en las Fases 2-3, el pipeline entrega un conjunto de características codificado, escalado y justificado para predecir la supervivencia de los pasajeros del RMS Titanic (</w:t>
       </w:r>
       <w:r>
         <w:rPr>
           <w:rFonts w:ascii="Consolas" w:hAnsi="Consolas" w:eastAsia="Consolas"/>
           <w:sz w:val="19"/>
         </w:rPr>
-        <w:t>Survived</w:t>
+        <w:t xml:space="preserve">Survived</w:t>
       </w:r>
       <w:r>
-        <w:t>) en una etapa posterior de modelamiento.</w:t>
+        <w:t xml:space="preserve">) en una etapa posterior de modelamiento.</w:t>
       </w:r>
     </w:p>
     <w:p>
@@ -634,7 +625,7 @@
           <w:rFonts w:ascii="Consolas" w:hAnsi="Consolas" w:eastAsia="Consolas"/>
           <w:sz w:val="19"/>
         </w:rPr>
-        <w:t>Fare</w:t>
+        <w:t xml:space="preserve">Fare</w:t>
       </w:r>
       <w:r>
         <w:t xml:space="preserve"> (4.78 → 0.39 con </w:t>
@@ -644,7 +635,7 @@
           <w:rFonts w:ascii="Consolas" w:hAnsi="Consolas" w:eastAsia="Consolas"/>
           <w:sz w:val="19"/>
         </w:rPr>
-        <w:t>log1p</w:t>
+        <w:t xml:space="preserve">log1p</w:t>
       </w:r>
       <w:r>
         <w:t xml:space="preserve">). Faltaba dejar las variables numéricas en una escala comparable para modelos sensibles a ella (regresión regularizada, KNN, SVM). La asimetría residual es alta en </w:t>
@@ -654,7 +645,7 @@
           <w:rFonts w:ascii="Consolas" w:hAnsi="Consolas" w:eastAsia="Consolas"/>
           <w:sz w:val="19"/>
         </w:rPr>
-        <w:t>SibSp</w:t>
+        <w:t xml:space="preserve">SibSp</w:t>
       </w:r>
       <w:r>
         <w:t xml:space="preserve"> (3.69), </w:t>
@@ -664,27 +655,37 @@
           <w:rFonts w:ascii="Consolas" w:hAnsi="Consolas" w:eastAsia="Consolas"/>
           <w:sz w:val="19"/>
         </w:rPr>
-        <w:t>Parch</w:t>
+        <w:t xml:space="preserve">Parch</w:t>
       </w:r>
       <w:r>
-        <w:t xml:space="preserve"> (2.74) y </w:t>
+        <w:t xml:space="preserve"> (2.74), </w:t>
       </w:r>
       <w:r>
         <w:rPr>
           <w:rFonts w:ascii="Consolas" w:hAnsi="Consolas" w:eastAsia="Consolas"/>
           <w:sz w:val="19"/>
         </w:rPr>
-        <w:t>FamilySize</w:t>
+        <w:t xml:space="preserve">FamilySize</w:t>
       </w:r>
       <w:r>
-        <w:t xml:space="preserve"> (2.72) —esta última se usa en lugar de las dos primeras— y moderada en </w:t>
+        <w:t xml:space="preserve"> (2.72) y </w:t>
       </w:r>
       <w:r>
         <w:rPr>
           <w:rFonts w:ascii="Consolas" w:hAnsi="Consolas" w:eastAsia="Consolas"/>
           <w:sz w:val="19"/>
         </w:rPr>
-        <w:t>Age_clean</w:t>
+        <w:t xml:space="preserve">TicketGroupSize</w:t>
+      </w:r>
+      <w:r>
+        <w:t xml:space="preserve"> (2.22; NB §V.1), y moderada en </w:t>
+      </w:r>
+      <w:r>
+        <w:rPr>
+          <w:rFonts w:ascii="Consolas" w:hAnsi="Consolas" w:eastAsia="Consolas"/>
+          <w:sz w:val="19"/>
+        </w:rPr>
+        <w:t xml:space="preserve">Age_clean</w:t>
       </w:r>
       <w:r>
         <w:t xml:space="preserve"> (0.53).</w:t>
@@ -893,13 +894,26 @@
                 <w:rFonts w:ascii="Consolas" w:hAnsi="Consolas" w:eastAsia="Consolas"/>
                 <w:sz w:val="15"/>
               </w:rPr>
-              <w:t>RobustScaler</w:t>
+              <w:t xml:space="preserve">RobustScaler</w:t>
             </w:r>
             <w:r>
               <w:rPr>
                 <w:sz w:val="18"/>
               </w:rPr>
-              <w:t xml:space="preserve"> (mediana e IQR)</w:t>
+              <w:t xml:space="preserve"> (mediana e IQR; sufijo </w:t>
+            </w:r>
+            <w:r>
+              <w:rPr>
+                <w:rFonts w:ascii="Consolas" w:hAnsi="Consolas" w:eastAsia="Consolas"/>
+                <w:sz w:val="15"/>
+              </w:rPr>
+              <w:t xml:space="preserve">_rs</w:t>
+            </w:r>
+            <w:r>
+              <w:rPr>
+                <w:sz w:val="18"/>
+              </w:rPr>
+              <w:t xml:space="preserve">)</w:t>
             </w:r>
           </w:p>
         </w:tc>
@@ -916,33 +930,46 @@
               <w:rPr>
                 <w:sz w:val="18"/>
               </w:rPr>
-              <w:t xml:space="preserve">Los atípicos de </w:t>
+              <w:t xml:space="preserve">Colas de valores legítimos (grupos y familias numerosas). Mediana e IQR no se desplazan con la cola (</w:t>
             </w:r>
             <w:r>
               <w:rPr>
                 <w:rFonts w:ascii="Consolas" w:hAnsi="Consolas" w:eastAsia="Consolas"/>
                 <w:sz w:val="15"/>
               </w:rPr>
-              <w:t>Fare</w:t>
+              <w:t xml:space="preserve">FamilySize</w:t>
             </w:r>
             <w:r>
               <w:rPr>
                 <w:sz w:val="18"/>
               </w:rPr>
-              <w:t xml:space="preserve"> son tarifas de grupo legítimas, no errores; </w:t>
+              <w:t xml:space="preserve">: media 1.90, mediana 1). </w:t>
             </w:r>
             <w:r>
               <w:rPr>
                 <w:rFonts w:ascii="Consolas" w:hAnsi="Consolas" w:eastAsia="Consolas"/>
                 <w:sz w:val="15"/>
               </w:rPr>
-              <w:t>StandardScaler</w:t>
+              <w:t xml:space="preserve">Fare_per_person_log</w:t>
             </w:r>
             <w:r>
               <w:rPr>
                 <w:sz w:val="18"/>
               </w:rPr>
-              <w:t xml:space="preserve"> los amplificaría porque usa media y desviación estándar (NB §IV.2).</w:t>
+              <w:t xml:space="preserve"> conserva 24 atípicos (2.7 %) vs. 116 de </w:t>
+            </w:r>
+            <w:r>
+              <w:rPr>
+                <w:rFonts w:ascii="Consolas" w:hAnsi="Consolas" w:eastAsia="Consolas"/>
+                <w:sz w:val="15"/>
+              </w:rPr>
+              <w:t xml:space="preserve">Fare</w:t>
+            </w:r>
+            <w:r>
+              <w:rPr>
+                <w:sz w:val="18"/>
+              </w:rPr>
+              <w:t xml:space="preserve"> (NB §IV.2, §VIII).</w:t>
             </w:r>
           </w:p>
         </w:tc>
@@ -959,7 +986,20 @@
               <w:rPr>
                 <w:sz w:val="18"/>
               </w:rPr>
-              <w:t>Mediana = 0 e IQR = 1; los valores extremos se conservan (Figura 1).</w:t>
+              <w:t xml:space="preserve">Mediana = 0 e IQR = 1; extremos conservados (</w:t>
+            </w:r>
+            <w:r>
+              <w:rPr>
+                <w:rFonts w:ascii="Consolas" w:hAnsi="Consolas" w:eastAsia="Consolas"/>
+                <w:sz w:val="15"/>
+              </w:rPr>
+              <w:t xml:space="preserve">FamilySize_rs</w:t>
+            </w:r>
+            <w:r>
+              <w:rPr>
+                <w:sz w:val="18"/>
+              </w:rPr>
+              <w:t xml:space="preserve"> máx. = 10.0).</w:t>
             </w:r>
           </w:p>
         </w:tc>
@@ -1133,26 +1173,13 @@
                 <w:i/>
                 <w:sz w:val="18"/>
               </w:rPr>
-              <w:t>one-hot</w:t>
+              <w:t xml:space="preserve">one-hot</w:t>
             </w:r>
             <w:r>
               <w:rPr>
                 <w:sz w:val="18"/>
               </w:rPr>
-              <w:t xml:space="preserve"> (</w:t>
-            </w:r>
-            <w:r>
-              <w:rPr>
-                <w:rFonts w:ascii="Consolas" w:hAnsi="Consolas" w:eastAsia="Consolas"/>
-                <w:sz w:val="15"/>
-              </w:rPr>
-              <w:t>drop_first</w:t>
-            </w:r>
-            <w:r>
-              <w:rPr>
-                <w:sz w:val="18"/>
-              </w:rPr>
-              <w:t>)</w:t>
+              <w:t xml:space="preserve"> con categoría de referencia (la más frecuente)</w:t>
             </w:r>
           </w:p>
         </w:tc>
@@ -1169,7 +1196,7 @@
               <w:rPr>
                 <w:sz w:val="18"/>
               </w:rPr>
-              <w:t>Los modelos requieren entradas numéricas; se elimina una categoría por variable para evitar colinealidad perfecta.</w:t>
+              <w:t xml:space="preserve">Los modelos requieren entradas numéricas; la categoría de referencia evita la colinealidad perfecta y hace interpretable cada coeficiente.</w:t>
             </w:r>
           </w:p>
         </w:tc>
@@ -1186,7 +1213,7 @@
               <w:rPr>
                 <w:sz w:val="18"/>
               </w:rPr>
-              <w:t>24 columnas indicadoras.</w:t>
+              <w:t xml:space="preserve">24 columnas indicadoras.</w:t>
             </w:r>
           </w:p>
         </w:tc>
@@ -1226,7 +1253,7 @@
               <w:rPr>
                 <w:sz w:val="18"/>
               </w:rPr>
-              <w:t>Sin escalar</w:t>
+              <w:t xml:space="preserve">Se retira del set final</w:t>
             </w:r>
           </w:p>
         </w:tc>
@@ -1243,7 +1270,20 @@
               <w:rPr>
                 <w:sz w:val="18"/>
               </w:rPr>
-              <w:t>Ordinal de rango 1-3, ya interpretable.</w:t>
+              <w:t xml:space="preserve">Combinación lineal exacta de las dummies de </w:t>
+            </w:r>
+            <w:r>
+              <w:rPr>
+                <w:rFonts w:ascii="Consolas" w:hAnsi="Consolas" w:eastAsia="Consolas"/>
+                <w:sz w:val="15"/>
+              </w:rPr>
+              <w:t xml:space="preserve">Sex_Pclass</w:t>
+            </w:r>
+            <w:r>
+              <w:rPr>
+                <w:sz w:val="18"/>
+              </w:rPr>
+              <w:t xml:space="preserve"> (NB §VI.2).</w:t>
             </w:r>
           </w:p>
         </w:tc>
@@ -1260,7 +1300,7 @@
               <w:rPr>
                 <w:sz w:val="18"/>
               </w:rPr>
-              <w:t>Se mantiene tal cual.</w:t>
+              <w:t xml:space="preserve">Matriz de rango completo (28 de 28 columnas).</w:t>
             </w:r>
           </w:p>
         </w:tc>
@@ -1303,7 +1343,7 @@
       <w:r>
         <w:drawing>
           <wp:inline xmlns:a="http://schemas.openxmlformats.org/drawingml/2006/main" xmlns:pic="http://schemas.openxmlformats.org/drawingml/2006/picture">
-            <wp:extent cx="4389120" cy="1771285"/>
+            <wp:extent cx="3931920" cy="1586776"/>
             <wp:docPr id="2" name="Picture 2"/>
             <wp:cNvGraphicFramePr>
               <a:graphicFrameLocks noChangeAspect="1"/>
@@ -1324,7 +1364,7 @@
                   <pic:spPr>
                     <a:xfrm>
                       <a:off x="0" y="0"/>
-                      <a:ext cx="4389120" cy="1771285"/>
+                      <a:ext cx="3931920" cy="1586776"/>
                     </a:xfrm>
                     <a:prstGeom prst="rect"/>
                   </pic:spPr>
@@ -1349,14 +1389,54 @@
         <w:jc w:val="both"/>
       </w:pPr>
       <w:r>
-        <w:t xml:space="preserve">Se crearon dos variables, cada una motivada por un hallazgo específico del EDA (se evitó la sobre-ingeniería). Ninguna usa </w:t>
+        <w:t xml:space="preserve">Se crearon dos variables conceptuales, motivadas por hallazgos del EDA, que suman cuatro columnas nuevas (</w:t>
       </w:r>
       <w:r>
         <w:rPr>
           <w:rFonts w:ascii="Consolas" w:hAnsi="Consolas" w:eastAsia="Consolas"/>
           <w:sz w:val="19"/>
         </w:rPr>
-        <w:t>Survived</w:t>
+        <w:t xml:space="preserve">TicketGroupSize</w:t>
+      </w:r>
+      <w:r>
+        <w:t xml:space="preserve">, </w:t>
+      </w:r>
+      <w:r>
+        <w:rPr>
+          <w:rFonts w:ascii="Consolas" w:hAnsi="Consolas" w:eastAsia="Consolas"/>
+          <w:sz w:val="19"/>
+        </w:rPr>
+        <w:t xml:space="preserve">Fare_per_person</w:t>
+      </w:r>
+      <w:r>
+        <w:t xml:space="preserve">, </w:t>
+      </w:r>
+      <w:r>
+        <w:rPr>
+          <w:rFonts w:ascii="Consolas" w:hAnsi="Consolas" w:eastAsia="Consolas"/>
+          <w:sz w:val="19"/>
+        </w:rPr>
+        <w:t xml:space="preserve">Fare_per_person_log</w:t>
+      </w:r>
+      <w:r>
+        <w:t xml:space="preserve">, </w:t>
+      </w:r>
+      <w:r>
+        <w:rPr>
+          <w:rFonts w:ascii="Consolas" w:hAnsi="Consolas" w:eastAsia="Consolas"/>
+          <w:sz w:val="19"/>
+        </w:rPr>
+        <w:t xml:space="preserve">Sex_Pclass</w:t>
+      </w:r>
+      <w:r>
+        <w:t xml:space="preserve">), tres en el set final. Ninguna usa </w:t>
+      </w:r>
+      <w:r>
+        <w:rPr>
+          <w:rFonts w:ascii="Consolas" w:hAnsi="Consolas" w:eastAsia="Consolas"/>
+          <w:sz w:val="19"/>
+        </w:rPr>
+        <w:t xml:space="preserve">Survived</w:t>
       </w:r>
       <w:r>
         <w:t xml:space="preserve"> ni variables posteriores al hundimiento (</w:t>
@@ -1366,10 +1446,10 @@
           <w:rFonts w:ascii="Consolas" w:hAnsi="Consolas" w:eastAsia="Consolas"/>
           <w:sz w:val="19"/>
         </w:rPr>
-        <w:t>alive</w:t>
+        <w:t xml:space="preserve">alive</w:t>
       </w:r>
       <w:r>
-        <w:t>, de seaborn-data, se excluye): no hay fuga de información (NB §V.3).</w:t>
+        <w:t xml:space="preserve"> se excluye): sin fuga de información (NB §V.3).</w:t>
       </w:r>
     </w:p>
     <w:p>
@@ -1661,20 +1741,20 @@
                 <w:rFonts w:ascii="Consolas" w:hAnsi="Consolas" w:eastAsia="Consolas"/>
                 <w:sz w:val="15"/>
               </w:rPr>
-              <w:t>Fare</w:t>
+              <w:t xml:space="preserve">Fare</w:t>
             </w:r>
             <w:r>
               <w:rPr>
                 <w:sz w:val="18"/>
               </w:rPr>
-              <w:t xml:space="preserve"> suele ser tarifa de grupo. La variable separa «pagó más» de «viajó en grupo». </w:t>
+              <w:t xml:space="preserve"> suele ser tarifa de grupo (separa «pagó más» de «viajó en grupo»). </w:t>
             </w:r>
             <w:r>
               <w:rPr>
                 <w:rFonts w:ascii="Consolas" w:hAnsi="Consolas" w:eastAsia="Consolas"/>
                 <w:sz w:val="15"/>
               </w:rPr>
-              <w:t>TicketGroupSize</w:t>
+              <w:t xml:space="preserve">TicketGroupSize</w:t>
             </w:r>
             <w:r>
               <w:rPr>
@@ -1687,26 +1767,26 @@
                 <w:rFonts w:ascii="Consolas" w:hAnsi="Consolas" w:eastAsia="Consolas"/>
                 <w:sz w:val="15"/>
               </w:rPr>
-              <w:t>FamilySize</w:t>
+              <w:t xml:space="preserve">FamilySize</w:t>
             </w:r>
             <w:r>
               <w:rPr>
                 <w:sz w:val="18"/>
               </w:rPr>
-              <w:t xml:space="preserve"> en el 32.3 % de los casos. Asociación con </w:t>
+              <w:t xml:space="preserve"> en 32.3 %. Con </w:t>
             </w:r>
             <w:r>
               <w:rPr>
                 <w:rFonts w:ascii="Consolas" w:hAnsi="Consolas" w:eastAsia="Consolas"/>
                 <w:sz w:val="15"/>
               </w:rPr>
-              <w:t>Survived</w:t>
+              <w:t xml:space="preserve">Survived</w:t>
             </w:r>
             <w:r>
               <w:rPr>
                 <w:sz w:val="18"/>
               </w:rPr>
-              <w:t>: Mann-Whitney U = 58 829.5, p = 6.3×10⁻²¹, r rango-biserial = 0.373 (medianas 8.05 vs. 13.00).</w:t>
+              <w:t xml:space="preserve">: Mann-Whitney U = 58 829.5 (Mann &amp; Whitney, 1947), p = 6.3×10⁻²¹, r rango-biserial = 0.373 (medianas 8.05 vs. 13.00).</w:t>
             </w:r>
           </w:p>
         </w:tc>
@@ -1789,14 +1869,14 @@
               <w:rPr>
                 <w:sz w:val="18"/>
               </w:rPr>
-              <w:t>Supervivencia femenina 96.8 % / 92.1 % / 50.0 % (1.ª/2.ª/3.ª clase) vs. masculina 36.9 % / 15.7 % / 13.5 %. V de Cramér = 0.627 (</w:t>
+              <w:t xml:space="preserve">Supervivencia femenina 96.8 % / 92.1 % / 50.0 % (1.ª/2.ª/3.ª clase) vs. masculina 36.9 % / 15.7 % / 13.5 %. V de Cramér (Cramér, 1946) = 0.627 (</w:t>
             </w:r>
             <w:r>
               <w:rPr>
                 <w:rFonts w:ascii="Consolas" w:hAnsi="Consolas" w:eastAsia="Consolas"/>
                 <w:sz w:val="15"/>
               </w:rPr>
-              <w:t>Sex</w:t>
+              <w:t xml:space="preserve">Sex</w:t>
             </w:r>
             <w:r>
               <w:rPr>
@@ -1809,13 +1889,13 @@
                 <w:rFonts w:ascii="Consolas" w:hAnsi="Consolas" w:eastAsia="Consolas"/>
                 <w:sz w:val="15"/>
               </w:rPr>
-              <w:t>Pclass</w:t>
+              <w:t xml:space="preserve">Pclass</w:t>
             </w:r>
             <w:r>
               <w:rPr>
                 <w:sz w:val="18"/>
               </w:rPr>
-              <w:t xml:space="preserve"> 0.340). Como cruzar variables siempre suma información, se probó la interacción con un test de razón de verosimilitudes contra el modelo aditivo: LR = 28.79, gl = 2, p = 5.6×10⁻⁷.</w:t>
+              <w:t xml:space="preserve"> 0.340). Como cruzar variables siempre suma información, se probó la interacción con un test de razón de verosimilitudes contra el modelo aditivo (Wilks, 1938): LR = 28.79, gl = 2, p = 5.6×10⁻⁷.</w:t>
             </w:r>
           </w:p>
         </w:tc>
@@ -1830,40 +1910,50 @@
         <w:rPr>
           <w:b/>
         </w:rPr>
-        <w:t>Matiz:</w:t>
+        <w:t xml:space="preserve">Matiz:</w:t>
       </w:r>
       <w:r>
-        <w:t xml:space="preserve"> al controlar por tamaño de grupo, la correlación parcial con </w:t>
+        <w:t xml:space="preserve"> el Spearman parcial de </w:t>
       </w:r>
       <w:r>
         <w:rPr>
           <w:rFonts w:ascii="Consolas" w:hAnsi="Consolas" w:eastAsia="Consolas"/>
           <w:sz w:val="19"/>
         </w:rPr>
-        <w:t>Survived</w:t>
+        <w:t xml:space="preserve">Fare_log</w:t>
       </w:r>
       <w:r>
-        <w:t xml:space="preserve"> cae en magnitud similar para </w:t>
+        <w:t xml:space="preserve"> con </w:t>
       </w:r>
       <w:r>
         <w:rPr>
           <w:rFonts w:ascii="Consolas" w:hAnsi="Consolas" w:eastAsia="Consolas"/>
           <w:sz w:val="19"/>
         </w:rPr>
-        <w:t>Fare_log</w:t>
+        <w:t xml:space="preserve">Survived</w:t>
       </w:r>
       <w:r>
-        <w:t xml:space="preserve"> (10.7 %) y </w:t>
+        <w:t xml:space="preserve">, controlando por el tamaño del grupo, cae 17.3 % (0.324 → 0.268), y el de </w:t>
       </w:r>
       <w:r>
         <w:rPr>
           <w:rFonts w:ascii="Consolas" w:hAnsi="Consolas" w:eastAsia="Consolas"/>
           <w:sz w:val="19"/>
         </w:rPr>
-        <w:t>Fare_per_person_log</w:t>
+        <w:t xml:space="preserve">Fare_per_person_log</w:t>
       </w:r>
       <w:r>
-        <w:t xml:space="preserve"> (11.5 %). Por eso la preferencia por la segunda se apoya en su interpretabilidad conceptual, no en que aísle mejor el efecto del grupo (NB §VI.2).</w:t>
+        <w:t xml:space="preserve"> solo 2.3 % (0.315 → 0.307); con residuos lineales ambas caen ≈ 11 %. Su asociación marginal no supera a la de </w:t>
+      </w:r>
+      <w:r>
+        <w:rPr>
+          <w:rFonts w:ascii="Consolas" w:hAnsi="Consolas" w:eastAsia="Consolas"/>
+          <w:sz w:val="19"/>
+        </w:rPr>
+        <w:t xml:space="preserve">Fare_log</w:t>
+      </w:r>
+      <w:r>
+        <w:t xml:space="preserve"> (rango-biserial 0.373 frente a 0.384), así que se prefiere por interpretabilidad y menor confusión con el grupo, no por mayor relevancia (NB §VI.2).</w:t>
       </w:r>
     </w:p>
     <w:p>
@@ -1888,14 +1978,14 @@
         <w:jc w:val="both"/>
       </w:pPr>
       <w:r>
-        <w:t xml:space="preserve">(1) Relevancia analítica y predictiva frente a </w:t>
+        <w:t xml:space="preserve">(1) Relevancia frente a </w:t>
       </w:r>
       <w:r>
         <w:rPr>
           <w:rFonts w:ascii="Consolas" w:hAnsi="Consolas" w:eastAsia="Consolas"/>
           <w:sz w:val="19"/>
         </w:rPr>
-        <w:t>Survived</w:t>
+        <w:t xml:space="preserve">Survived</w:t>
       </w:r>
       <w:r>
         <w:t xml:space="preserve"> (V de Cramér, rango-biserial e información mutua, </w:t>
@@ -1904,19 +1994,19 @@
         <w:rPr>
           <w:i/>
         </w:rPr>
-        <w:t>MI</w:t>
+        <w:t xml:space="preserve">MI</w:t>
       </w:r>
       <w:r>
-        <w:t xml:space="preserve">); (2) redundancia con otras variables; (3) interpretabilidad; (4) consistencia, medida como estabilidad del ranking de </w:t>
+        <w:t xml:space="preserve">, en nats; Kraskov et al., 2004), con V leída según Cohen (1988): 0.10 débil, 0.30 moderada, 0.50 fuerte; (2) redundancia, exacta (se elimina) o parcial (se conserva y documenta); (3) interpretabilidad; (4) consistencia: estabilidad del ranking de </w:t>
       </w:r>
       <w:r>
         <w:rPr>
           <w:i/>
         </w:rPr>
-        <w:t>MI</w:t>
+        <w:t xml:space="preserve">MI</w:t>
       </w:r>
       <w:r>
-        <w:t xml:space="preserve"> con tres semillas. La decisión final se resume en la Tabla 3 y la relevancia en la Figura 2.</w:t>
+        <w:t xml:space="preserve"> en 21 semillas (criterios según Kuhn &amp; Johnson, 2019).</w:t>
       </w:r>
     </w:p>
     <w:p>
@@ -2105,14 +2195,14 @@
               <w:rPr>
                 <w:sz w:val="18"/>
               </w:rPr>
-              <w:t xml:space="preserve">Mayor relevancia (V = 0.627 y 0.570; </w:t>
+              <w:t xml:space="preserve">Mayor relevancia (V = 0.627 y 0.570, fuertes; </w:t>
             </w:r>
             <w:r>
               <w:rPr>
                 <w:i/>
                 <w:sz w:val="18"/>
               </w:rPr>
-              <w:t>MI</w:t>
+              <w:t xml:space="preserve">MI</w:t>
             </w:r>
             <w:r>
               <w:rPr>
@@ -2125,7 +2215,7 @@
                 <w:rFonts w:ascii="Consolas" w:hAnsi="Consolas" w:eastAsia="Consolas"/>
                 <w:sz w:val="15"/>
               </w:rPr>
-              <w:t>Title_agrupado</w:t>
+              <w:t xml:space="preserve">Title_agrupado</w:t>
             </w:r>
             <w:r>
               <w:rPr>
@@ -2135,29 +2225,29 @@
             </w:r>
             <w:r>
               <w:rPr>
-                <w:i/>
-                <w:sz w:val="18"/>
+                <w:rFonts w:ascii="Consolas" w:hAnsi="Consolas" w:eastAsia="Consolas"/>
+                <w:sz w:val="15"/>
               </w:rPr>
-              <w:t>Master</w:t>
+              <w:t xml:space="preserve">Master</w:t>
             </w:r>
             <w:r>
               <w:rPr>
                 <w:sz w:val="18"/>
               </w:rPr>
-              <w:t xml:space="preserve">), que </w:t>
+              <w:t xml:space="preserve">); su redundancia con </w:t>
             </w:r>
             <w:r>
               <w:rPr>
                 <w:rFonts w:ascii="Consolas" w:hAnsi="Consolas" w:eastAsia="Consolas"/>
                 <w:sz w:val="15"/>
               </w:rPr>
-              <w:t>Sex</w:t>
+              <w:t xml:space="preserve">Sex_Pclass</w:t>
             </w:r>
             <w:r>
               <w:rPr>
                 <w:sz w:val="18"/>
               </w:rPr>
-              <w:t xml:space="preserve"> no captura.</w:t>
+              <w:t xml:space="preserve"> es solo parcial (R² = 0.989).</w:t>
             </w:r>
           </w:p>
         </w:tc>
@@ -2198,7 +2288,7 @@
                 <w:rFonts w:ascii="Consolas" w:hAnsi="Consolas" w:eastAsia="Consolas"/>
                 <w:sz w:val="15"/>
               </w:rPr>
-              <w:t>Pclass</w:t>
+              <w:t xml:space="preserve">Fare_per_person_log</w:t>
             </w:r>
             <w:r>
               <w:rPr>
@@ -2211,7 +2301,7 @@
                 <w:rFonts w:ascii="Consolas" w:hAnsi="Consolas" w:eastAsia="Consolas"/>
                 <w:sz w:val="15"/>
               </w:rPr>
-              <w:t>Fare_per_person_log</w:t>
+              <w:t xml:space="preserve">FamilySize</w:t>
             </w:r>
             <w:r>
               <w:rPr>
@@ -2224,33 +2314,7 @@
                 <w:rFonts w:ascii="Consolas" w:hAnsi="Consolas" w:eastAsia="Consolas"/>
                 <w:sz w:val="15"/>
               </w:rPr>
-              <w:t>FamilySize</w:t>
-            </w:r>
-            <w:r>
-              <w:rPr>
-                <w:sz w:val="18"/>
-              </w:rPr>
-              <w:t xml:space="preserve">, </w:t>
-            </w:r>
-            <w:r>
-              <w:rPr>
-                <w:rFonts w:ascii="Consolas" w:hAnsi="Consolas" w:eastAsia="Consolas"/>
-                <w:sz w:val="15"/>
-              </w:rPr>
-              <w:t>TicketGroupSize</w:t>
-            </w:r>
-            <w:r>
-              <w:rPr>
-                <w:sz w:val="18"/>
-              </w:rPr>
-              <w:t xml:space="preserve">, </w:t>
-            </w:r>
-            <w:r>
-              <w:rPr>
-                <w:rFonts w:ascii="Consolas" w:hAnsi="Consolas" w:eastAsia="Consolas"/>
-                <w:sz w:val="15"/>
-              </w:rPr>
-              <w:t>Embarked_clean</w:t>
+              <w:t xml:space="preserve">TicketGroupSize</w:t>
             </w:r>
           </w:p>
         </w:tc>
@@ -2265,100 +2329,55 @@
             </w:pPr>
             <w:r>
               <w:rPr>
+                <w:rFonts w:ascii="Consolas" w:hAnsi="Consolas" w:eastAsia="Consolas"/>
+                <w:sz w:val="15"/>
+              </w:rPr>
+              <w:t xml:space="preserve">Fare_per_person_log</w:t>
+            </w:r>
+            <w:r>
+              <w:rPr>
                 <w:sz w:val="18"/>
               </w:rPr>
-              <w:t>Relevancia significativa e interpretable (</w:t>
+              <w:t xml:space="preserve">: asociación moderada (0.373), menos dependiente del grupo; reemplaza a </w:t>
             </w:r>
             <w:r>
               <w:rPr>
                 <w:rFonts w:ascii="Consolas" w:hAnsi="Consolas" w:eastAsia="Consolas"/>
                 <w:sz w:val="15"/>
               </w:rPr>
-              <w:t>Pclass</w:t>
+              <w:t xml:space="preserve">Fare_log</w:t>
             </w:r>
             <w:r>
               <w:rPr>
                 <w:sz w:val="18"/>
               </w:rPr>
-              <w:t xml:space="preserve"> V = 0.340; </w:t>
+              <w:t xml:space="preserve"> por interpretabilidad. </w:t>
             </w:r>
             <w:r>
               <w:rPr>
                 <w:rFonts w:ascii="Consolas" w:hAnsi="Consolas" w:eastAsia="Consolas"/>
                 <w:sz w:val="15"/>
               </w:rPr>
-              <w:t>Embarked_clean</w:t>
+              <w:t xml:space="preserve">FamilySize</w:t>
             </w:r>
             <w:r>
               <w:rPr>
                 <w:sz w:val="18"/>
               </w:rPr>
-              <w:t xml:space="preserve"> V = 0.171; </w:t>
+              <w:t xml:space="preserve"> (0.173; p = 8×10⁻⁷) y </w:t>
             </w:r>
             <w:r>
               <w:rPr>
                 <w:rFonts w:ascii="Consolas" w:hAnsi="Consolas" w:eastAsia="Consolas"/>
                 <w:sz w:val="15"/>
               </w:rPr>
-              <w:t>FamilySize</w:t>
+              <w:t xml:space="preserve">TicketGroupSize</w:t>
             </w:r>
             <w:r>
               <w:rPr>
                 <w:sz w:val="18"/>
               </w:rPr>
-              <w:t xml:space="preserve"> p = 8×10⁻⁷). </w:t>
-            </w:r>
-            <w:r>
-              <w:rPr>
-                <w:rFonts w:ascii="Consolas" w:hAnsi="Consolas" w:eastAsia="Consolas"/>
-                <w:sz w:val="15"/>
-              </w:rPr>
-              <w:t>FamilySize</w:t>
-            </w:r>
-            <w:r>
-              <w:rPr>
-                <w:sz w:val="18"/>
-              </w:rPr>
-              <w:t xml:space="preserve"> y </w:t>
-            </w:r>
-            <w:r>
-              <w:rPr>
-                <w:rFonts w:ascii="Consolas" w:hAnsi="Consolas" w:eastAsia="Consolas"/>
-                <w:sz w:val="15"/>
-              </w:rPr>
-              <w:t>TicketGroupSize</w:t>
-            </w:r>
-            <w:r>
-              <w:rPr>
-                <w:sz w:val="18"/>
-              </w:rPr>
-              <w:t xml:space="preserve"> describen conceptos distintos; </w:t>
-            </w:r>
-            <w:r>
-              <w:rPr>
-                <w:rFonts w:ascii="Consolas" w:hAnsi="Consolas" w:eastAsia="Consolas"/>
-                <w:sz w:val="15"/>
-              </w:rPr>
-              <w:t>Fare_per_person_log</w:t>
-            </w:r>
-            <w:r>
-              <w:rPr>
-                <w:sz w:val="18"/>
-              </w:rPr>
-              <w:t xml:space="preserve"> reemplaza a </w:t>
-            </w:r>
-            <w:r>
-              <w:rPr>
-                <w:rFonts w:ascii="Consolas" w:hAnsi="Consolas" w:eastAsia="Consolas"/>
-                <w:sz w:val="15"/>
-              </w:rPr>
-              <w:t>Fare_log</w:t>
-            </w:r>
-            <w:r>
-              <w:rPr>
-                <w:sz w:val="18"/>
-              </w:rPr>
-              <w:t>.</w:t>
+              <w:t xml:space="preserve"> (0.188; p = 6×10⁻⁸): débiles pero significativas y conceptos distintos (32.3 %).</w:t>
             </w:r>
           </w:p>
         </w:tc>
@@ -2399,7 +2418,7 @@
                 <w:rFonts w:ascii="Consolas" w:hAnsi="Consolas" w:eastAsia="Consolas"/>
                 <w:sz w:val="15"/>
               </w:rPr>
-              <w:t>AgeGroup</w:t>
+              <w:t xml:space="preserve">AgeGroup</w:t>
             </w:r>
             <w:r>
               <w:rPr>
@@ -2412,7 +2431,20 @@
                 <w:rFonts w:ascii="Consolas" w:hAnsi="Consolas" w:eastAsia="Consolas"/>
                 <w:sz w:val="15"/>
               </w:rPr>
-              <w:t>Deck_combinado</w:t>
+              <w:t xml:space="preserve">Embarked_clean</w:t>
+            </w:r>
+            <w:r>
+              <w:rPr>
+                <w:sz w:val="18"/>
+              </w:rPr>
+              <w:t xml:space="preserve">, </w:t>
+            </w:r>
+            <w:r>
+              <w:rPr>
+                <w:rFonts w:ascii="Consolas" w:hAnsi="Consolas" w:eastAsia="Consolas"/>
+                <w:sz w:val="15"/>
+              </w:rPr>
+              <w:t xml:space="preserve">Deck_combinado</w:t>
             </w:r>
           </w:p>
         </w:tc>
@@ -2430,39 +2462,65 @@
                 <w:rFonts w:ascii="Consolas" w:hAnsi="Consolas" w:eastAsia="Consolas"/>
                 <w:sz w:val="15"/>
               </w:rPr>
-              <w:t>AgeGroup</w:t>
+              <w:t xml:space="preserve">AgeGroup</w:t>
             </w:r>
             <w:r>
               <w:rPr>
                 <w:sz w:val="18"/>
               </w:rPr>
-              <w:t xml:space="preserve">: significativa (V = 0.137; p = 0.002) pero </w:t>
+              <w:t xml:space="preserve"> (V = 0.137) y </w:t>
+            </w:r>
+            <w:r>
+              <w:rPr>
+                <w:rFonts w:ascii="Consolas" w:hAnsi="Consolas" w:eastAsia="Consolas"/>
+                <w:sz w:val="15"/>
+              </w:rPr>
+              <w:t xml:space="preserve">Embarked_clean</w:t>
+            </w:r>
+            <w:r>
+              <w:rPr>
+                <w:sz w:val="18"/>
+              </w:rPr>
+              <w:t xml:space="preserve"> (V = 0.171): asociación débil e </w:t>
             </w:r>
             <w:r>
               <w:rPr>
                 <w:i/>
                 <w:sz w:val="18"/>
               </w:rPr>
-              <w:t>MI</w:t>
+              <w:t xml:space="preserve">MI</w:t>
             </w:r>
             <w:r>
               <w:rPr>
                 <w:sz w:val="18"/>
               </w:rPr>
-              <w:t xml:space="preserve"> marginal; se mantiene por su sentido sustantivo («niños primero»). </w:t>
+              <w:t xml:space="preserve"> marginal (0.009 y 0.014); se mantienen por sentido sustantivo; el puerto refleja en parte la clase (V con </w:t>
             </w:r>
             <w:r>
               <w:rPr>
                 <w:rFonts w:ascii="Consolas" w:hAnsi="Consolas" w:eastAsia="Consolas"/>
                 <w:sz w:val="15"/>
               </w:rPr>
-              <w:t>Deck_combinado</w:t>
+              <w:t xml:space="preserve">Pclass</w:t>
             </w:r>
             <w:r>
               <w:rPr>
                 <w:sz w:val="18"/>
               </w:rPr>
-              <w:t>: V = 0.334, pero ~77 % es «Desconocida».</w:t>
+              <w:t xml:space="preserve"> = 0.262). </w:t>
+            </w:r>
+            <w:r>
+              <w:rPr>
+                <w:rFonts w:ascii="Consolas" w:hAnsi="Consolas" w:eastAsia="Consolas"/>
+                <w:sz w:val="15"/>
+              </w:rPr>
+              <w:t xml:space="preserve">Deck_combinado</w:t>
+            </w:r>
+            <w:r>
+              <w:rPr>
+                <w:sz w:val="18"/>
+              </w:rPr>
+              <w:t xml:space="preserve">: V = 0.334 (moderada), pero 27.8 % de celdas esperadas &lt; 5 y 77.1 % «Desconocida» (no imputada).</w:t>
             </w:r>
           </w:p>
         </w:tc>
@@ -2503,7 +2561,7 @@
                 <w:rFonts w:ascii="Consolas" w:hAnsi="Consolas" w:eastAsia="Consolas"/>
                 <w:sz w:val="15"/>
               </w:rPr>
-              <w:t>Age_clean</w:t>
+              <w:t xml:space="preserve">Pclass</w:t>
             </w:r>
             <w:r>
               <w:rPr>
@@ -2516,7 +2574,7 @@
                 <w:rFonts w:ascii="Consolas" w:hAnsi="Consolas" w:eastAsia="Consolas"/>
                 <w:sz w:val="15"/>
               </w:rPr>
-              <w:t>Sex_bin</w:t>
+              <w:t xml:space="preserve">Age_clean</w:t>
             </w:r>
             <w:r>
               <w:rPr>
@@ -2529,7 +2587,7 @@
                 <w:rFonts w:ascii="Consolas" w:hAnsi="Consolas" w:eastAsia="Consolas"/>
                 <w:sz w:val="15"/>
               </w:rPr>
-              <w:t>Fare_log</w:t>
+              <w:t xml:space="preserve">Sex_bin</w:t>
             </w:r>
             <w:r>
               <w:rPr>
@@ -2542,7 +2600,7 @@
                 <w:rFonts w:ascii="Consolas" w:hAnsi="Consolas" w:eastAsia="Consolas"/>
                 <w:sz w:val="15"/>
               </w:rPr>
-              <w:t>FareBand</w:t>
+              <w:t xml:space="preserve">Fare_log</w:t>
             </w:r>
             <w:r>
               <w:rPr>
@@ -2555,7 +2613,7 @@
                 <w:rFonts w:ascii="Consolas" w:hAnsi="Consolas" w:eastAsia="Consolas"/>
                 <w:sz w:val="15"/>
               </w:rPr>
-              <w:t>IsAlone</w:t>
+              <w:t xml:space="preserve">FareBand</w:t>
             </w:r>
             <w:r>
               <w:rPr>
@@ -2568,7 +2626,7 @@
                 <w:rFonts w:ascii="Consolas" w:hAnsi="Consolas" w:eastAsia="Consolas"/>
                 <w:sz w:val="15"/>
               </w:rPr>
-              <w:t>class</w:t>
+              <w:t xml:space="preserve">IsAlone</w:t>
             </w:r>
             <w:r>
               <w:rPr>
@@ -2581,7 +2639,7 @@
                 <w:rFonts w:ascii="Consolas" w:hAnsi="Consolas" w:eastAsia="Consolas"/>
                 <w:sz w:val="15"/>
               </w:rPr>
-              <w:t>who</w:t>
+              <w:t xml:space="preserve">Age_registrada</w:t>
             </w:r>
             <w:r>
               <w:rPr>
@@ -2594,7 +2652,7 @@
                 <w:rFonts w:ascii="Consolas" w:hAnsi="Consolas" w:eastAsia="Consolas"/>
                 <w:sz w:val="15"/>
               </w:rPr>
-              <w:t>adult_male</w:t>
+              <w:t xml:space="preserve">Cabin_registrada</w:t>
             </w:r>
             <w:r>
               <w:rPr>
@@ -2607,7 +2665,7 @@
                 <w:rFonts w:ascii="Consolas" w:hAnsi="Consolas" w:eastAsia="Consolas"/>
                 <w:sz w:val="15"/>
               </w:rPr>
-              <w:t>deck</w:t>
+              <w:t xml:space="preserve">class</w:t>
             </w:r>
             <w:r>
               <w:rPr>
@@ -2620,7 +2678,7 @@
                 <w:rFonts w:ascii="Consolas" w:hAnsi="Consolas" w:eastAsia="Consolas"/>
                 <w:sz w:val="15"/>
               </w:rPr>
-              <w:t>embark_town</w:t>
+              <w:t xml:space="preserve">who</w:t>
             </w:r>
             <w:r>
               <w:rPr>
@@ -2633,7 +2691,46 @@
                 <w:rFonts w:ascii="Consolas" w:hAnsi="Consolas" w:eastAsia="Consolas"/>
                 <w:sz w:val="15"/>
               </w:rPr>
-              <w:t>alone</w:t>
+              <w:t xml:space="preserve">adult_male</w:t>
+            </w:r>
+            <w:r>
+              <w:rPr>
+                <w:sz w:val="18"/>
+              </w:rPr>
+              <w:t xml:space="preserve">, </w:t>
+            </w:r>
+            <w:r>
+              <w:rPr>
+                <w:rFonts w:ascii="Consolas" w:hAnsi="Consolas" w:eastAsia="Consolas"/>
+                <w:sz w:val="15"/>
+              </w:rPr>
+              <w:t xml:space="preserve">deck</w:t>
+            </w:r>
+            <w:r>
+              <w:rPr>
+                <w:sz w:val="18"/>
+              </w:rPr>
+              <w:t xml:space="preserve">, </w:t>
+            </w:r>
+            <w:r>
+              <w:rPr>
+                <w:rFonts w:ascii="Consolas" w:hAnsi="Consolas" w:eastAsia="Consolas"/>
+                <w:sz w:val="15"/>
+              </w:rPr>
+              <w:t xml:space="preserve">embark_town</w:t>
+            </w:r>
+            <w:r>
+              <w:rPr>
+                <w:sz w:val="18"/>
+              </w:rPr>
+              <w:t xml:space="preserve">, </w:t>
+            </w:r>
+            <w:r>
+              <w:rPr>
+                <w:rFonts w:ascii="Consolas" w:hAnsi="Consolas" w:eastAsia="Consolas"/>
+                <w:sz w:val="15"/>
+              </w:rPr>
+              <w:t xml:space="preserve">alone</w:t>
             </w:r>
           </w:p>
         </w:tc>
@@ -2651,33 +2748,20 @@
                 <w:rFonts w:ascii="Consolas" w:hAnsi="Consolas" w:eastAsia="Consolas"/>
                 <w:sz w:val="15"/>
               </w:rPr>
-              <w:t>Age_clean</w:t>
+              <w:t xml:space="preserve">Pclass</w:t>
             </w:r>
             <w:r>
               <w:rPr>
                 <w:sz w:val="18"/>
               </w:rPr>
-              <w:t xml:space="preserve">: sin diferencia con </w:t>
+              <w:t xml:space="preserve">: combinación lineal exacta de </w:t>
             </w:r>
             <w:r>
               <w:rPr>
                 <w:rFonts w:ascii="Consolas" w:hAnsi="Consolas" w:eastAsia="Consolas"/>
                 <w:sz w:val="15"/>
               </w:rPr>
-              <w:t>Survived</w:t>
-            </w:r>
-            <w:r>
-              <w:rPr>
-                <w:sz w:val="18"/>
-              </w:rPr>
-              <w:t xml:space="preserve"> (Mann-Whitney p = 0.25); su señal útil queda en </w:t>
-            </w:r>
-            <w:r>
-              <w:rPr>
-                <w:rFonts w:ascii="Consolas" w:hAnsi="Consolas" w:eastAsia="Consolas"/>
-                <w:sz w:val="15"/>
-              </w:rPr>
-              <w:t>AgeGroup</w:t>
+              <w:t xml:space="preserve">Sex_Pclass</w:t>
             </w:r>
             <w:r>
               <w:rPr>
@@ -2690,7 +2774,33 @@
                 <w:rFonts w:ascii="Consolas" w:hAnsi="Consolas" w:eastAsia="Consolas"/>
                 <w:sz w:val="15"/>
               </w:rPr>
-              <w:t>Sex_bin</w:t>
+              <w:t xml:space="preserve">IsAlone</w:t>
+            </w:r>
+            <w:r>
+              <w:rPr>
+                <w:sz w:val="18"/>
+              </w:rPr>
+              <w:t xml:space="preserve">: función de </w:t>
+            </w:r>
+            <w:r>
+              <w:rPr>
+                <w:rFonts w:ascii="Consolas" w:hAnsi="Consolas" w:eastAsia="Consolas"/>
+                <w:sz w:val="15"/>
+              </w:rPr>
+              <w:t xml:space="preserve">FamilySize</w:t>
+            </w:r>
+            <w:r>
+              <w:rPr>
+                <w:sz w:val="18"/>
+              </w:rPr>
+              <w:t xml:space="preserve">. </w:t>
+            </w:r>
+            <w:r>
+              <w:rPr>
+                <w:rFonts w:ascii="Consolas" w:hAnsi="Consolas" w:eastAsia="Consolas"/>
+                <w:sz w:val="15"/>
+              </w:rPr>
+              <w:t xml:space="preserve">Sex_bin</w:t>
             </w:r>
             <w:r>
               <w:rPr>
@@ -2703,7 +2813,7 @@
                 <w:rFonts w:ascii="Consolas" w:hAnsi="Consolas" w:eastAsia="Consolas"/>
                 <w:sz w:val="15"/>
               </w:rPr>
-              <w:t>Title_agrupado</w:t>
+              <w:t xml:space="preserve">Title_agrupado</w:t>
             </w:r>
             <w:r>
               <w:rPr>
@@ -2716,7 +2826,7 @@
                 <w:rFonts w:ascii="Consolas" w:hAnsi="Consolas" w:eastAsia="Consolas"/>
                 <w:sz w:val="15"/>
               </w:rPr>
-              <w:t>Fare_log</w:t>
+              <w:t xml:space="preserve">Fare_log</w:t>
             </w:r>
             <w:r>
               <w:rPr>
@@ -2729,7 +2839,7 @@
                 <w:rFonts w:ascii="Consolas" w:hAnsi="Consolas" w:eastAsia="Consolas"/>
                 <w:sz w:val="15"/>
               </w:rPr>
-              <w:t>FareBand</w:t>
+              <w:t xml:space="preserve">FareBand</w:t>
             </w:r>
             <w:r>
               <w:rPr>
@@ -2742,7 +2852,7 @@
                 <w:rFonts w:ascii="Consolas" w:hAnsi="Consolas" w:eastAsia="Consolas"/>
                 <w:sz w:val="15"/>
               </w:rPr>
-              <w:t>Fare_per_person_log</w:t>
+              <w:t xml:space="preserve">Fare_per_person_log</w:t>
             </w:r>
             <w:r>
               <w:rPr>
@@ -2755,26 +2865,65 @@
                 <w:rFonts w:ascii="Consolas" w:hAnsi="Consolas" w:eastAsia="Consolas"/>
                 <w:sz w:val="15"/>
               </w:rPr>
-              <w:t>IsAlone</w:t>
+              <w:t xml:space="preserve">Age_clean</w:t>
             </w:r>
             <w:r>
               <w:rPr>
                 <w:sz w:val="18"/>
               </w:rPr>
-              <w:t xml:space="preserve">: función determinística de </w:t>
+              <w:t xml:space="preserve">: Mann-Whitney p = 0.25, pero su </w:t>
+            </w:r>
+            <w:r>
+              <w:rPr>
+                <w:i/>
+                <w:sz w:val="18"/>
+              </w:rPr>
+              <w:t xml:space="preserve">MI</w:t>
+            </w:r>
+            <w:r>
+              <w:rPr>
+                <w:sz w:val="18"/>
+              </w:rPr>
+              <w:t xml:space="preserve"> supera a la de </w:t>
             </w:r>
             <w:r>
               <w:rPr>
                 <w:rFonts w:ascii="Consolas" w:hAnsi="Consolas" w:eastAsia="Consolas"/>
                 <w:sz w:val="15"/>
               </w:rPr>
-              <w:t>FamilySize</w:t>
+              <w:t xml:space="preserve">AgeGroup</w:t>
             </w:r>
             <w:r>
               <w:rPr>
                 <w:sz w:val="18"/>
               </w:rPr>
-              <w:t>. Las seis columnas de seaborn-data se reconstruyen al 100 % desde columnas propias.</w:t>
+              <w:t xml:space="preserve">; se descarta por imputación (19.9 %) e interpretabilidad (a revalidar). </w:t>
+            </w:r>
+            <w:r>
+              <w:rPr>
+                <w:rFonts w:ascii="Consolas" w:hAnsi="Consolas" w:eastAsia="Consolas"/>
+                <w:sz w:val="15"/>
+              </w:rPr>
+              <w:t xml:space="preserve">Age_registrada</w:t>
+            </w:r>
+            <w:r>
+              <w:rPr>
+                <w:sz w:val="18"/>
+              </w:rPr>
+              <w:t xml:space="preserve"> y </w:t>
+            </w:r>
+            <w:r>
+              <w:rPr>
+                <w:rFonts w:ascii="Consolas" w:hAnsi="Consolas" w:eastAsia="Consolas"/>
+                <w:sz w:val="15"/>
+              </w:rPr>
+              <w:t xml:space="preserve">Cabin_registrada</w:t>
+            </w:r>
+            <w:r>
+              <w:rPr>
+                <w:sz w:val="18"/>
+              </w:rPr>
+              <w:t xml:space="preserve">: sin señal nueva. Las de seaborn-data se reconstruyen al 100 %.</w:t>
             </w:r>
           </w:p>
         </w:tc>
@@ -2797,7 +2946,7 @@
           <w:i/>
           <w:sz w:val="19"/>
         </w:rPr>
-        <w:t xml:space="preserve">Información mutua de las variables candidatas frente a </w:t>
+        <w:t xml:space="preserve">Información mutua (nats) de las variables candidatas frente a </w:t>
       </w:r>
       <w:r>
         <w:rPr>
@@ -2824,7 +2973,7 @@
       <w:r>
         <w:drawing>
           <wp:inline xmlns:a="http://schemas.openxmlformats.org/drawingml/2006/main" xmlns:pic="http://schemas.openxmlformats.org/drawingml/2006/picture">
-            <wp:extent cx="2560320" cy="1785583"/>
+            <wp:extent cx="2194560" cy="1530500"/>
             <wp:docPr id="3" name="Picture 3"/>
             <wp:cNvGraphicFramePr>
               <a:graphicFrameLocks noChangeAspect="1"/>
@@ -2845,7 +2994,7 @@
                   <pic:spPr>
                     <a:xfrm>
                       <a:off x="0" y="0"/>
-                      <a:ext cx="2560320" cy="1785583"/>
+                      <a:ext cx="2194560" cy="1530500"/>
                     </a:xfrm>
                     <a:prstGeom prst="rect"/>
                   </pic:spPr>
@@ -2861,14 +3010,14 @@
         <w:jc w:val="both"/>
       </w:pPr>
       <w:r>
-        <w:t xml:space="preserve">El extremo superior del ranking es estable ante la semilla: </w:t>
+        <w:t xml:space="preserve">El ranking es estable en 21 semillas: </w:t>
       </w:r>
       <w:r>
         <w:rPr>
           <w:rFonts w:ascii="Consolas" w:hAnsi="Consolas" w:eastAsia="Consolas"/>
           <w:sz w:val="19"/>
         </w:rPr>
-        <w:t>Sex_Pclass</w:t>
+        <w:t xml:space="preserve">Sex_Pclass</w:t>
       </w:r>
       <w:r>
         <w:t xml:space="preserve">, </w:t>
@@ -2878,7 +3027,7 @@
           <w:rFonts w:ascii="Consolas" w:hAnsi="Consolas" w:eastAsia="Consolas"/>
           <w:sz w:val="19"/>
         </w:rPr>
-        <w:t>Title_agrupado</w:t>
+        <w:t xml:space="preserve">Title_agrupado</w:t>
       </w:r>
       <w:r>
         <w:t xml:space="preserve"> y </w:t>
@@ -2888,17 +3037,17 @@
           <w:rFonts w:ascii="Consolas" w:hAnsi="Consolas" w:eastAsia="Consolas"/>
           <w:sz w:val="19"/>
         </w:rPr>
-        <w:t>Fare_per_person_log</w:t>
+        <w:t xml:space="preserve">Fare_per_person_log</w:t>
       </w:r>
       <w:r>
-        <w:t xml:space="preserve"> son siempre las tres primeras (esta última entre 0.096 y 0.117), y </w:t>
+        <w:t xml:space="preserve"> son siempre las tres primeras, y </w:t>
       </w:r>
       <w:r>
         <w:rPr>
           <w:rFonts w:ascii="Consolas" w:hAnsi="Consolas" w:eastAsia="Consolas"/>
           <w:sz w:val="19"/>
         </w:rPr>
-        <w:t>AgeGroup</w:t>
+        <w:t xml:space="preserve">AgeGroup</w:t>
       </w:r>
       <w:r>
         <w:t xml:space="preserve"> y </w:t>
@@ -2908,19 +3057,39 @@
           <w:rFonts w:ascii="Consolas" w:hAnsi="Consolas" w:eastAsia="Consolas"/>
           <w:sz w:val="19"/>
         </w:rPr>
-        <w:t>Embarked_clean</w:t>
+        <w:t xml:space="preserve">Embarked_clean</w:t>
       </w:r>
       <w:r>
-        <w:t xml:space="preserve"> las últimas. En el tramo intermedio los valores continuos son inestables, por lo que </w:t>
+        <w:t xml:space="preserve"> las últimas. Solo las continuas (</w:t>
       </w:r>
       <w:r>
         <w:rPr>
-          <w:b/>
+          <w:rFonts w:ascii="Consolas" w:hAnsi="Consolas" w:eastAsia="Consolas"/>
+          <w:sz w:val="19"/>
         </w:rPr>
-        <w:t>no se usó la cifra puntual de MI para decidir</w:t>
+        <w:t xml:space="preserve">Fare_per_person_log</w:t>
       </w:r>
       <w:r>
-        <w:t>: los descartes se fundan en redundancia estructural o en el resultado de las pruebas de fases previas.</w:t>
+        <w:t xml:space="preserve">: 0.092–0.122; </w:t>
+      </w:r>
+      <w:r>
+        <w:rPr>
+          <w:rFonts w:ascii="Consolas" w:hAnsi="Consolas" w:eastAsia="Consolas"/>
+          <w:sz w:val="19"/>
+        </w:rPr>
+        <w:t xml:space="preserve">Age_clean</w:t>
+      </w:r>
+      <w:r>
+        <w:t xml:space="preserve">: 0.016–0.070) varían con la semilla; los conteos se tratan como discretos. Como la </w:t>
+      </w:r>
+      <w:r>
+        <w:rPr>
+          <w:i/>
+        </w:rPr>
+        <w:t xml:space="preserve">MI</w:t>
+      </w:r>
+      <w:r>
+        <w:t xml:space="preserve"> mezcla dos estimadores no comparables, se lee como orden aproximado y no decide sola los descartes.</w:t>
       </w:r>
     </w:p>
     <w:p>
@@ -2945,27 +3114,27 @@
         <w:jc w:val="both"/>
       </w:pPr>
       <w:r>
-        <w:t>El notebook está ejecutado de punta a punta, con rutas relativas y semilla fija (</w:t>
+        <w:t xml:space="preserve">El notebook está ejecutado de punta a punta, con rutas relativas, semilla fija (</w:t>
       </w:r>
       <w:r>
         <w:rPr>
           <w:rFonts w:ascii="Consolas" w:hAnsi="Consolas" w:eastAsia="Consolas"/>
           <w:sz w:val="19"/>
         </w:rPr>
-        <w:t>RANDOM_STATE = 42</w:t>
+        <w:t xml:space="preserve">RANDOM_STATE = 42</w:t>
       </w:r>
       <w:r>
-        <w:t xml:space="preserve">); las dependencias están en </w:t>
+        <w:t xml:space="preserve">) y </w:t>
       </w:r>
       <w:r>
         <w:rPr>
           <w:rFonts w:ascii="Consolas" w:hAnsi="Consolas" w:eastAsia="Consolas"/>
           <w:sz w:val="19"/>
         </w:rPr>
-        <w:t>requirements.txt</w:t>
+        <w:t xml:space="preserve">requirements.txt</w:t>
       </w:r>
       <w:r>
-        <w:t>. Cada acción queda en una bitácora de 8 pasos con su efecto verificable (NB §VII) y las decisiones de selección, en la tabla de NB §VI.4. Las secciones del notebook siguen el orden de las instrucciones (encabezado → carga → revisión → transformaciones → derivadas → selección → documentación → resultado → cierre), con celdas de código y narrativa alternadas.</w:t>
+        <w:t xml:space="preserve">. Cada acción queda en una bitácora de 10 pasos (NB §VII), las decisiones en NB §VI.4 (cifras calculadas en el notebook) y el destino de las 36 columnas en NB §VI.5. Se usaron pandas (McKinney, 2010), SciPy (Virtanen et al., 2020), scikit-learn (Pedregosa et al., 2011), seaborn (Waskom, 2021) y la lógica de EDA mínimo viable del curso (Paraíso, 2026).</w:t>
       </w:r>
     </w:p>
     <w:p>
@@ -3139,7 +3308,7 @@
               <w:rPr>
                 <w:sz w:val="18"/>
               </w:rPr>
-              <w:t>I. Problema; II. Dataset y recorrido; III. Hallazgos previos</w:t>
+              <w:t xml:space="preserve">I. Problema; II. Dataset y recorrido; III. Hallazgos</w:t>
             </w:r>
           </w:p>
         </w:tc>
@@ -3195,7 +3364,7 @@
               <w:rPr>
                 <w:sz w:val="18"/>
               </w:rPr>
-              <w:t>IV. Transformaciones y variables derivadas</w:t>
+              <w:t xml:space="preserve">IV. Transformaciones y derivadas</w:t>
             </w:r>
           </w:p>
         </w:tc>
@@ -3251,7 +3420,7 @@
               <w:rPr>
                 <w:sz w:val="18"/>
               </w:rPr>
-              <w:t>IV. Transformaciones y variables derivadas</w:t>
+              <w:t xml:space="preserve">IV. Transformaciones y derivadas</w:t>
             </w:r>
           </w:p>
         </w:tc>
@@ -3498,19 +3667,19 @@
         <w:rPr>
           <w:b/>
         </w:rPr>
-        <w:t>Decisiones técnicas.</w:t>
+        <w:t xml:space="preserve">Decisiones técnicas.</w:t>
       </w:r>
       <w:r>
-        <w:t xml:space="preserve"> Escalado robusto por atípicos legítimos, dos variables derivadas con evidencia cuantitativa, eliminación de redundancias y codificación </w:t>
+        <w:t xml:space="preserve"> Escalado robusto de variables con colas legítimas, dos variables derivadas con evidencia cuantitativa, eliminación de redundancias exactas y codificación </w:t>
       </w:r>
       <w:r>
         <w:rPr>
           <w:i/>
         </w:rPr>
-        <w:t>one-hot</w:t>
+        <w:t xml:space="preserve">one-hot</w:t>
       </w:r>
       <w:r>
-        <w:t xml:space="preserve"> de las nominales (NB §VIII).</w:t>
+        <w:t xml:space="preserve"> con categoría de referencia (NB §VIII).</w:t>
       </w:r>
     </w:p>
     <w:p>
@@ -3522,17 +3691,17 @@
         <w:rPr>
           <w:b/>
         </w:rPr>
-        <w:t>Mejoras en el dataset.</w:t>
+        <w:t xml:space="preserve">Mejoras en el dataset.</w:t>
       </w:r>
       <w:r>
-        <w:t xml:space="preserve"> De 891 × 32 a 891 × 30 columnas (28 características más </w:t>
+        <w:t xml:space="preserve"> De 891 × 32 a 891 × 29 columnas (27 características más </w:t>
       </w:r>
       <w:r>
         <w:rPr>
           <w:rFonts w:ascii="Consolas" w:hAnsi="Consolas" w:eastAsia="Consolas"/>
           <w:sz w:val="19"/>
         </w:rPr>
-        <w:t>PassengerId</w:t>
+        <w:t xml:space="preserve">PassengerId</w:t>
       </w:r>
       <w:r>
         <w:t xml:space="preserve"> y </w:t>
@@ -3542,10 +3711,10 @@
           <w:rFonts w:ascii="Consolas" w:hAnsi="Consolas" w:eastAsia="Consolas"/>
           <w:sz w:val="19"/>
         </w:rPr>
-        <w:t>Survived</w:t>
+        <w:t xml:space="preserve">Survived</w:t>
       </w:r>
       <w:r>
-        <w:t>): se eliminó la duplicación de señal (6 columnas heredadas de seaborn-data y 5 propias descartadas), se añadieron 2 variables derivadas y no quedan valores faltantes.</w:t>
+        <w:t xml:space="preserve">): las 36 columnas disponibles (32 más 4 nuevas) tienen destino documentado, sin valores faltantes ni colinealidad exacta.</w:t>
       </w:r>
     </w:p>
     <w:p>
@@ -3557,20 +3726,30 @@
         <w:rPr>
           <w:b/>
         </w:rPr>
-        <w:t>Valor para el modelamiento.</w:t>
+        <w:t xml:space="preserve">Valor para el modelamiento.</w:t>
       </w:r>
       <w:r>
-        <w:t xml:space="preserve"> El conjunto está codificado y escalado, con pocas variables justificadas una a una y sin fuga hacia el objetivo. La señal dominante (sexo × clase, título y tarifa por persona) sugiere modelos de referencia como regresión logística regularizada o árboles, y </w:t>
+        <w:t xml:space="preserve"> El conjunto está codificado y escalado, con pocas variables justificadas, sin fuga ni colinealidad exacta. La señal dominante (sexo × clase, título, tarifa por persona) sugiere como referencia regresión logística regularizada o árboles; </w:t>
       </w:r>
       <w:r>
         <w:rPr>
           <w:rFonts w:ascii="Consolas" w:hAnsi="Consolas" w:eastAsia="Consolas"/>
           <w:sz w:val="19"/>
         </w:rPr>
-        <w:t>Sex_Pclass</w:t>
+        <w:t xml:space="preserve">Sex_Pclass</w:t>
       </w:r>
       <w:r>
-        <w:t xml:space="preserve"> permite que un modelo lineal capture el efecto no aditivo sin depender de interacciones automáticas.</w:t>
+        <w:t xml:space="preserve"> permite a un modelo lineal capturar el efecto no aditivo. </w:t>
+      </w:r>
+      <w:r>
+        <w:rPr>
+          <w:rFonts w:ascii="Consolas" w:hAnsi="Consolas" w:eastAsia="Consolas"/>
+          <w:sz w:val="19"/>
+        </w:rPr>
+        <w:t xml:space="preserve">PassengerId</w:t>
+      </w:r>
+      <w:r>
+        <w:t xml:space="preserve"> debe excluirse.</w:t>
       </w:r>
     </w:p>
     <w:p>
@@ -3605,39 +3784,29 @@
         <w:rPr>
           <w:b/>
         </w:rPr>
-        <w:t>Decisiones.</w:t>
+        <w:t xml:space="preserve">Decisiones.</w:t>
       </w:r>
       <w:r>
-        <w:t xml:space="preserve"> Se reutilizó el dataset de las Fases 2-3 y no se entrenó ningún modelo. La interacción </w:t>
+        <w:t xml:space="preserve"> Se reutilizó el dataset de las Fases 2-3 sin entrenar modelos; la interacción </w:t>
       </w:r>
       <w:r>
         <w:rPr>
           <w:rFonts w:ascii="Consolas" w:hAnsi="Consolas" w:eastAsia="Consolas"/>
           <w:sz w:val="19"/>
         </w:rPr>
-        <w:t>Sex_Pclass</w:t>
+        <w:t xml:space="preserve">Sex_Pclass</w:t>
       </w:r>
       <w:r>
-        <w:t xml:space="preserve"> se validó con un test formal y la </w:t>
+        <w:t xml:space="preserve"> se validó con un test formal, la </w:t>
       </w:r>
       <w:r>
         <w:rPr>
           <w:i/>
         </w:rPr>
-        <w:t>MI</w:t>
+        <w:t xml:space="preserve">MI</w:t>
       </w:r>
       <w:r>
-        <w:t xml:space="preserve"> se acompañó de una prueba de estabilidad. Se distinguió significancia estadística de relevancia práctica (p. ej. </w:t>
-      </w:r>
-      <w:r>
-        <w:rPr>
-          <w:rFonts w:ascii="Consolas" w:hAnsi="Consolas" w:eastAsia="Consolas"/>
-          <w:sz w:val="19"/>
-        </w:rPr>
-        <w:t>AgeGroup</w:t>
-      </w:r>
-      <w:r>
-        <w:t>).</w:t>
+        <w:t xml:space="preserve"> con una prueba de estabilidad y la redundancia con un criterio único (exacta: se elimina; parcial: se documenta).</w:t>
       </w:r>
     </w:p>
     <w:p>
@@ -3649,7 +3818,7 @@
         <w:rPr>
           <w:b/>
         </w:rPr>
-        <w:t>Supuestos.</w:t>
+        <w:t xml:space="preserve">Supuestos.</w:t>
       </w:r>
       <w:r>
         <w:t xml:space="preserve"> Los 15 registros con </w:t>
@@ -3659,19 +3828,29 @@
           <w:rFonts w:ascii="Consolas" w:hAnsi="Consolas" w:eastAsia="Consolas"/>
           <w:sz w:val="19"/>
         </w:rPr>
-        <w:t>Fare</w:t>
+        <w:t xml:space="preserve">Fare</w:t>
       </w:r>
       <w:r>
-        <w:t xml:space="preserve"> = 0 (todos varones) se asumen tarifa legítima del dominio, no dato faltante, y se conservan; esto no se puede confirmar con los datos. Se asume que los criterios usados bastan para una selección </w:t>
+        <w:t xml:space="preserve"> = 0 (todos varones) se asumen tarifa legítima y se conservan (no verificable con los datos). Los criterios bastan para una selección </w:t>
       </w:r>
       <w:r>
         <w:rPr>
           <w:i/>
         </w:rPr>
-        <w:t>preliminar</w:t>
+        <w:t xml:space="preserve">preliminar</w:t>
       </w:r>
       <w:r>
-        <w:t>, que debe revalidarse con el desempeño de un modelo.</w:t>
+        <w:t xml:space="preserve">, a revalidar con un modelo (en particular el descarte de </w:t>
+      </w:r>
+      <w:r>
+        <w:rPr>
+          <w:rFonts w:ascii="Consolas" w:hAnsi="Consolas" w:eastAsia="Consolas"/>
+          <w:sz w:val="19"/>
+        </w:rPr>
+        <w:t xml:space="preserve">Age_clean</w:t>
+      </w:r>
+      <w:r>
+        <w:t xml:space="preserve">).</w:t>
       </w:r>
     </w:p>
     <w:p>
@@ -3683,7 +3862,7 @@
         <w:rPr>
           <w:b/>
         </w:rPr>
-        <w:t>Limitaciones.</w:t>
+        <w:t xml:space="preserve">Limitaciones.</w:t>
       </w:r>
       <w:r>
         <w:t xml:space="preserve"> </w:t>
@@ -3693,20 +3872,60 @@
           <w:rFonts w:ascii="Consolas" w:hAnsi="Consolas" w:eastAsia="Consolas"/>
           <w:sz w:val="19"/>
         </w:rPr>
-        <w:t>Deck_combinado</w:t>
+        <w:t xml:space="preserve">Deck_combinado</w:t>
       </w:r>
       <w:r>
-        <w:t xml:space="preserve"> es ~77 % «Desconocida»; la evidencia es univariada y no descarta otras interacciones; con 891 casos, los subgrupos pequeños son frágiles. El </w:t>
+        <w:t xml:space="preserve"> es 77.1 % «Desconocida» (categoría explícita, no imputada), con 27.8 % de celdas esperadas &lt; 5 y categorías casi vacías (</w:t>
       </w:r>
       <w:r>
         <w:rPr>
           <w:rFonts w:ascii="Consolas" w:hAnsi="Consolas" w:eastAsia="Consolas"/>
           <w:sz w:val="19"/>
         </w:rPr>
-        <w:t>RobustScaler</w:t>
+        <w:t xml:space="preserve">T</w:t>
       </w:r>
       <w:r>
-        <w:t xml:space="preserve"> se ajustó sobre todos los registros: al modelar deberá ajustarse solo con los datos de entrenamiento (dentro de la validación cruzada) para evitar fuga de información.</w:t>
+        <w:t xml:space="preserve">, 1 caso; </w:t>
+      </w:r>
+      <w:r>
+        <w:rPr>
+          <w:rFonts w:ascii="Consolas" w:hAnsi="Consolas" w:eastAsia="Consolas"/>
+          <w:sz w:val="19"/>
+        </w:rPr>
+        <w:t xml:space="preserve">G</w:t>
+      </w:r>
+      <w:r>
+        <w:t xml:space="preserve">, 4); persiste redundancia parcial entre </w:t>
+      </w:r>
+      <w:r>
+        <w:rPr>
+          <w:rFonts w:ascii="Consolas" w:hAnsi="Consolas" w:eastAsia="Consolas"/>
+          <w:sz w:val="19"/>
+        </w:rPr>
+        <w:t xml:space="preserve">Title_agrupado</w:t>
+      </w:r>
+      <w:r>
+        <w:t xml:space="preserve"> y </w:t>
+      </w:r>
+      <w:r>
+        <w:rPr>
+          <w:rFonts w:ascii="Consolas" w:hAnsi="Consolas" w:eastAsia="Consolas"/>
+          <w:sz w:val="19"/>
+        </w:rPr>
+        <w:t xml:space="preserve">Sex_Pclass</w:t>
+      </w:r>
+      <w:r>
+        <w:t xml:space="preserve">; la evidencia es univariada y con 891 casos los subgrupos son frágiles. El </w:t>
+      </w:r>
+      <w:r>
+        <w:rPr>
+          <w:rFonts w:ascii="Consolas" w:hAnsi="Consolas" w:eastAsia="Consolas"/>
+          <w:sz w:val="19"/>
+        </w:rPr>
+        <w:t xml:space="preserve">RobustScaler</w:t>
+      </w:r>
+      <w:r>
+        <w:t xml:space="preserve"> se ajustó con todos los registros: al modelar deberá ajustarse solo con el entrenamiento.</w:t>
       </w:r>
     </w:p>
     <w:p>
@@ -3715,6 +3934,32 @@
       </w:pPr>
       <w:r>
         <w:t>IX. Bibliografía</w:t>
+      </w:r>
+    </w:p>
+    <w:p>
+      <w:pPr>
+        <w:spacing w:after="30" w:line="240" w:lineRule="auto"/>
+        <w:ind w:left="576" w:hanging="576"/>
+        <w:jc w:val="left"/>
+      </w:pPr>
+      <w:r>
+        <w:rPr>
+          <w:sz w:val="19"/>
+        </w:rPr>
+        <w:t xml:space="preserve">Cohen, J. (1988). </w:t>
+      </w:r>
+      <w:r>
+        <w:rPr>
+          <w:i/>
+          <w:sz w:val="19"/>
+        </w:rPr>
+        <w:t xml:space="preserve">Statistical power analysis for the behavioral sciences</w:t>
+      </w:r>
+      <w:r>
+        <w:rPr>
+          <w:sz w:val="19"/>
+        </w:rPr>
+        <w:t xml:space="preserve"> (2.ª ed.). Lawrence Erlbaum Associates.</w:t>
       </w:r>
     </w:p>
     <w:p>
@@ -3844,7 +4089,7 @@
         <w:rPr>
           <w:sz w:val="19"/>
         </w:rPr>
-        <w:t>(1), 50-60. https://doi.org/10.1214/aoms/1177730491</w:t>
+        <w:t>(1), 50–60. https://doi.org/10.1214/aoms/1177730491</w:t>
       </w:r>
     </w:p>
     <w:p>
@@ -3870,7 +4115,33 @@
         <w:rPr>
           <w:sz w:val="19"/>
         </w:rPr>
-        <w:t>, 56-61. https://doi.org/10.25080/Majora-92bf1922-00a</w:t>
+        <w:t>, 56–61. https://doi.org/10.25080/Majora-92bf1922-00a</w:t>
+      </w:r>
+    </w:p>
+    <w:p>
+      <w:pPr>
+        <w:spacing w:after="30" w:line="240" w:lineRule="auto"/>
+        <w:ind w:left="576" w:hanging="576"/>
+        <w:jc w:val="left"/>
+      </w:pPr>
+      <w:r>
+        <w:rPr>
+          <w:sz w:val="19"/>
+        </w:rPr>
+        <w:t xml:space="preserve">Paraíso, S. (2026). </w:t>
+      </w:r>
+      <w:r>
+        <w:rPr>
+          <w:i/>
+          <w:sz w:val="19"/>
+        </w:rPr>
+        <w:t xml:space="preserve">Resumen aplicado del libro: EDA mínimo viable</w:t>
+      </w:r>
+      <w:r>
+        <w:rPr>
+          <w:sz w:val="19"/>
+        </w:rPr>
+        <w:t xml:space="preserve"> [Apunte]. Universidad Andrés Bello, Santiago, Chile.</w:t>
       </w:r>
     </w:p>
     <w:p>
@@ -3896,7 +4167,7 @@
         <w:rPr>
           <w:sz w:val="19"/>
         </w:rPr>
-        <w:t>, 2825-2830.</w:t>
+        <w:t>, 2825–2830.</w:t>
       </w:r>
     </w:p>
     <w:p>
@@ -3922,7 +4193,7 @@
         <w:rPr>
           <w:sz w:val="19"/>
         </w:rPr>
-        <w:t>, 261-272. https://doi.org/10.1038/s41592-019-0686-2</w:t>
+        <w:t>, 261–272. https://doi.org/10.1038/s41592-019-0686-2</w:t>
       </w:r>
     </w:p>
     <w:p>
@@ -3974,7 +4245,7 @@
         <w:rPr>
           <w:sz w:val="19"/>
         </w:rPr>
-        <w:t>(1), 60-62. https://doi.org/10.1214/aoms/1177732360</w:t>
+        <w:t>(1), 60–62. https://doi.org/10.1214/aoms/1177732360</w:t>
       </w:r>
     </w:p>
     <w:sectPr>

--- a/MCDI503/docs/mcdi503_f4_sumativo_grupo5.docx
+++ b/MCDI503/docs/mcdi503_f4_sumativo_grupo5.docx
@@ -263,6 +263,7 @@
             <w:pPr>
               <w:spacing w:after="0" w:line="240" w:lineRule="auto"/>
             </w:pPr>
+            <w:proofErr w:type="spellStart"/>
             <w:r>
               <w:rPr>
                 <w:b/>
@@ -270,6 +271,7 @@
               </w:rPr>
               <w:t>Integrantes</w:t>
             </w:r>
+            <w:proofErr w:type="spellEnd"/>
           </w:p>
         </w:tc>
         <w:tc>
@@ -375,14 +377,14 @@
                 <w:sz w:val="16"/>
                 <w:lang w:val="es-CL"/>
               </w:rPr>
-              <w:t>titanic_prepared.csv</w:t>
+              <w:t>Titanic-Dataset.csv</w:t>
             </w:r>
             <w:r>
               <w:rPr>
                 <w:sz w:val="19"/>
                 <w:lang w:val="es-CL"/>
               </w:rPr>
-              <w:t xml:space="preserve"> (Fases 2-3): 891 pasajeros, 32 variables; fuente original Titanic-Dataset.csv (</w:t>
+              <w:t xml:space="preserve"> (</w:t>
             </w:r>
             <w:proofErr w:type="spellStart"/>
             <w:r>
@@ -398,7 +400,7 @@
                 <w:sz w:val="19"/>
                 <w:lang w:val="es-CL"/>
               </w:rPr>
-              <w:t xml:space="preserve">) integrada con </w:t>
+              <w:t xml:space="preserve">) integrado con </w:t>
             </w:r>
             <w:proofErr w:type="spellStart"/>
             <w:r>
@@ -414,7 +416,7 @@
                 <w:sz w:val="19"/>
                 <w:lang w:val="es-CL"/>
               </w:rPr>
-              <w:t>-data</w:t>
+              <w:t>-data, leídos desde sus repositorios públicos en GitHub; preparación de las Fases 2-3 reproducida en el notebook (891 × 32)</w:t>
             </w:r>
           </w:p>
         </w:tc>
@@ -516,7 +518,21 @@
               <w:rPr>
                 <w:sz w:val="19"/>
               </w:rPr>
-              <w:t>20 de septiembre de 2026</w:t>
+              <w:t xml:space="preserve">20 de </w:t>
+            </w:r>
+            <w:proofErr w:type="spellStart"/>
+            <w:r>
+              <w:rPr>
+                <w:sz w:val="19"/>
+              </w:rPr>
+              <w:t>septiembre</w:t>
+            </w:r>
+            <w:proofErr w:type="spellEnd"/>
+            <w:r>
+              <w:rPr>
+                <w:sz w:val="19"/>
+              </w:rPr>
+              <w:t xml:space="preserve"> de 2026</w:t>
             </w:r>
           </w:p>
         </w:tc>
@@ -554,21 +570,7 @@
         <w:rPr>
           <w:lang w:val="es-CL"/>
         </w:rPr>
-        <w:t xml:space="preserve"> este informe sintetiza el cierre técnico del proyecto, cuya evidencia principal es el notebook de la Fase 4 (referenciado como «NB §» seguido del número de sección). A partir del </w:t>
-      </w:r>
-      <w:proofErr w:type="spellStart"/>
-      <w:r>
-        <w:rPr>
-          <w:lang w:val="es-CL"/>
-        </w:rPr>
-        <w:t>dataset</w:t>
-      </w:r>
-      <w:proofErr w:type="spellEnd"/>
-      <w:r>
-        <w:rPr>
-          <w:lang w:val="es-CL"/>
-        </w:rPr>
-        <w:t xml:space="preserve"> ya depurado en las Fases 2-3, el pipeline entrega un conjunto de características codificado, escalado y justificado para predecir la supervivencia de los pasajeros del RMS </w:t>
+        <w:t xml:space="preserve"> cierre técnico del proyecto, cuya evidencia principal es el notebook de la Fase 4 (citado como «NB §»). Sobre la preparación de las Fases 2-3, el pipeline entrega un conjunto de características codificado, escalado y justificado para predecir la supervivencia de los pasajeros del RMS </w:t>
       </w:r>
       <w:proofErr w:type="spellStart"/>
       <w:r>
@@ -647,7 +649,7 @@
         <w:rPr>
           <w:lang w:val="es-CL"/>
         </w:rPr>
-        <w:t xml:space="preserve"> (1912) es un caso clásico de clasificación binaria: la supervivencia se asocia a atributos del pasajero como sexo, clase, edad y tamaño del grupo de viaje. Se mantuvo el </w:t>
+        <w:t xml:space="preserve"> (1912) es un caso clásico de clasificación binaria: la supervivencia se asocia a sexo, clase, edad y tamaño del grupo de viaje. Se mantuvo el </w:t>
       </w:r>
       <w:proofErr w:type="spellStart"/>
       <w:r>
@@ -661,7 +663,7 @@
         <w:rPr>
           <w:lang w:val="es-CL"/>
         </w:rPr>
-        <w:t xml:space="preserve"> de las fases anteriores por ser la opción más completa para evidenciar transformaciones, variables derivadas, codificación de categóricas y selección de características (</w:t>
+        <w:t xml:space="preserve"> de las fases anteriores, la opción más completa para evidenciar transformaciones, variables derivadas, codificación y selección de características (</w:t>
       </w:r>
       <w:proofErr w:type="spellStart"/>
       <w:r>
@@ -710,7 +712,7 @@
         <w:rPr>
           <w:lang w:val="es-CL"/>
         </w:rPr>
-        <w:t xml:space="preserve"> listo para modelar sin entrenar ningún modelo en esta fase (RA4).</w:t>
+        <w:t xml:space="preserve"> listo para modelar sin entrenar ni evaluar un modelo predictivo en esta fase (RA4).</w:t>
       </w:r>
     </w:p>
     <w:p>
@@ -915,21 +917,7 @@
         <w:rPr>
           <w:lang w:val="es-CL"/>
         </w:rPr>
-        <w:t xml:space="preserve"> sobre la supervivencia difiere por sexo. Este pipeline parte de ese </w:t>
-      </w:r>
-      <w:proofErr w:type="spellStart"/>
-      <w:r>
-        <w:rPr>
-          <w:lang w:val="es-CL"/>
-        </w:rPr>
-        <w:t>dataset</w:t>
-      </w:r>
-      <w:proofErr w:type="spellEnd"/>
-      <w:r>
-        <w:rPr>
-          <w:lang w:val="es-CL"/>
-        </w:rPr>
-        <w:t xml:space="preserve"> (NB §III), sin volver al crudo.</w:t>
+        <w:t xml:space="preserve"> sobre la supervivencia difiere por sexo. El notebook lee ambas fuentes desde sus repositorios públicos, reproduce en memoria la preparación de las Fases 2-3 (NB §II.2) y construye el pipeline sobre ese resultado (NB §III).</w:t>
       </w:r>
     </w:p>
     <w:p>
@@ -1126,7 +1114,6 @@
       </w:tblGrid>
       <w:tr>
         <w:trPr>
-          <w:cantSplit/>
           <w:tblHeader/>
           <w:jc w:val="center"/>
         </w:trPr>
@@ -1158,6 +1145,7 @@
             <w:pPr>
               <w:spacing w:after="0" w:line="240" w:lineRule="auto"/>
             </w:pPr>
+            <w:proofErr w:type="spellStart"/>
             <w:r>
               <w:rPr>
                 <w:b/>
@@ -1166,6 +1154,7 @@
               </w:rPr>
               <w:t>Operación</w:t>
             </w:r>
+            <w:proofErr w:type="spellEnd"/>
           </w:p>
         </w:tc>
         <w:tc>
@@ -1234,7 +1223,25 @@
                 <w:color w:val="FFFFFF"/>
                 <w:sz w:val="18"/>
               </w:rPr>
-              <w:t xml:space="preserve"> los </w:t>
+              <w:t xml:space="preserve"> </w:t>
+            </w:r>
+            <w:proofErr w:type="spellStart"/>
+            <w:r>
+              <w:rPr>
+                <w:b/>
+                <w:color w:val="FFFFFF"/>
+                <w:sz w:val="18"/>
+              </w:rPr>
+              <w:t>los</w:t>
+            </w:r>
+            <w:proofErr w:type="spellEnd"/>
+            <w:r>
+              <w:rPr>
+                <w:b/>
+                <w:color w:val="FFFFFF"/>
+                <w:sz w:val="18"/>
+              </w:rPr>
+              <w:t xml:space="preserve"> </w:t>
             </w:r>
             <w:proofErr w:type="spellStart"/>
             <w:r>
@@ -1251,7 +1258,6 @@
       </w:tr>
       <w:tr>
         <w:trPr>
-          <w:cantSplit/>
           <w:jc w:val="center"/>
         </w:trPr>
         <w:tc>
@@ -1262,6 +1268,7 @@
             <w:pPr>
               <w:spacing w:after="0" w:line="240" w:lineRule="auto"/>
             </w:pPr>
+            <w:proofErr w:type="spellStart"/>
             <w:r>
               <w:rPr>
                 <w:rFonts w:ascii="Consolas" w:eastAsia="Consolas" w:hAnsi="Consolas"/>
@@ -1269,12 +1276,14 @@
               </w:rPr>
               <w:t>Fare_per_person_log</w:t>
             </w:r>
+            <w:proofErr w:type="spellEnd"/>
             <w:r>
               <w:rPr>
                 <w:sz w:val="18"/>
               </w:rPr>
               <w:t xml:space="preserve">, </w:t>
             </w:r>
+            <w:proofErr w:type="spellStart"/>
             <w:r>
               <w:rPr>
                 <w:rFonts w:ascii="Consolas" w:eastAsia="Consolas" w:hAnsi="Consolas"/>
@@ -1282,12 +1291,14 @@
               </w:rPr>
               <w:t>FamilySize</w:t>
             </w:r>
+            <w:proofErr w:type="spellEnd"/>
             <w:r>
               <w:rPr>
                 <w:sz w:val="18"/>
               </w:rPr>
               <w:t xml:space="preserve">, </w:t>
             </w:r>
+            <w:proofErr w:type="spellStart"/>
             <w:r>
               <w:rPr>
                 <w:rFonts w:ascii="Consolas" w:eastAsia="Consolas" w:hAnsi="Consolas"/>
@@ -1295,6 +1306,7 @@
               </w:rPr>
               <w:t>TicketGroupSize</w:t>
             </w:r>
+            <w:proofErr w:type="spellEnd"/>
           </w:p>
         </w:tc>
         <w:tc>
@@ -1464,7 +1476,6 @@
       </w:tr>
       <w:tr>
         <w:trPr>
-          <w:cantSplit/>
           <w:jc w:val="center"/>
         </w:trPr>
         <w:tc>
@@ -1475,6 +1486,7 @@
             <w:pPr>
               <w:spacing w:after="0" w:line="240" w:lineRule="auto"/>
             </w:pPr>
+            <w:proofErr w:type="spellStart"/>
             <w:r>
               <w:rPr>
                 <w:rFonts w:ascii="Consolas" w:eastAsia="Consolas" w:hAnsi="Consolas"/>
@@ -1482,6 +1494,7 @@
               </w:rPr>
               <w:t>Fare_per_person</w:t>
             </w:r>
+            <w:proofErr w:type="spellEnd"/>
           </w:p>
         </w:tc>
         <w:tc>
@@ -1548,7 +1561,6 @@
       </w:tr>
       <w:tr>
         <w:trPr>
-          <w:cantSplit/>
           <w:jc w:val="center"/>
         </w:trPr>
         <w:tc>
@@ -1559,6 +1571,7 @@
             <w:pPr>
               <w:spacing w:after="0" w:line="240" w:lineRule="auto"/>
             </w:pPr>
+            <w:proofErr w:type="spellStart"/>
             <w:r>
               <w:rPr>
                 <w:rFonts w:ascii="Consolas" w:eastAsia="Consolas" w:hAnsi="Consolas"/>
@@ -1566,12 +1579,14 @@
               </w:rPr>
               <w:t>Title_agrupado</w:t>
             </w:r>
+            <w:proofErr w:type="spellEnd"/>
             <w:r>
               <w:rPr>
                 <w:sz w:val="18"/>
               </w:rPr>
               <w:t xml:space="preserve">, </w:t>
             </w:r>
+            <w:proofErr w:type="spellStart"/>
             <w:r>
               <w:rPr>
                 <w:rFonts w:ascii="Consolas" w:eastAsia="Consolas" w:hAnsi="Consolas"/>
@@ -1579,12 +1594,14 @@
               </w:rPr>
               <w:t>Sex_Pclass</w:t>
             </w:r>
+            <w:proofErr w:type="spellEnd"/>
             <w:r>
               <w:rPr>
                 <w:sz w:val="18"/>
               </w:rPr>
               <w:t xml:space="preserve">, </w:t>
             </w:r>
+            <w:proofErr w:type="spellStart"/>
             <w:r>
               <w:rPr>
                 <w:rFonts w:ascii="Consolas" w:eastAsia="Consolas" w:hAnsi="Consolas"/>
@@ -1592,12 +1609,14 @@
               </w:rPr>
               <w:t>AgeGroup</w:t>
             </w:r>
+            <w:proofErr w:type="spellEnd"/>
             <w:r>
               <w:rPr>
                 <w:sz w:val="18"/>
               </w:rPr>
               <w:t xml:space="preserve">, </w:t>
             </w:r>
+            <w:proofErr w:type="spellStart"/>
             <w:r>
               <w:rPr>
                 <w:rFonts w:ascii="Consolas" w:eastAsia="Consolas" w:hAnsi="Consolas"/>
@@ -1605,12 +1624,14 @@
               </w:rPr>
               <w:t>Embarked_clean</w:t>
             </w:r>
+            <w:proofErr w:type="spellEnd"/>
             <w:r>
               <w:rPr>
                 <w:sz w:val="18"/>
               </w:rPr>
               <w:t xml:space="preserve">, </w:t>
             </w:r>
+            <w:proofErr w:type="spellStart"/>
             <w:r>
               <w:rPr>
                 <w:rFonts w:ascii="Consolas" w:eastAsia="Consolas" w:hAnsi="Consolas"/>
@@ -1618,6 +1639,7 @@
               </w:rPr>
               <w:t>Deck_combinado</w:t>
             </w:r>
+            <w:proofErr w:type="spellEnd"/>
           </w:p>
         </w:tc>
         <w:tc>
@@ -1716,122 +1738,6 @@
           </w:p>
         </w:tc>
       </w:tr>
-      <w:tr>
-        <w:trPr>
-          <w:cantSplit/>
-          <w:jc w:val="center"/>
-        </w:trPr>
-        <w:tc>
-          <w:tcPr>
-            <w:tcW w:w="2232" w:type="dxa"/>
-          </w:tcPr>
-          <w:p>
-            <w:pPr>
-              <w:spacing w:after="0" w:line="240" w:lineRule="auto"/>
-            </w:pPr>
-            <w:r>
-              <w:rPr>
-                <w:rFonts w:ascii="Consolas" w:eastAsia="Consolas" w:hAnsi="Consolas"/>
-                <w:sz w:val="15"/>
-              </w:rPr>
-              <w:t>Pclass</w:t>
-            </w:r>
-          </w:p>
-        </w:tc>
-        <w:tc>
-          <w:tcPr>
-            <w:tcW w:w="1512" w:type="dxa"/>
-          </w:tcPr>
-          <w:p>
-            <w:pPr>
-              <w:spacing w:after="0" w:line="240" w:lineRule="auto"/>
-              <w:rPr>
-                <w:lang w:val="es-CL"/>
-              </w:rPr>
-            </w:pPr>
-            <w:r>
-              <w:rPr>
-                <w:sz w:val="18"/>
-                <w:lang w:val="es-CL"/>
-              </w:rPr>
-              <w:t>Se retira del set final</w:t>
-            </w:r>
-          </w:p>
-        </w:tc>
-        <w:tc>
-          <w:tcPr>
-            <w:tcW w:w="3672" w:type="dxa"/>
-          </w:tcPr>
-          <w:p>
-            <w:pPr>
-              <w:spacing w:after="0" w:line="240" w:lineRule="auto"/>
-              <w:rPr>
-                <w:lang w:val="es-CL"/>
-              </w:rPr>
-            </w:pPr>
-            <w:r>
-              <w:rPr>
-                <w:sz w:val="18"/>
-                <w:lang w:val="es-CL"/>
-              </w:rPr>
-              <w:t xml:space="preserve">Combinación lineal exacta de las </w:t>
-            </w:r>
-            <w:proofErr w:type="spellStart"/>
-            <w:r>
-              <w:rPr>
-                <w:sz w:val="18"/>
-                <w:lang w:val="es-CL"/>
-              </w:rPr>
-              <w:t>dummies</w:t>
-            </w:r>
-            <w:proofErr w:type="spellEnd"/>
-            <w:r>
-              <w:rPr>
-                <w:sz w:val="18"/>
-                <w:lang w:val="es-CL"/>
-              </w:rPr>
-              <w:t xml:space="preserve"> de </w:t>
-            </w:r>
-            <w:proofErr w:type="spellStart"/>
-            <w:r>
-              <w:rPr>
-                <w:rFonts w:ascii="Consolas" w:eastAsia="Consolas" w:hAnsi="Consolas"/>
-                <w:sz w:val="15"/>
-                <w:lang w:val="es-CL"/>
-              </w:rPr>
-              <w:t>Sex_Pclass</w:t>
-            </w:r>
-            <w:proofErr w:type="spellEnd"/>
-            <w:r>
-              <w:rPr>
-                <w:sz w:val="18"/>
-                <w:lang w:val="es-CL"/>
-              </w:rPr>
-              <w:t xml:space="preserve"> (NB §VI.2).</w:t>
-            </w:r>
-          </w:p>
-        </w:tc>
-        <w:tc>
-          <w:tcPr>
-            <w:tcW w:w="1944" w:type="dxa"/>
-          </w:tcPr>
-          <w:p>
-            <w:pPr>
-              <w:spacing w:after="0" w:line="240" w:lineRule="auto"/>
-              <w:rPr>
-                <w:lang w:val="es-CL"/>
-              </w:rPr>
-            </w:pPr>
-            <w:r>
-              <w:rPr>
-                <w:sz w:val="18"/>
-                <w:lang w:val="es-CL"/>
-              </w:rPr>
-              <w:t>Matriz de rango completo (28 de 28 columnas).</w:t>
-            </w:r>
-          </w:p>
-        </w:tc>
-      </w:tr>
     </w:tbl>
     <w:p>
       <w:pPr>
@@ -1869,9 +1775,9 @@
           <w:noProof/>
         </w:rPr>
         <w:drawing>
-          <wp:inline distT="0" distB="0" distL="0" distR="0" wp14:anchorId="22EBA666" wp14:editId="455B4C67">
-            <wp:extent cx="3931920" cy="1586776"/>
-            <wp:effectExtent l="0" t="0" r="0" b="0"/>
+          <wp:inline distT="0" distB="0" distL="0" distR="0" wp14:anchorId="22EBA666" wp14:editId="505B201E">
+            <wp:extent cx="6010718" cy="2425700"/>
+            <wp:effectExtent l="0" t="0" r="9525" b="0"/>
             <wp:docPr id="2" name="Picture 2"/>
             <wp:cNvGraphicFramePr>
               <a:graphicFrameLocks xmlns:a="http://schemas.openxmlformats.org/drawingml/2006/main" noChangeAspect="1"/>
@@ -1892,7 +1798,7 @@
                   <pic:spPr>
                     <a:xfrm>
                       <a:off x="0" y="0"/>
-                      <a:ext cx="3931920" cy="1586776"/>
+                      <a:ext cx="6032409" cy="2434454"/>
                     </a:xfrm>
                     <a:prstGeom prst="rect">
                       <a:avLst/>
@@ -2080,42 +1986,6 @@
       <w:pPr>
         <w:spacing w:after="40"/>
         <w:jc w:val="both"/>
-        <w:rPr>
-          <w:lang w:val="es-CL"/>
-        </w:rPr>
-      </w:pPr>
-    </w:p>
-    <w:p>
-      <w:pPr>
-        <w:spacing w:after="40"/>
-        <w:jc w:val="both"/>
-        <w:rPr>
-          <w:lang w:val="es-CL"/>
-        </w:rPr>
-      </w:pPr>
-    </w:p>
-    <w:p>
-      <w:pPr>
-        <w:spacing w:after="40"/>
-        <w:jc w:val="both"/>
-        <w:rPr>
-          <w:lang w:val="es-CL"/>
-        </w:rPr>
-      </w:pPr>
-    </w:p>
-    <w:p>
-      <w:pPr>
-        <w:keepNext/>
-        <w:spacing w:before="80" w:after="40" w:line="240" w:lineRule="auto"/>
-        <w:rPr>
-          <w:lang w:val="es-CL"/>
-        </w:rPr>
-      </w:pPr>
-    </w:p>
-    <w:p>
-      <w:pPr>
-        <w:keepNext/>
-        <w:spacing w:before="80" w:after="40" w:line="240" w:lineRule="auto"/>
         <w:rPr>
           <w:lang w:val="es-CL"/>
         </w:rPr>
@@ -2149,7 +2019,6 @@
       </w:tblGrid>
       <w:tr>
         <w:trPr>
-          <w:cantSplit/>
           <w:tblHeader/>
           <w:jc w:val="center"/>
         </w:trPr>
@@ -2187,8 +2056,18 @@
                 <w:color w:val="FFFFFF"/>
                 <w:sz w:val="18"/>
               </w:rPr>
-              <w:t>Origen y regla</w:t>
-            </w:r>
+              <w:t xml:space="preserve">Origen y </w:t>
+            </w:r>
+            <w:proofErr w:type="spellStart"/>
+            <w:r>
+              <w:rPr>
+                <w:b/>
+                <w:color w:val="FFFFFF"/>
+                <w:sz w:val="18"/>
+              </w:rPr>
+              <w:t>regla</w:t>
+            </w:r>
+            <w:proofErr w:type="spellEnd"/>
           </w:p>
         </w:tc>
         <w:tc>
@@ -2217,7 +2096,6 @@
       </w:tr>
       <w:tr>
         <w:trPr>
-          <w:cantSplit/>
           <w:jc w:val="center"/>
         </w:trPr>
         <w:tc>
@@ -2295,6 +2173,7 @@
               </w:rPr>
               <w:t xml:space="preserve">. </w:t>
             </w:r>
+            <w:proofErr w:type="spellStart"/>
             <w:r>
               <w:rPr>
                 <w:rFonts w:ascii="Consolas" w:eastAsia="Consolas" w:hAnsi="Consolas"/>
@@ -2302,11 +2181,40 @@
               </w:rPr>
               <w:t>TicketGroupSize</w:t>
             </w:r>
-            <w:r>
-              <w:rPr>
-                <w:sz w:val="18"/>
-              </w:rPr>
-              <w:t xml:space="preserve"> = pasajeros con el mismo </w:t>
+            <w:proofErr w:type="spellEnd"/>
+            <w:r>
+              <w:rPr>
+                <w:sz w:val="18"/>
+              </w:rPr>
+              <w:t xml:space="preserve"> = </w:t>
+            </w:r>
+            <w:proofErr w:type="spellStart"/>
+            <w:r>
+              <w:rPr>
+                <w:sz w:val="18"/>
+              </w:rPr>
+              <w:t>pasajeros</w:t>
+            </w:r>
+            <w:proofErr w:type="spellEnd"/>
+            <w:r>
+              <w:rPr>
+                <w:sz w:val="18"/>
+              </w:rPr>
+              <w:t xml:space="preserve"> con el </w:t>
+            </w:r>
+            <w:proofErr w:type="spellStart"/>
+            <w:r>
+              <w:rPr>
+                <w:sz w:val="18"/>
+              </w:rPr>
+              <w:t>mismo</w:t>
+            </w:r>
+            <w:proofErr w:type="spellEnd"/>
+            <w:r>
+              <w:rPr>
+                <w:sz w:val="18"/>
+              </w:rPr>
+              <w:t xml:space="preserve"> </w:t>
             </w:r>
             <w:r>
               <w:rPr>
@@ -2321,13 +2229,16 @@
               </w:rPr>
               <w:t xml:space="preserve">; </w:t>
             </w:r>
+            <w:proofErr w:type="spellStart"/>
             <w:r>
               <w:rPr>
                 <w:rFonts w:ascii="Consolas" w:eastAsia="Consolas" w:hAnsi="Consolas"/>
                 <w:sz w:val="15"/>
               </w:rPr>
+              <w:lastRenderedPageBreak/>
               <w:t>Fare_per_person</w:t>
             </w:r>
+            <w:proofErr w:type="spellEnd"/>
             <w:r>
               <w:rPr>
                 <w:sz w:val="18"/>
@@ -2347,6 +2258,7 @@
               </w:rPr>
               <w:t xml:space="preserve"> / </w:t>
             </w:r>
+            <w:proofErr w:type="spellStart"/>
             <w:r>
               <w:rPr>
                 <w:rFonts w:ascii="Consolas" w:eastAsia="Consolas" w:hAnsi="Consolas"/>
@@ -2354,6 +2266,7 @@
               </w:rPr>
               <w:t>TicketGroupSize</w:t>
             </w:r>
+            <w:proofErr w:type="spellEnd"/>
             <w:r>
               <w:rPr>
                 <w:sz w:val="18"/>
@@ -2388,6 +2301,7 @@
                 <w:sz w:val="18"/>
                 <w:lang w:val="es-CL"/>
               </w:rPr>
+              <w:lastRenderedPageBreak/>
               <w:t xml:space="preserve">134 </w:t>
             </w:r>
             <w:proofErr w:type="gramStart"/>
@@ -2427,6 +2341,7 @@
                 <w:rFonts w:ascii="Consolas" w:eastAsia="Consolas" w:hAnsi="Consolas"/>
                 <w:sz w:val="15"/>
               </w:rPr>
+              <w:lastRenderedPageBreak/>
               <w:t>TicketGroupSize</w:t>
             </w:r>
             <w:proofErr w:type="spellEnd"/>
@@ -2463,7 +2378,21 @@
               <w:rPr>
                 <w:sz w:val="18"/>
               </w:rPr>
-              <w:t xml:space="preserve"> en 32.3 %. Con </w:t>
+              <w:t xml:space="preserve"> </w:t>
+            </w:r>
+            <w:proofErr w:type="spellStart"/>
+            <w:r>
+              <w:rPr>
+                <w:sz w:val="18"/>
+              </w:rPr>
+              <w:t>en</w:t>
+            </w:r>
+            <w:proofErr w:type="spellEnd"/>
+            <w:r>
+              <w:rPr>
+                <w:sz w:val="18"/>
+              </w:rPr>
+              <w:t xml:space="preserve"> 32.3 %. Con </w:t>
             </w:r>
             <w:r>
               <w:rPr>
@@ -2476,14 +2405,41 @@
               <w:rPr>
                 <w:sz w:val="18"/>
               </w:rPr>
-              <w:t>: Mann-Whitney U = 58 829.5 (Mann &amp; Whitney, 1947), p = 6.3×10⁻²¹, r rango-biserial = 0.373 (medianas 8.05 vs. 13.00).</w:t>
+              <w:t xml:space="preserve">: Mann-Whitney (Mann &amp; Whitney, 1947), p = 6.3×10⁻²¹, r </w:t>
+            </w:r>
+            <w:proofErr w:type="spellStart"/>
+            <w:r>
+              <w:rPr>
+                <w:sz w:val="18"/>
+              </w:rPr>
+              <w:t>rango</w:t>
+            </w:r>
+            <w:proofErr w:type="spellEnd"/>
+            <w:r>
+              <w:rPr>
+                <w:sz w:val="18"/>
+              </w:rPr>
+              <w:t>-biserial = 0.373 (</w:t>
+            </w:r>
+            <w:proofErr w:type="spellStart"/>
+            <w:r>
+              <w:rPr>
+                <w:sz w:val="18"/>
+              </w:rPr>
+              <w:t>medianas</w:t>
+            </w:r>
+            <w:proofErr w:type="spellEnd"/>
+            <w:r>
+              <w:rPr>
+                <w:sz w:val="18"/>
+              </w:rPr>
+              <w:t xml:space="preserve"> 8.05 vs. 13.00).</w:t>
             </w:r>
           </w:p>
         </w:tc>
       </w:tr>
       <w:tr>
         <w:trPr>
-          <w:cantSplit/>
           <w:jc w:val="center"/>
         </w:trPr>
         <w:tc>
@@ -2494,13 +2450,16 @@
             <w:pPr>
               <w:spacing w:after="0" w:line="240" w:lineRule="auto"/>
             </w:pPr>
+            <w:proofErr w:type="spellStart"/>
             <w:r>
               <w:rPr>
                 <w:rFonts w:ascii="Consolas" w:eastAsia="Consolas" w:hAnsi="Consolas"/>
                 <w:sz w:val="15"/>
               </w:rPr>
+              <w:lastRenderedPageBreak/>
               <w:t>Sex_Pclass</w:t>
             </w:r>
+            <w:proofErr w:type="spellEnd"/>
           </w:p>
         </w:tc>
         <w:tc>
@@ -2718,7 +2677,7 @@
         <w:rPr>
           <w:lang w:val="es-CL"/>
         </w:rPr>
-        <w:t xml:space="preserve"> el Spearman parcial de </w:t>
+        <w:t xml:space="preserve"> controlando por el tamaño del grupo, el Spearman parcial de </w:t>
       </w:r>
       <w:proofErr w:type="spellStart"/>
       <w:r>
@@ -2750,7 +2709,7 @@
         <w:rPr>
           <w:lang w:val="es-CL"/>
         </w:rPr>
-        <w:t xml:space="preserve">, controlando por el tamaño del grupo, cae 17.3 % (0.324 → 0.268), y el de </w:t>
+        <w:t xml:space="preserve"> cae 17.3 % y el de </w:t>
       </w:r>
       <w:proofErr w:type="spellStart"/>
       <w:r>
@@ -2766,7 +2725,7 @@
         <w:rPr>
           <w:lang w:val="es-CL"/>
         </w:rPr>
-        <w:t xml:space="preserve"> solo 2.3 % (0.315 → 0.307); con residuos lineales ambas caen ≈ 11 %. Su asociación marginal no supera a la de </w:t>
+        <w:t xml:space="preserve"> solo 2.3 % (≈ 11 % ambas con residuos lineales). Como su asociación marginal no supera a la de </w:t>
       </w:r>
       <w:proofErr w:type="spellStart"/>
       <w:r>
@@ -2782,21 +2741,7 @@
         <w:rPr>
           <w:lang w:val="es-CL"/>
         </w:rPr>
-        <w:t xml:space="preserve"> (rango-</w:t>
-      </w:r>
-      <w:proofErr w:type="spellStart"/>
-      <w:r>
-        <w:rPr>
-          <w:lang w:val="es-CL"/>
-        </w:rPr>
-        <w:t>biserial</w:t>
-      </w:r>
-      <w:proofErr w:type="spellEnd"/>
-      <w:r>
-        <w:rPr>
-          <w:lang w:val="es-CL"/>
-        </w:rPr>
-        <w:t xml:space="preserve"> 0.373 frente a 0.384), así que se prefiere por interpretabilidad y menor confusión con el grupo, no por mayor relevancia (NB §VI.2).</w:t>
+        <w:t xml:space="preserve"> (0.373 frente a 0.384), se prefiere por interpretabilidad, no por mayor relevancia (NB §VI.2).</w:t>
       </w:r>
     </w:p>
     <w:p>
@@ -2982,7 +2927,6 @@
       </w:tblGrid>
       <w:tr>
         <w:trPr>
-          <w:cantSplit/>
           <w:tblHeader/>
           <w:jc w:val="center"/>
         </w:trPr>
@@ -3035,6 +2979,7 @@
             <w:pPr>
               <w:spacing w:after="0" w:line="240" w:lineRule="auto"/>
             </w:pPr>
+            <w:proofErr w:type="spellStart"/>
             <w:r>
               <w:rPr>
                 <w:b/>
@@ -3043,151 +2988,12 @@
               </w:rPr>
               <w:t>Justificación</w:t>
             </w:r>
+            <w:proofErr w:type="spellEnd"/>
           </w:p>
         </w:tc>
       </w:tr>
       <w:tr>
         <w:trPr>
-          <w:cantSplit/>
-          <w:jc w:val="center"/>
-        </w:trPr>
-        <w:tc>
-          <w:tcPr>
-            <w:tcW w:w="1152" w:type="dxa"/>
-          </w:tcPr>
-          <w:p>
-            <w:pPr>
-              <w:spacing w:after="0" w:line="240" w:lineRule="auto"/>
-            </w:pPr>
-            <w:r>
-              <w:rPr>
-                <w:b/>
-                <w:sz w:val="18"/>
-              </w:rPr>
-              <w:t>Priorizar</w:t>
-            </w:r>
-          </w:p>
-        </w:tc>
-        <w:tc>
-          <w:tcPr>
-            <w:tcW w:w="2664" w:type="dxa"/>
-          </w:tcPr>
-          <w:p>
-            <w:pPr>
-              <w:spacing w:after="0" w:line="240" w:lineRule="auto"/>
-            </w:pPr>
-            <w:r>
-              <w:rPr>
-                <w:rFonts w:ascii="Consolas" w:eastAsia="Consolas" w:hAnsi="Consolas"/>
-                <w:sz w:val="15"/>
-              </w:rPr>
-              <w:t>Sex_Pclass</w:t>
-            </w:r>
-            <w:r>
-              <w:rPr>
-                <w:sz w:val="18"/>
-              </w:rPr>
-              <w:t xml:space="preserve">, </w:t>
-            </w:r>
-            <w:r>
-              <w:rPr>
-                <w:rFonts w:ascii="Consolas" w:eastAsia="Consolas" w:hAnsi="Consolas"/>
-                <w:sz w:val="15"/>
-              </w:rPr>
-              <w:t>Title_agrupado</w:t>
-            </w:r>
-          </w:p>
-        </w:tc>
-        <w:tc>
-          <w:tcPr>
-            <w:tcW w:w="5544" w:type="dxa"/>
-          </w:tcPr>
-          <w:p>
-            <w:pPr>
-              <w:spacing w:after="0" w:line="240" w:lineRule="auto"/>
-              <w:rPr>
-                <w:lang w:val="es-CL"/>
-              </w:rPr>
-            </w:pPr>
-            <w:r>
-              <w:rPr>
-                <w:sz w:val="18"/>
-                <w:lang w:val="es-CL"/>
-              </w:rPr>
-              <w:t xml:space="preserve">Mayor relevancia (V = 0.627 y 0.570, fuertes; </w:t>
-            </w:r>
-            <w:r>
-              <w:rPr>
-                <w:i/>
-                <w:sz w:val="18"/>
-                <w:lang w:val="es-CL"/>
-              </w:rPr>
-              <w:t>MI</w:t>
-            </w:r>
-            <w:r>
-              <w:rPr>
-                <w:sz w:val="18"/>
-                <w:lang w:val="es-CL"/>
-              </w:rPr>
-              <w:t xml:space="preserve"> 0.218 y 0.169). </w:t>
-            </w:r>
-            <w:proofErr w:type="spellStart"/>
-            <w:r>
-              <w:rPr>
-                <w:rFonts w:ascii="Consolas" w:eastAsia="Consolas" w:hAnsi="Consolas"/>
-                <w:sz w:val="15"/>
-                <w:lang w:val="es-CL"/>
-              </w:rPr>
-              <w:t>Title_agrupado</w:t>
-            </w:r>
-            <w:proofErr w:type="spellEnd"/>
-            <w:r>
-              <w:rPr>
-                <w:sz w:val="18"/>
-                <w:lang w:val="es-CL"/>
-              </w:rPr>
-              <w:t xml:space="preserve"> distingue a los niños (</w:t>
-            </w:r>
-            <w:proofErr w:type="gramStart"/>
-            <w:r>
-              <w:rPr>
-                <w:rFonts w:ascii="Consolas" w:eastAsia="Consolas" w:hAnsi="Consolas"/>
-                <w:sz w:val="15"/>
-                <w:lang w:val="es-CL"/>
-              </w:rPr>
-              <w:t>Master</w:t>
-            </w:r>
-            <w:proofErr w:type="gramEnd"/>
-            <w:r>
-              <w:rPr>
-                <w:sz w:val="18"/>
-                <w:lang w:val="es-CL"/>
-              </w:rPr>
-              <w:t xml:space="preserve">); su redundancia con </w:t>
-            </w:r>
-            <w:proofErr w:type="spellStart"/>
-            <w:r>
-              <w:rPr>
-                <w:rFonts w:ascii="Consolas" w:eastAsia="Consolas" w:hAnsi="Consolas"/>
-                <w:sz w:val="15"/>
-                <w:lang w:val="es-CL"/>
-              </w:rPr>
-              <w:t>Sex_Pclass</w:t>
-            </w:r>
-            <w:proofErr w:type="spellEnd"/>
-            <w:r>
-              <w:rPr>
-                <w:sz w:val="18"/>
-                <w:lang w:val="es-CL"/>
-              </w:rPr>
-              <w:t xml:space="preserve"> es solo parcial (R² = 0.989).</w:t>
-            </w:r>
-          </w:p>
-        </w:tc>
-      </w:tr>
-      <w:tr>
-        <w:trPr>
-          <w:cantSplit/>
           <w:jc w:val="center"/>
         </w:trPr>
         <w:tc>
@@ -3204,7 +3010,7 @@
                 <w:b/>
                 <w:sz w:val="18"/>
               </w:rPr>
-              <w:t>Conservar</w:t>
+              <w:t>Priorizar</w:t>
             </w:r>
             <w:proofErr w:type="spellEnd"/>
           </w:p>
@@ -3217,39 +3023,30 @@
             <w:pPr>
               <w:spacing w:after="0" w:line="240" w:lineRule="auto"/>
             </w:pPr>
+            <w:proofErr w:type="spellStart"/>
             <w:r>
               <w:rPr>
                 <w:rFonts w:ascii="Consolas" w:eastAsia="Consolas" w:hAnsi="Consolas"/>
                 <w:sz w:val="15"/>
               </w:rPr>
-              <w:t>Fare_per_person_log</w:t>
-            </w:r>
+              <w:t>Sex_Pclass</w:t>
+            </w:r>
+            <w:proofErr w:type="spellEnd"/>
             <w:r>
               <w:rPr>
                 <w:sz w:val="18"/>
               </w:rPr>
               <w:t xml:space="preserve">, </w:t>
             </w:r>
+            <w:proofErr w:type="spellStart"/>
             <w:r>
               <w:rPr>
                 <w:rFonts w:ascii="Consolas" w:eastAsia="Consolas" w:hAnsi="Consolas"/>
                 <w:sz w:val="15"/>
               </w:rPr>
-              <w:t>FamilySize</w:t>
-            </w:r>
-            <w:r>
-              <w:rPr>
-                <w:sz w:val="18"/>
-              </w:rPr>
-              <w:t xml:space="preserve">, </w:t>
-            </w:r>
-            <w:r>
-              <w:rPr>
-                <w:rFonts w:ascii="Consolas" w:eastAsia="Consolas" w:hAnsi="Consolas"/>
-                <w:sz w:val="15"/>
-              </w:rPr>
-              <w:t>TicketGroupSize</w:t>
-            </w:r>
+              <w:t>Title_agrupado</w:t>
+            </w:r>
+            <w:proofErr w:type="spellEnd"/>
           </w:p>
         </w:tc>
         <w:tc>
@@ -3263,6 +3060,28 @@
                 <w:lang w:val="es-CL"/>
               </w:rPr>
             </w:pPr>
+            <w:r>
+              <w:rPr>
+                <w:sz w:val="18"/>
+                <w:lang w:val="es-CL"/>
+              </w:rPr>
+              <w:t xml:space="preserve">Mayor relevancia (V = 0.627 y 0.570, fuertes; </w:t>
+            </w:r>
+            <w:r>
+              <w:rPr>
+                <w:i/>
+                <w:sz w:val="18"/>
+                <w:lang w:val="es-CL"/>
+              </w:rPr>
+              <w:t>MI</w:t>
+            </w:r>
+            <w:r>
+              <w:rPr>
+                <w:sz w:val="18"/>
+                <w:lang w:val="es-CL"/>
+              </w:rPr>
+              <w:t xml:space="preserve"> 0.218 y 0.169). </w:t>
+            </w:r>
             <w:proofErr w:type="spellStart"/>
             <w:r>
               <w:rPr>
@@ -3270,7 +3089,7 @@
                 <w:sz w:val="15"/>
                 <w:lang w:val="es-CL"/>
               </w:rPr>
-              <w:t>Fare_per_person_log</w:t>
+              <w:t>Title_agrupado</w:t>
             </w:r>
             <w:proofErr w:type="spellEnd"/>
             <w:r>
@@ -3278,24 +3097,24 @@
                 <w:sz w:val="18"/>
                 <w:lang w:val="es-CL"/>
               </w:rPr>
-              <w:t xml:space="preserve">: asociación moderada (0.373), menos dependiente del grupo; reemplaza a </w:t>
-            </w:r>
-            <w:proofErr w:type="spellStart"/>
+              <w:t xml:space="preserve"> distingue a los niños (</w:t>
+            </w:r>
+            <w:proofErr w:type="gramStart"/>
             <w:r>
               <w:rPr>
                 <w:rFonts w:ascii="Consolas" w:eastAsia="Consolas" w:hAnsi="Consolas"/>
                 <w:sz w:val="15"/>
                 <w:lang w:val="es-CL"/>
               </w:rPr>
-              <w:t>Fare_log</w:t>
-            </w:r>
-            <w:proofErr w:type="spellEnd"/>
+              <w:t>Master</w:t>
+            </w:r>
+            <w:proofErr w:type="gramEnd"/>
             <w:r>
               <w:rPr>
                 <w:sz w:val="18"/>
                 <w:lang w:val="es-CL"/>
               </w:rPr>
-              <w:t xml:space="preserve"> por interpretabilidad. </w:t>
+              <w:t xml:space="preserve">); comparte con </w:t>
             </w:r>
             <w:proofErr w:type="spellStart"/>
             <w:r>
@@ -3304,7 +3123,7 @@
                 <w:sz w:val="15"/>
                 <w:lang w:val="es-CL"/>
               </w:rPr>
-              <w:t>FamilySize</w:t>
+              <w:t>Sex_Pclass</w:t>
             </w:r>
             <w:proofErr w:type="spellEnd"/>
             <w:r>
@@ -3312,16 +3131,15 @@
                 <w:sz w:val="18"/>
                 <w:lang w:val="es-CL"/>
               </w:rPr>
-              <w:t xml:space="preserve"> (0.173; p = 8×10⁻⁷) y </w:t>
+              <w:t xml:space="preserve"> la información de sexo (R² = 0.989 al predecir Sex desde </w:t>
             </w:r>
             <w:proofErr w:type="spellStart"/>
             <w:r>
               <w:rPr>
-                <w:rFonts w:ascii="Consolas" w:eastAsia="Consolas" w:hAnsi="Consolas"/>
-                <w:sz w:val="15"/>
+                <w:sz w:val="18"/>
                 <w:lang w:val="es-CL"/>
               </w:rPr>
-              <w:t>TicketGroupSize</w:t>
+              <w:t>Title_agrupado</w:t>
             </w:r>
             <w:proofErr w:type="spellEnd"/>
             <w:r>
@@ -3329,14 +3147,13 @@
                 <w:sz w:val="18"/>
                 <w:lang w:val="es-CL"/>
               </w:rPr>
-              <w:t xml:space="preserve"> (0.188; p = 6×10⁻⁸): débiles pero significativas y conceptos distintos (32.3 %).</w:t>
+              <w:t>), pero no de forma exacta.</w:t>
             </w:r>
           </w:p>
         </w:tc>
       </w:tr>
       <w:tr>
         <w:trPr>
-          <w:cantSplit/>
           <w:jc w:val="center"/>
         </w:trPr>
         <w:tc>
@@ -3353,7 +3170,7 @@
                 <w:b/>
                 <w:sz w:val="18"/>
               </w:rPr>
-              <w:t>Revisar</w:t>
+              <w:t>Conservar</w:t>
             </w:r>
             <w:proofErr w:type="spellEnd"/>
           </w:p>
@@ -3366,39 +3183,45 @@
             <w:pPr>
               <w:spacing w:after="0" w:line="240" w:lineRule="auto"/>
             </w:pPr>
+            <w:proofErr w:type="spellStart"/>
             <w:r>
               <w:rPr>
                 <w:rFonts w:ascii="Consolas" w:eastAsia="Consolas" w:hAnsi="Consolas"/>
                 <w:sz w:val="15"/>
               </w:rPr>
-              <w:t>AgeGroup</w:t>
-            </w:r>
+              <w:t>Fare_per_person_log</w:t>
+            </w:r>
+            <w:proofErr w:type="spellEnd"/>
             <w:r>
               <w:rPr>
                 <w:sz w:val="18"/>
               </w:rPr>
               <w:t xml:space="preserve">, </w:t>
             </w:r>
+            <w:proofErr w:type="spellStart"/>
             <w:r>
               <w:rPr>
                 <w:rFonts w:ascii="Consolas" w:eastAsia="Consolas" w:hAnsi="Consolas"/>
                 <w:sz w:val="15"/>
               </w:rPr>
-              <w:t>Embarked_clean</w:t>
-            </w:r>
+              <w:t>FamilySize</w:t>
+            </w:r>
+            <w:proofErr w:type="spellEnd"/>
             <w:r>
               <w:rPr>
                 <w:sz w:val="18"/>
               </w:rPr>
               <w:t xml:space="preserve">, </w:t>
             </w:r>
+            <w:proofErr w:type="spellStart"/>
             <w:r>
               <w:rPr>
                 <w:rFonts w:ascii="Consolas" w:eastAsia="Consolas" w:hAnsi="Consolas"/>
                 <w:sz w:val="15"/>
               </w:rPr>
-              <w:t>Deck_combinado</w:t>
-            </w:r>
+              <w:t>TicketGroupSize</w:t>
+            </w:r>
+            <w:proofErr w:type="spellEnd"/>
           </w:p>
         </w:tc>
         <w:tc>
@@ -3419,7 +3242,7 @@
                 <w:sz w:val="15"/>
                 <w:lang w:val="es-CL"/>
               </w:rPr>
-              <w:t>AgeGroup</w:t>
+              <w:t>Fare_per_person_log</w:t>
             </w:r>
             <w:proofErr w:type="spellEnd"/>
             <w:r>
@@ -3427,7 +3250,7 @@
                 <w:sz w:val="18"/>
                 <w:lang w:val="es-CL"/>
               </w:rPr>
-              <w:t xml:space="preserve"> (V = 0.137) y </w:t>
+              <w:t xml:space="preserve">: asociación moderada (0.373), menos dependiente del grupo; reemplaza a </w:t>
             </w:r>
             <w:proofErr w:type="spellStart"/>
             <w:r>
@@ -3436,7 +3259,7 @@
                 <w:sz w:val="15"/>
                 <w:lang w:val="es-CL"/>
               </w:rPr>
-              <w:t>Embarked_clean</w:t>
+              <w:t>Fare_log</w:t>
             </w:r>
             <w:proofErr w:type="spellEnd"/>
             <w:r>
@@ -3444,22 +3267,7 @@
                 <w:sz w:val="18"/>
                 <w:lang w:val="es-CL"/>
               </w:rPr>
-              <w:t xml:space="preserve"> (V = 0.171): asociación débil e </w:t>
-            </w:r>
-            <w:r>
-              <w:rPr>
-                <w:i/>
-                <w:sz w:val="18"/>
-                <w:lang w:val="es-CL"/>
-              </w:rPr>
-              <w:t>MI</w:t>
-            </w:r>
-            <w:r>
-              <w:rPr>
-                <w:sz w:val="18"/>
-                <w:lang w:val="es-CL"/>
-              </w:rPr>
-              <w:t xml:space="preserve"> marginal (0.009 y 0.014); se mantienen por sentido sustantivo; el puerto refleja en parte la clase (V con </w:t>
+              <w:t xml:space="preserve"> por interpretabilidad. </w:t>
             </w:r>
             <w:proofErr w:type="spellStart"/>
             <w:r>
@@ -3468,7 +3276,7 @@
                 <w:sz w:val="15"/>
                 <w:lang w:val="es-CL"/>
               </w:rPr>
-              <w:t>Pclass</w:t>
+              <w:t>FamilySize</w:t>
             </w:r>
             <w:proofErr w:type="spellEnd"/>
             <w:r>
@@ -3476,7 +3284,7 @@
                 <w:sz w:val="18"/>
                 <w:lang w:val="es-CL"/>
               </w:rPr>
-              <w:t xml:space="preserve"> = 0.262). </w:t>
+              <w:t xml:space="preserve"> (0.173; p = 8×10⁻⁷) y </w:t>
             </w:r>
             <w:proofErr w:type="spellStart"/>
             <w:r>
@@ -3485,7 +3293,7 @@
                 <w:sz w:val="15"/>
                 <w:lang w:val="es-CL"/>
               </w:rPr>
-              <w:t>Deck_combinado</w:t>
+              <w:t>TicketGroupSize</w:t>
             </w:r>
             <w:proofErr w:type="spellEnd"/>
             <w:r>
@@ -3493,14 +3301,13 @@
                 <w:sz w:val="18"/>
                 <w:lang w:val="es-CL"/>
               </w:rPr>
-              <w:t>: V = 0.334 (moderada), pero 27.8 % de celdas esperadas &lt; 5 y 77.1 % «Desconocida» (no imputada).</w:t>
+              <w:t xml:space="preserve"> (0.188; p = 6×10⁻⁸): débiles pero significativas y conceptos distintos (32.3 %).</w:t>
             </w:r>
           </w:p>
         </w:tc>
       </w:tr>
       <w:tr>
         <w:trPr>
-          <w:cantSplit/>
           <w:jc w:val="center"/>
         </w:trPr>
         <w:tc>
@@ -3517,8 +3324,7 @@
                 <w:b/>
                 <w:sz w:val="18"/>
               </w:rPr>
-              <w:lastRenderedPageBreak/>
-              <w:t>Descartar</w:t>
+              <w:t>Revisar</w:t>
             </w:r>
             <w:proofErr w:type="spellEnd"/>
           </w:p>
@@ -3531,182 +3337,45 @@
             <w:pPr>
               <w:spacing w:after="0" w:line="240" w:lineRule="auto"/>
             </w:pPr>
+            <w:proofErr w:type="spellStart"/>
             <w:r>
               <w:rPr>
                 <w:rFonts w:ascii="Consolas" w:eastAsia="Consolas" w:hAnsi="Consolas"/>
                 <w:sz w:val="15"/>
               </w:rPr>
-              <w:t>Pclass</w:t>
-            </w:r>
+              <w:t>AgeGroup</w:t>
+            </w:r>
+            <w:proofErr w:type="spellEnd"/>
             <w:r>
               <w:rPr>
                 <w:sz w:val="18"/>
               </w:rPr>
               <w:t xml:space="preserve">, </w:t>
             </w:r>
+            <w:proofErr w:type="spellStart"/>
             <w:r>
               <w:rPr>
                 <w:rFonts w:ascii="Consolas" w:eastAsia="Consolas" w:hAnsi="Consolas"/>
                 <w:sz w:val="15"/>
               </w:rPr>
-              <w:t>Age_clean</w:t>
-            </w:r>
+              <w:t>Embarked_clean</w:t>
+            </w:r>
+            <w:proofErr w:type="spellEnd"/>
             <w:r>
               <w:rPr>
                 <w:sz w:val="18"/>
               </w:rPr>
               <w:t xml:space="preserve">, </w:t>
             </w:r>
+            <w:proofErr w:type="spellStart"/>
             <w:r>
               <w:rPr>
                 <w:rFonts w:ascii="Consolas" w:eastAsia="Consolas" w:hAnsi="Consolas"/>
                 <w:sz w:val="15"/>
               </w:rPr>
-              <w:t>Sex_bin</w:t>
-            </w:r>
-            <w:r>
-              <w:rPr>
-                <w:sz w:val="18"/>
-              </w:rPr>
-              <w:t xml:space="preserve">, </w:t>
-            </w:r>
-            <w:r>
-              <w:rPr>
-                <w:rFonts w:ascii="Consolas" w:eastAsia="Consolas" w:hAnsi="Consolas"/>
-                <w:sz w:val="15"/>
-              </w:rPr>
-              <w:t>Fare_log</w:t>
-            </w:r>
-            <w:r>
-              <w:rPr>
-                <w:sz w:val="18"/>
-              </w:rPr>
-              <w:t xml:space="preserve">, </w:t>
-            </w:r>
-            <w:r>
-              <w:rPr>
-                <w:rFonts w:ascii="Consolas" w:eastAsia="Consolas" w:hAnsi="Consolas"/>
-                <w:sz w:val="15"/>
-              </w:rPr>
-              <w:t>FareBand</w:t>
-            </w:r>
-            <w:r>
-              <w:rPr>
-                <w:sz w:val="18"/>
-              </w:rPr>
-              <w:t xml:space="preserve">, </w:t>
-            </w:r>
-            <w:r>
-              <w:rPr>
-                <w:rFonts w:ascii="Consolas" w:eastAsia="Consolas" w:hAnsi="Consolas"/>
-                <w:sz w:val="15"/>
-              </w:rPr>
-              <w:t>IsAlone</w:t>
-            </w:r>
-            <w:r>
-              <w:rPr>
-                <w:sz w:val="18"/>
-              </w:rPr>
-              <w:t xml:space="preserve">, </w:t>
-            </w:r>
-            <w:r>
-              <w:rPr>
-                <w:rFonts w:ascii="Consolas" w:eastAsia="Consolas" w:hAnsi="Consolas"/>
-                <w:sz w:val="15"/>
-              </w:rPr>
-              <w:t>Age_registrada</w:t>
-            </w:r>
-            <w:r>
-              <w:rPr>
-                <w:sz w:val="18"/>
-              </w:rPr>
-              <w:t xml:space="preserve">, </w:t>
-            </w:r>
-            <w:r>
-              <w:rPr>
-                <w:rFonts w:ascii="Consolas" w:eastAsia="Consolas" w:hAnsi="Consolas"/>
-                <w:sz w:val="15"/>
-              </w:rPr>
-              <w:t>Cabin_registrada</w:t>
-            </w:r>
-            <w:r>
-              <w:rPr>
-                <w:sz w:val="18"/>
-              </w:rPr>
-              <w:t xml:space="preserve">, </w:t>
-            </w:r>
-            <w:r>
-              <w:rPr>
-                <w:rFonts w:ascii="Consolas" w:eastAsia="Consolas" w:hAnsi="Consolas"/>
-                <w:sz w:val="15"/>
-              </w:rPr>
-              <w:t>class</w:t>
-            </w:r>
-            <w:r>
-              <w:rPr>
-                <w:sz w:val="18"/>
-              </w:rPr>
-              <w:t xml:space="preserve">, </w:t>
-            </w:r>
-            <w:r>
-              <w:rPr>
-                <w:rFonts w:ascii="Consolas" w:eastAsia="Consolas" w:hAnsi="Consolas"/>
-                <w:sz w:val="15"/>
-              </w:rPr>
-              <w:t>who</w:t>
-            </w:r>
-            <w:r>
-              <w:rPr>
-                <w:sz w:val="18"/>
-              </w:rPr>
-              <w:t xml:space="preserve">, </w:t>
-            </w:r>
-            <w:r>
-              <w:rPr>
-                <w:rFonts w:ascii="Consolas" w:eastAsia="Consolas" w:hAnsi="Consolas"/>
-                <w:sz w:val="15"/>
-              </w:rPr>
-              <w:t>adult_male</w:t>
-            </w:r>
-            <w:r>
-              <w:rPr>
-                <w:sz w:val="18"/>
-              </w:rPr>
-              <w:t xml:space="preserve">, </w:t>
-            </w:r>
-            <w:r>
-              <w:rPr>
-                <w:rFonts w:ascii="Consolas" w:eastAsia="Consolas" w:hAnsi="Consolas"/>
-                <w:sz w:val="15"/>
-              </w:rPr>
-              <w:t>deck</w:t>
-            </w:r>
-            <w:r>
-              <w:rPr>
-                <w:sz w:val="18"/>
-              </w:rPr>
-              <w:t xml:space="preserve">, </w:t>
-            </w:r>
-            <w:r>
-              <w:rPr>
-                <w:rFonts w:ascii="Consolas" w:eastAsia="Consolas" w:hAnsi="Consolas"/>
-                <w:sz w:val="15"/>
-              </w:rPr>
-              <w:t>embark_town</w:t>
-            </w:r>
-            <w:r>
-              <w:rPr>
-                <w:sz w:val="18"/>
-              </w:rPr>
-              <w:t xml:space="preserve">, </w:t>
-            </w:r>
-            <w:r>
-              <w:rPr>
-                <w:rFonts w:ascii="Consolas" w:eastAsia="Consolas" w:hAnsi="Consolas"/>
-                <w:sz w:val="15"/>
-              </w:rPr>
-              <w:t>alone</w:t>
-            </w:r>
+              <w:t>Deck_combinado</w:t>
+            </w:r>
+            <w:proofErr w:type="spellEnd"/>
           </w:p>
         </w:tc>
         <w:tc>
@@ -3727,7 +3396,7 @@
                 <w:sz w:val="15"/>
                 <w:lang w:val="es-CL"/>
               </w:rPr>
-              <w:t>Pclass</w:t>
+              <w:t>AgeGroup</w:t>
             </w:r>
             <w:proofErr w:type="spellEnd"/>
             <w:r>
@@ -3735,7 +3404,7 @@
                 <w:sz w:val="18"/>
                 <w:lang w:val="es-CL"/>
               </w:rPr>
-              <w:t xml:space="preserve">: combinación lineal exacta de </w:t>
+              <w:t xml:space="preserve"> (V = 0.137) y </w:t>
             </w:r>
             <w:proofErr w:type="spellStart"/>
             <w:r>
@@ -3744,7 +3413,7 @@
                 <w:sz w:val="15"/>
                 <w:lang w:val="es-CL"/>
               </w:rPr>
-              <w:t>Sex_Pclass</w:t>
+              <w:t>Embarked_clean</w:t>
             </w:r>
             <w:proofErr w:type="spellEnd"/>
             <w:r>
@@ -3752,7 +3421,22 @@
                 <w:sz w:val="18"/>
                 <w:lang w:val="es-CL"/>
               </w:rPr>
-              <w:t xml:space="preserve">. </w:t>
+              <w:t xml:space="preserve"> (V = 0.171): asociación débil e </w:t>
+            </w:r>
+            <w:r>
+              <w:rPr>
+                <w:i/>
+                <w:sz w:val="18"/>
+                <w:lang w:val="es-CL"/>
+              </w:rPr>
+              <w:t>MI</w:t>
+            </w:r>
+            <w:r>
+              <w:rPr>
+                <w:sz w:val="18"/>
+                <w:lang w:val="es-CL"/>
+              </w:rPr>
+              <w:t xml:space="preserve"> marginal (0.009 y 0.014); se mantienen por sentido sustantivo; el puerto refleja en parte la clase (V con </w:t>
             </w:r>
             <w:proofErr w:type="spellStart"/>
             <w:r>
@@ -3761,7 +3445,7 @@
                 <w:sz w:val="15"/>
                 <w:lang w:val="es-CL"/>
               </w:rPr>
-              <w:t>IsAlone</w:t>
+              <w:t>Pclass</w:t>
             </w:r>
             <w:proofErr w:type="spellEnd"/>
             <w:r>
@@ -3769,7 +3453,7 @@
                 <w:sz w:val="18"/>
                 <w:lang w:val="es-CL"/>
               </w:rPr>
-              <w:t xml:space="preserve">: función de </w:t>
+              <w:t xml:space="preserve"> = 0.262). </w:t>
             </w:r>
             <w:proofErr w:type="spellStart"/>
             <w:r>
@@ -3778,7 +3462,7 @@
                 <w:sz w:val="15"/>
                 <w:lang w:val="es-CL"/>
               </w:rPr>
-              <w:t>FamilySize</w:t>
+              <w:t>Deck_combinado</w:t>
             </w:r>
             <w:proofErr w:type="spellEnd"/>
             <w:r>
@@ -3786,8 +3470,251 @@
                 <w:sz w:val="18"/>
                 <w:lang w:val="es-CL"/>
               </w:rPr>
-              <w:t xml:space="preserve">. </w:t>
-            </w:r>
+              <w:t>: V = 0.334 (moderada), pero 27.8 % de celdas esperadas &lt; 5 y 77.1 % «Desconocida» (no imputada).</w:t>
+            </w:r>
+          </w:p>
+        </w:tc>
+      </w:tr>
+      <w:tr>
+        <w:trPr>
+          <w:jc w:val="center"/>
+        </w:trPr>
+        <w:tc>
+          <w:tcPr>
+            <w:tcW w:w="1152" w:type="dxa"/>
+          </w:tcPr>
+          <w:p>
+            <w:pPr>
+              <w:spacing w:after="0" w:line="240" w:lineRule="auto"/>
+            </w:pPr>
+            <w:proofErr w:type="spellStart"/>
+            <w:r>
+              <w:rPr>
+                <w:b/>
+                <w:sz w:val="18"/>
+              </w:rPr>
+              <w:t>Descartar</w:t>
+            </w:r>
+            <w:proofErr w:type="spellEnd"/>
+          </w:p>
+        </w:tc>
+        <w:tc>
+          <w:tcPr>
+            <w:tcW w:w="2664" w:type="dxa"/>
+          </w:tcPr>
+          <w:p>
+            <w:pPr>
+              <w:spacing w:after="0" w:line="240" w:lineRule="auto"/>
+            </w:pPr>
+            <w:proofErr w:type="spellStart"/>
+            <w:r>
+              <w:rPr>
+                <w:rFonts w:ascii="Consolas" w:eastAsia="Consolas" w:hAnsi="Consolas"/>
+                <w:sz w:val="15"/>
+              </w:rPr>
+              <w:t>Pclass</w:t>
+            </w:r>
+            <w:proofErr w:type="spellEnd"/>
+            <w:r>
+              <w:rPr>
+                <w:sz w:val="18"/>
+              </w:rPr>
+              <w:t xml:space="preserve">, </w:t>
+            </w:r>
+            <w:proofErr w:type="spellStart"/>
+            <w:r>
+              <w:rPr>
+                <w:rFonts w:ascii="Consolas" w:eastAsia="Consolas" w:hAnsi="Consolas"/>
+                <w:sz w:val="15"/>
+              </w:rPr>
+              <w:t>Age_clean</w:t>
+            </w:r>
+            <w:proofErr w:type="spellEnd"/>
+            <w:r>
+              <w:rPr>
+                <w:sz w:val="18"/>
+              </w:rPr>
+              <w:t xml:space="preserve">, </w:t>
+            </w:r>
+            <w:proofErr w:type="spellStart"/>
+            <w:r>
+              <w:rPr>
+                <w:rFonts w:ascii="Consolas" w:eastAsia="Consolas" w:hAnsi="Consolas"/>
+                <w:sz w:val="15"/>
+              </w:rPr>
+              <w:t>Sex_bin</w:t>
+            </w:r>
+            <w:proofErr w:type="spellEnd"/>
+            <w:r>
+              <w:rPr>
+                <w:sz w:val="18"/>
+              </w:rPr>
+              <w:t xml:space="preserve">, </w:t>
+            </w:r>
+            <w:proofErr w:type="spellStart"/>
+            <w:r>
+              <w:rPr>
+                <w:rFonts w:ascii="Consolas" w:eastAsia="Consolas" w:hAnsi="Consolas"/>
+                <w:sz w:val="15"/>
+              </w:rPr>
+              <w:t>Fare_log</w:t>
+            </w:r>
+            <w:proofErr w:type="spellEnd"/>
+            <w:r>
+              <w:rPr>
+                <w:sz w:val="18"/>
+              </w:rPr>
+              <w:t xml:space="preserve">, </w:t>
+            </w:r>
+            <w:proofErr w:type="spellStart"/>
+            <w:r>
+              <w:rPr>
+                <w:rFonts w:ascii="Consolas" w:eastAsia="Consolas" w:hAnsi="Consolas"/>
+                <w:sz w:val="15"/>
+              </w:rPr>
+              <w:t>FareBand</w:t>
+            </w:r>
+            <w:proofErr w:type="spellEnd"/>
+            <w:r>
+              <w:rPr>
+                <w:sz w:val="18"/>
+              </w:rPr>
+              <w:t xml:space="preserve">, </w:t>
+            </w:r>
+            <w:proofErr w:type="spellStart"/>
+            <w:r>
+              <w:rPr>
+                <w:rFonts w:ascii="Consolas" w:eastAsia="Consolas" w:hAnsi="Consolas"/>
+                <w:sz w:val="15"/>
+              </w:rPr>
+              <w:t>IsAlone</w:t>
+            </w:r>
+            <w:proofErr w:type="spellEnd"/>
+            <w:r>
+              <w:rPr>
+                <w:sz w:val="18"/>
+              </w:rPr>
+              <w:t xml:space="preserve">, </w:t>
+            </w:r>
+            <w:proofErr w:type="spellStart"/>
+            <w:r>
+              <w:rPr>
+                <w:rFonts w:ascii="Consolas" w:eastAsia="Consolas" w:hAnsi="Consolas"/>
+                <w:sz w:val="15"/>
+              </w:rPr>
+              <w:t>Age_registrada</w:t>
+            </w:r>
+            <w:proofErr w:type="spellEnd"/>
+            <w:r>
+              <w:rPr>
+                <w:sz w:val="18"/>
+              </w:rPr>
+              <w:t xml:space="preserve">, </w:t>
+            </w:r>
+            <w:proofErr w:type="spellStart"/>
+            <w:r>
+              <w:rPr>
+                <w:rFonts w:ascii="Consolas" w:eastAsia="Consolas" w:hAnsi="Consolas"/>
+                <w:sz w:val="15"/>
+              </w:rPr>
+              <w:t>Cabin_registrada</w:t>
+            </w:r>
+            <w:proofErr w:type="spellEnd"/>
+            <w:r>
+              <w:rPr>
+                <w:sz w:val="18"/>
+              </w:rPr>
+              <w:t xml:space="preserve">, </w:t>
+            </w:r>
+            <w:r>
+              <w:rPr>
+                <w:rFonts w:ascii="Consolas" w:eastAsia="Consolas" w:hAnsi="Consolas"/>
+                <w:sz w:val="15"/>
+              </w:rPr>
+              <w:t>class</w:t>
+            </w:r>
+            <w:r>
+              <w:rPr>
+                <w:sz w:val="18"/>
+              </w:rPr>
+              <w:t xml:space="preserve">, </w:t>
+            </w:r>
+            <w:r>
+              <w:rPr>
+                <w:rFonts w:ascii="Consolas" w:eastAsia="Consolas" w:hAnsi="Consolas"/>
+                <w:sz w:val="15"/>
+              </w:rPr>
+              <w:t>who</w:t>
+            </w:r>
+            <w:r>
+              <w:rPr>
+                <w:sz w:val="18"/>
+              </w:rPr>
+              <w:t xml:space="preserve">, </w:t>
+            </w:r>
+            <w:proofErr w:type="spellStart"/>
+            <w:r>
+              <w:rPr>
+                <w:rFonts w:ascii="Consolas" w:eastAsia="Consolas" w:hAnsi="Consolas"/>
+                <w:sz w:val="15"/>
+              </w:rPr>
+              <w:t>adult_male</w:t>
+            </w:r>
+            <w:proofErr w:type="spellEnd"/>
+            <w:r>
+              <w:rPr>
+                <w:sz w:val="18"/>
+              </w:rPr>
+              <w:t xml:space="preserve">, </w:t>
+            </w:r>
+            <w:r>
+              <w:rPr>
+                <w:rFonts w:ascii="Consolas" w:eastAsia="Consolas" w:hAnsi="Consolas"/>
+                <w:sz w:val="15"/>
+              </w:rPr>
+              <w:t>deck</w:t>
+            </w:r>
+            <w:r>
+              <w:rPr>
+                <w:sz w:val="18"/>
+              </w:rPr>
+              <w:t xml:space="preserve">, </w:t>
+            </w:r>
+            <w:proofErr w:type="spellStart"/>
+            <w:r>
+              <w:rPr>
+                <w:rFonts w:ascii="Consolas" w:eastAsia="Consolas" w:hAnsi="Consolas"/>
+                <w:sz w:val="15"/>
+              </w:rPr>
+              <w:t>embark_town</w:t>
+            </w:r>
+            <w:proofErr w:type="spellEnd"/>
+            <w:r>
+              <w:rPr>
+                <w:sz w:val="18"/>
+              </w:rPr>
+              <w:t xml:space="preserve">, </w:t>
+            </w:r>
+            <w:r>
+              <w:rPr>
+                <w:rFonts w:ascii="Consolas" w:eastAsia="Consolas" w:hAnsi="Consolas"/>
+                <w:sz w:val="15"/>
+              </w:rPr>
+              <w:t>alone</w:t>
+            </w:r>
+          </w:p>
+        </w:tc>
+        <w:tc>
+          <w:tcPr>
+            <w:tcW w:w="5544" w:type="dxa"/>
+          </w:tcPr>
+          <w:p>
+            <w:pPr>
+              <w:spacing w:after="0" w:line="240" w:lineRule="auto"/>
+              <w:rPr>
+                <w:lang w:val="es-CL"/>
+              </w:rPr>
+            </w:pPr>
             <w:proofErr w:type="spellStart"/>
             <w:r>
               <w:rPr>
@@ -3795,7 +3722,7 @@
                 <w:sz w:val="15"/>
                 <w:lang w:val="es-CL"/>
               </w:rPr>
-              <w:t>Sex_bin</w:t>
+              <w:t>Pclass</w:t>
             </w:r>
             <w:proofErr w:type="spellEnd"/>
             <w:r>
@@ -3803,7 +3730,7 @@
                 <w:sz w:val="18"/>
                 <w:lang w:val="es-CL"/>
               </w:rPr>
-              <w:t xml:space="preserve">: V = 0.995 con </w:t>
+              <w:t xml:space="preserve">: combinación lineal exacta de </w:t>
             </w:r>
             <w:proofErr w:type="spellStart"/>
             <w:r>
@@ -3812,7 +3739,7 @@
                 <w:sz w:val="15"/>
                 <w:lang w:val="es-CL"/>
               </w:rPr>
-              <w:t>Title_agrupado</w:t>
+              <w:t>Sex_Pclass</w:t>
             </w:r>
             <w:proofErr w:type="spellEnd"/>
             <w:r>
@@ -3829,7 +3756,7 @@
                 <w:sz w:val="15"/>
                 <w:lang w:val="es-CL"/>
               </w:rPr>
-              <w:t>Fare_log</w:t>
+              <w:t>IsAlone</w:t>
             </w:r>
             <w:proofErr w:type="spellEnd"/>
             <w:r>
@@ -3837,7 +3764,7 @@
                 <w:sz w:val="18"/>
                 <w:lang w:val="es-CL"/>
               </w:rPr>
-              <w:t xml:space="preserve">, </w:t>
+              <w:t xml:space="preserve">: función de </w:t>
             </w:r>
             <w:proofErr w:type="spellStart"/>
             <w:r>
@@ -3846,7 +3773,7 @@
                 <w:sz w:val="15"/>
                 <w:lang w:val="es-CL"/>
               </w:rPr>
-              <w:t>FareBand</w:t>
+              <w:t>FamilySize</w:t>
             </w:r>
             <w:proofErr w:type="spellEnd"/>
             <w:r>
@@ -3854,7 +3781,7 @@
                 <w:sz w:val="18"/>
                 <w:lang w:val="es-CL"/>
               </w:rPr>
-              <w:t xml:space="preserve">: redundantes con </w:t>
+              <w:t xml:space="preserve">. </w:t>
             </w:r>
             <w:proofErr w:type="spellStart"/>
             <w:r>
@@ -3863,7 +3790,7 @@
                 <w:sz w:val="15"/>
                 <w:lang w:val="es-CL"/>
               </w:rPr>
-              <w:t>Fare_per_person_log</w:t>
+              <w:t>Sex_bin</w:t>
             </w:r>
             <w:proofErr w:type="spellEnd"/>
             <w:r>
@@ -3871,7 +3798,7 @@
                 <w:sz w:val="18"/>
                 <w:lang w:val="es-CL"/>
               </w:rPr>
-              <w:t xml:space="preserve">. </w:t>
+              <w:t xml:space="preserve">: V = 0.995 con </w:t>
             </w:r>
             <w:proofErr w:type="spellStart"/>
             <w:r>
@@ -3880,7 +3807,7 @@
                 <w:sz w:val="15"/>
                 <w:lang w:val="es-CL"/>
               </w:rPr>
-              <w:t>Age_clean</w:t>
+              <w:t>Title_agrupado</w:t>
             </w:r>
             <w:proofErr w:type="spellEnd"/>
             <w:r>
@@ -3888,22 +3815,7 @@
                 <w:sz w:val="18"/>
                 <w:lang w:val="es-CL"/>
               </w:rPr>
-              <w:t xml:space="preserve">: Mann-Whitney p = 0.25, pero su </w:t>
-            </w:r>
-            <w:r>
-              <w:rPr>
-                <w:i/>
-                <w:sz w:val="18"/>
-                <w:lang w:val="es-CL"/>
-              </w:rPr>
-              <w:t>MI</w:t>
-            </w:r>
-            <w:r>
-              <w:rPr>
-                <w:sz w:val="18"/>
-                <w:lang w:val="es-CL"/>
-              </w:rPr>
-              <w:t xml:space="preserve"> supera a la de </w:t>
+              <w:t xml:space="preserve">. </w:t>
             </w:r>
             <w:proofErr w:type="spellStart"/>
             <w:r>
@@ -3912,7 +3824,7 @@
                 <w:sz w:val="15"/>
                 <w:lang w:val="es-CL"/>
               </w:rPr>
-              <w:t>AgeGroup</w:t>
+              <w:t>Fare_log</w:t>
             </w:r>
             <w:proofErr w:type="spellEnd"/>
             <w:r>
@@ -3920,7 +3832,7 @@
                 <w:sz w:val="18"/>
                 <w:lang w:val="es-CL"/>
               </w:rPr>
-              <w:t xml:space="preserve">; se descarta por imputación (19.9 %) e interpretabilidad (a revalidar). </w:t>
+              <w:t xml:space="preserve">, </w:t>
             </w:r>
             <w:proofErr w:type="spellStart"/>
             <w:r>
@@ -3929,7 +3841,7 @@
                 <w:sz w:val="15"/>
                 <w:lang w:val="es-CL"/>
               </w:rPr>
-              <w:t>Age_registrada</w:t>
+              <w:t>FareBand</w:t>
             </w:r>
             <w:proofErr w:type="spellEnd"/>
             <w:r>
@@ -3937,7 +3849,7 @@
                 <w:sz w:val="18"/>
                 <w:lang w:val="es-CL"/>
               </w:rPr>
-              <w:t xml:space="preserve"> y </w:t>
+              <w:t xml:space="preserve">: redundantes con </w:t>
             </w:r>
             <w:proofErr w:type="spellStart"/>
             <w:r>
@@ -3946,6 +3858,89 @@
                 <w:sz w:val="15"/>
                 <w:lang w:val="es-CL"/>
               </w:rPr>
+              <w:t>Fare_per_person_log</w:t>
+            </w:r>
+            <w:proofErr w:type="spellEnd"/>
+            <w:r>
+              <w:rPr>
+                <w:sz w:val="18"/>
+                <w:lang w:val="es-CL"/>
+              </w:rPr>
+              <w:t xml:space="preserve">. </w:t>
+            </w:r>
+            <w:proofErr w:type="spellStart"/>
+            <w:r>
+              <w:rPr>
+                <w:rFonts w:ascii="Consolas" w:eastAsia="Consolas" w:hAnsi="Consolas"/>
+                <w:sz w:val="15"/>
+                <w:lang w:val="es-CL"/>
+              </w:rPr>
+              <w:t>Age_clean</w:t>
+            </w:r>
+            <w:proofErr w:type="spellEnd"/>
+            <w:r>
+              <w:rPr>
+                <w:sz w:val="18"/>
+                <w:lang w:val="es-CL"/>
+              </w:rPr>
+              <w:t xml:space="preserve">: Mann-Whitney p = 0.25, pero su </w:t>
+            </w:r>
+            <w:r>
+              <w:rPr>
+                <w:i/>
+                <w:sz w:val="18"/>
+                <w:lang w:val="es-CL"/>
+              </w:rPr>
+              <w:t>MI</w:t>
+            </w:r>
+            <w:r>
+              <w:rPr>
+                <w:sz w:val="18"/>
+                <w:lang w:val="es-CL"/>
+              </w:rPr>
+              <w:t xml:space="preserve"> supera a la de </w:t>
+            </w:r>
+            <w:proofErr w:type="spellStart"/>
+            <w:r>
+              <w:rPr>
+                <w:rFonts w:ascii="Consolas" w:eastAsia="Consolas" w:hAnsi="Consolas"/>
+                <w:sz w:val="15"/>
+                <w:lang w:val="es-CL"/>
+              </w:rPr>
+              <w:t>AgeGroup</w:t>
+            </w:r>
+            <w:proofErr w:type="spellEnd"/>
+            <w:r>
+              <w:rPr>
+                <w:sz w:val="18"/>
+                <w:lang w:val="es-CL"/>
+              </w:rPr>
+              <w:t xml:space="preserve">; se descarta por imputación (19.9 %) e interpretabilidad (a revalidar). </w:t>
+            </w:r>
+            <w:proofErr w:type="spellStart"/>
+            <w:r>
+              <w:rPr>
+                <w:rFonts w:ascii="Consolas" w:eastAsia="Consolas" w:hAnsi="Consolas"/>
+                <w:sz w:val="15"/>
+                <w:lang w:val="es-CL"/>
+              </w:rPr>
+              <w:t>Age_registrada</w:t>
+            </w:r>
+            <w:proofErr w:type="spellEnd"/>
+            <w:r>
+              <w:rPr>
+                <w:sz w:val="18"/>
+                <w:lang w:val="es-CL"/>
+              </w:rPr>
+              <w:t xml:space="preserve"> y </w:t>
+            </w:r>
+            <w:proofErr w:type="spellStart"/>
+            <w:r>
+              <w:rPr>
+                <w:rFonts w:ascii="Consolas" w:eastAsia="Consolas" w:hAnsi="Consolas"/>
+                <w:sz w:val="15"/>
+                <w:lang w:val="es-CL"/>
+              </w:rPr>
               <w:t>Cabin_registrada</w:t>
             </w:r>
             <w:proofErr w:type="spellEnd"/>
@@ -3970,7 +3965,7 @@
                 <w:sz w:val="18"/>
                 <w:lang w:val="es-CL"/>
               </w:rPr>
-              <w:t>-data se reconstruyen al 100 %.</w:t>
+              <w:t>-data coinciden con columnas propias (NB §VI.1).</w:t>
             </w:r>
           </w:p>
         </w:tc>
@@ -3991,6 +3986,7 @@
           <w:sz w:val="19"/>
           <w:lang w:val="es-CL"/>
         </w:rPr>
+        <w:lastRenderedPageBreak/>
         <w:t xml:space="preserve">Tabla 3. </w:t>
       </w:r>
       <w:r>
@@ -4002,255 +3998,286 @@
         <w:t>Decisiones de selección preliminar y justificación</w:t>
       </w:r>
     </w:p>
-    <w:p>
-      <w:pPr>
-        <w:spacing w:after="0" w:line="240" w:lineRule="auto"/>
-        <w:jc w:val="center"/>
-      </w:pPr>
-      <w:r>
-        <w:rPr>
-          <w:noProof/>
-        </w:rPr>
-        <w:drawing>
-          <wp:inline distT="0" distB="0" distL="0" distR="0" wp14:anchorId="5A8EF1D8" wp14:editId="38E0D0EC">
-            <wp:extent cx="2194560" cy="1530500"/>
-            <wp:effectExtent l="0" t="0" r="0" b="0"/>
-            <wp:docPr id="3" name="Picture 3"/>
-            <wp:cNvGraphicFramePr>
-              <a:graphicFrameLocks xmlns:a="http://schemas.openxmlformats.org/drawingml/2006/main" noChangeAspect="1"/>
-            </wp:cNvGraphicFramePr>
-            <a:graphic xmlns:a="http://schemas.openxmlformats.org/drawingml/2006/main">
-              <a:graphicData uri="http://schemas.openxmlformats.org/drawingml/2006/picture">
-                <pic:pic xmlns:pic="http://schemas.openxmlformats.org/drawingml/2006/picture">
-                  <pic:nvPicPr>
-                    <pic:cNvPr id="0" name="f4_titanic_mutual_information.png"/>
-                    <pic:cNvPicPr/>
-                  </pic:nvPicPr>
-                  <pic:blipFill>
-                    <a:blip r:embed="rId10"/>
-                    <a:stretch>
-                      <a:fillRect/>
-                    </a:stretch>
-                  </pic:blipFill>
-                  <pic:spPr>
-                    <a:xfrm>
-                      <a:off x="0" y="0"/>
-                      <a:ext cx="2194560" cy="1530500"/>
-                    </a:xfrm>
-                    <a:prstGeom prst="rect">
-                      <a:avLst/>
-                    </a:prstGeom>
-                  </pic:spPr>
-                </pic:pic>
-              </a:graphicData>
-            </a:graphic>
-          </wp:inline>
-        </w:drawing>
-      </w:r>
-    </w:p>
-    <w:p>
-      <w:pPr>
-        <w:keepNext/>
-        <w:spacing w:before="80" w:after="40" w:line="240" w:lineRule="auto"/>
-        <w:ind w:left="720" w:hanging="720"/>
-        <w:jc w:val="center"/>
-        <w:rPr>
-          <w:lang w:val="es-CL"/>
-        </w:rPr>
-      </w:pPr>
-      <w:r>
-        <w:rPr>
-          <w:b/>
-          <w:sz w:val="19"/>
-          <w:lang w:val="es-CL"/>
-        </w:rPr>
-        <w:t xml:space="preserve">Figura 2. </w:t>
-      </w:r>
-      <w:r>
-        <w:rPr>
-          <w:i/>
-          <w:sz w:val="19"/>
-          <w:lang w:val="es-CL"/>
-        </w:rPr>
-        <w:t>Información mutua (</w:t>
-      </w:r>
-      <w:proofErr w:type="spellStart"/>
-      <w:r>
-        <w:rPr>
-          <w:i/>
-          <w:sz w:val="19"/>
-          <w:lang w:val="es-CL"/>
-        </w:rPr>
-        <w:t>nats</w:t>
-      </w:r>
-      <w:proofErr w:type="spellEnd"/>
-      <w:r>
-        <w:rPr>
-          <w:i/>
-          <w:sz w:val="19"/>
-          <w:lang w:val="es-CL"/>
-        </w:rPr>
-        <w:t xml:space="preserve">) de las variables candidatas frente a </w:t>
-      </w:r>
-      <w:proofErr w:type="spellStart"/>
-      <w:r>
-        <w:rPr>
-          <w:rFonts w:ascii="Consolas" w:eastAsia="Consolas" w:hAnsi="Consolas"/>
-          <w:i/>
-          <w:sz w:val="16"/>
-          <w:lang w:val="es-CL"/>
-        </w:rPr>
-        <w:t>Survived</w:t>
-      </w:r>
-      <w:proofErr w:type="spellEnd"/>
-      <w:r>
-        <w:rPr>
-          <w:i/>
-          <w:sz w:val="19"/>
-          <w:lang w:val="es-CL"/>
-        </w:rPr>
-        <w:t xml:space="preserve"> (semilla 42)</w:t>
-      </w:r>
-    </w:p>
-    <w:p>
-      <w:pPr>
-        <w:jc w:val="both"/>
-        <w:rPr>
-          <w:lang w:val="es-CL"/>
-        </w:rPr>
-      </w:pPr>
-      <w:r>
-        <w:rPr>
-          <w:lang w:val="es-CL"/>
-        </w:rPr>
-        <w:t xml:space="preserve">El ranking es estable en 21 semillas: </w:t>
-      </w:r>
-      <w:proofErr w:type="spellStart"/>
-      <w:r>
-        <w:rPr>
-          <w:rFonts w:ascii="Consolas" w:eastAsia="Consolas" w:hAnsi="Consolas"/>
-          <w:sz w:val="19"/>
-          <w:lang w:val="es-CL"/>
-        </w:rPr>
-        <w:t>Sex_Pclass</w:t>
-      </w:r>
-      <w:proofErr w:type="spellEnd"/>
-      <w:r>
-        <w:rPr>
-          <w:lang w:val="es-CL"/>
-        </w:rPr>
-        <w:t xml:space="preserve">, </w:t>
-      </w:r>
-      <w:proofErr w:type="spellStart"/>
-      <w:r>
-        <w:rPr>
-          <w:rFonts w:ascii="Consolas" w:eastAsia="Consolas" w:hAnsi="Consolas"/>
-          <w:sz w:val="19"/>
-          <w:lang w:val="es-CL"/>
-        </w:rPr>
-        <w:t>Title_agrupado</w:t>
-      </w:r>
-      <w:proofErr w:type="spellEnd"/>
-      <w:r>
-        <w:rPr>
-          <w:lang w:val="es-CL"/>
-        </w:rPr>
-        <w:t xml:space="preserve"> y </w:t>
-      </w:r>
-      <w:proofErr w:type="spellStart"/>
-      <w:r>
-        <w:rPr>
-          <w:rFonts w:ascii="Consolas" w:eastAsia="Consolas" w:hAnsi="Consolas"/>
-          <w:sz w:val="19"/>
-          <w:lang w:val="es-CL"/>
-        </w:rPr>
-        <w:t>Fare_per_person_log</w:t>
-      </w:r>
-      <w:proofErr w:type="spellEnd"/>
-      <w:r>
-        <w:rPr>
-          <w:lang w:val="es-CL"/>
-        </w:rPr>
-        <w:t xml:space="preserve"> son siempre las tres primeras, y </w:t>
-      </w:r>
-      <w:proofErr w:type="spellStart"/>
-      <w:r>
-        <w:rPr>
-          <w:rFonts w:ascii="Consolas" w:eastAsia="Consolas" w:hAnsi="Consolas"/>
-          <w:sz w:val="19"/>
-          <w:lang w:val="es-CL"/>
-        </w:rPr>
-        <w:t>AgeGroup</w:t>
-      </w:r>
-      <w:proofErr w:type="spellEnd"/>
-      <w:r>
-        <w:rPr>
-          <w:lang w:val="es-CL"/>
-        </w:rPr>
-        <w:t xml:space="preserve"> y </w:t>
-      </w:r>
-      <w:proofErr w:type="spellStart"/>
-      <w:r>
-        <w:rPr>
-          <w:rFonts w:ascii="Consolas" w:eastAsia="Consolas" w:hAnsi="Consolas"/>
-          <w:sz w:val="19"/>
-          <w:lang w:val="es-CL"/>
-        </w:rPr>
-        <w:t>Embarked_clean</w:t>
-      </w:r>
-      <w:proofErr w:type="spellEnd"/>
-      <w:r>
-        <w:rPr>
-          <w:lang w:val="es-CL"/>
-        </w:rPr>
-        <w:t xml:space="preserve"> las últimas. Solo las continuas (</w:t>
-      </w:r>
-      <w:proofErr w:type="spellStart"/>
-      <w:r>
-        <w:rPr>
-          <w:rFonts w:ascii="Consolas" w:eastAsia="Consolas" w:hAnsi="Consolas"/>
-          <w:sz w:val="19"/>
-          <w:lang w:val="es-CL"/>
-        </w:rPr>
-        <w:t>Fare_per_person_log</w:t>
-      </w:r>
-      <w:proofErr w:type="spellEnd"/>
-      <w:r>
-        <w:rPr>
-          <w:lang w:val="es-CL"/>
-        </w:rPr>
-        <w:t xml:space="preserve">: 0.092–0.122; </w:t>
-      </w:r>
-      <w:proofErr w:type="spellStart"/>
-      <w:r>
-        <w:rPr>
-          <w:rFonts w:ascii="Consolas" w:eastAsia="Consolas" w:hAnsi="Consolas"/>
-          <w:sz w:val="19"/>
-          <w:lang w:val="es-CL"/>
-        </w:rPr>
-        <w:t>Age_clean</w:t>
-      </w:r>
-      <w:proofErr w:type="spellEnd"/>
-      <w:r>
-        <w:rPr>
-          <w:lang w:val="es-CL"/>
-        </w:rPr>
-        <w:t xml:space="preserve">: 0.016–0.070) varían con la semilla; los conteos se tratan como discretos. Como la </w:t>
-      </w:r>
-      <w:r>
-        <w:rPr>
-          <w:i/>
-          <w:lang w:val="es-CL"/>
-        </w:rPr>
-        <w:t>MI</w:t>
-      </w:r>
-      <w:r>
-        <w:rPr>
-          <w:lang w:val="es-CL"/>
-        </w:rPr>
-        <w:t xml:space="preserve"> mezcla dos estimadores no comparables, se lee como orden aproximado y no decide sola los descartes.</w:t>
-      </w:r>
-    </w:p>
+    <w:tbl>
+      <w:tblPr>
+        <w:tblW w:w="0" w:type="auto"/>
+        <w:tblBorders>
+          <w:top w:val="nil"/>
+          <w:left w:val="nil"/>
+          <w:bottom w:val="nil"/>
+          <w:right w:val="nil"/>
+          <w:insideH w:val="nil"/>
+          <w:insideV w:val="nil"/>
+        </w:tblBorders>
+        <w:tblLayout w:type="fixed"/>
+        <w:tblLook w:val="04A0" w:firstRow="1" w:lastRow="0" w:firstColumn="1" w:lastColumn="0" w:noHBand="0" w:noVBand="1"/>
+      </w:tblPr>
+      <w:tblGrid>
+        <w:gridCol w:w="6408"/>
+        <w:gridCol w:w="2952"/>
+      </w:tblGrid>
+      <w:tr>
+        <w:tc>
+          <w:tcPr>
+            <w:tcW w:w="6408" w:type="dxa"/>
+          </w:tcPr>
+          <w:p>
+            <w:pPr>
+              <w:spacing w:after="0" w:line="240" w:lineRule="auto"/>
+              <w:jc w:val="center"/>
+            </w:pPr>
+            <w:r>
+              <w:rPr>
+                <w:noProof/>
+              </w:rPr>
+              <w:drawing>
+                <wp:inline distT="0" distB="0" distL="0" distR="0" wp14:anchorId="5A8EF1D8" wp14:editId="490CF900">
+                  <wp:extent cx="3660277" cy="2552700"/>
+                  <wp:effectExtent l="0" t="0" r="0" b="0"/>
+                  <wp:docPr id="3" name="Picture 3"/>
+                  <wp:cNvGraphicFramePr>
+                    <a:graphicFrameLocks xmlns:a="http://schemas.openxmlformats.org/drawingml/2006/main" noChangeAspect="1"/>
+                  </wp:cNvGraphicFramePr>
+                  <a:graphic xmlns:a="http://schemas.openxmlformats.org/drawingml/2006/main">
+                    <a:graphicData uri="http://schemas.openxmlformats.org/drawingml/2006/picture">
+                      <pic:pic xmlns:pic="http://schemas.openxmlformats.org/drawingml/2006/picture">
+                        <pic:nvPicPr>
+                          <pic:cNvPr id="0" name="f4_titanic_mutual_information.png"/>
+                          <pic:cNvPicPr/>
+                        </pic:nvPicPr>
+                        <pic:blipFill>
+                          <a:blip r:embed="rId10"/>
+                          <a:stretch>
+                            <a:fillRect/>
+                          </a:stretch>
+                        </pic:blipFill>
+                        <pic:spPr>
+                          <a:xfrm>
+                            <a:off x="0" y="0"/>
+                            <a:ext cx="3685376" cy="2570204"/>
+                          </a:xfrm>
+                          <a:prstGeom prst="rect">
+                            <a:avLst/>
+                          </a:prstGeom>
+                        </pic:spPr>
+                      </pic:pic>
+                    </a:graphicData>
+                  </a:graphic>
+                </wp:inline>
+              </w:drawing>
+            </w:r>
+          </w:p>
+          <w:p>
+            <w:pPr>
+              <w:keepNext/>
+              <w:spacing w:before="80" w:after="40" w:line="240" w:lineRule="auto"/>
+              <w:ind w:left="720" w:hanging="720"/>
+              <w:jc w:val="center"/>
+              <w:rPr>
+                <w:lang w:val="es-CL"/>
+              </w:rPr>
+            </w:pPr>
+            <w:r>
+              <w:rPr>
+                <w:b/>
+                <w:sz w:val="19"/>
+                <w:lang w:val="es-CL"/>
+              </w:rPr>
+              <w:t xml:space="preserve">Figura 2. </w:t>
+            </w:r>
+            <w:r>
+              <w:rPr>
+                <w:i/>
+                <w:sz w:val="19"/>
+                <w:lang w:val="es-CL"/>
+              </w:rPr>
+              <w:t>Información mutua (</w:t>
+            </w:r>
+            <w:proofErr w:type="spellStart"/>
+            <w:r>
+              <w:rPr>
+                <w:i/>
+                <w:sz w:val="19"/>
+                <w:lang w:val="es-CL"/>
+              </w:rPr>
+              <w:t>nats</w:t>
+            </w:r>
+            <w:proofErr w:type="spellEnd"/>
+            <w:r>
+              <w:rPr>
+                <w:i/>
+                <w:sz w:val="19"/>
+                <w:lang w:val="es-CL"/>
+              </w:rPr>
+              <w:t xml:space="preserve">) de las variables candidatas frente a </w:t>
+            </w:r>
+            <w:proofErr w:type="spellStart"/>
+            <w:r>
+              <w:rPr>
+                <w:rFonts w:ascii="Consolas" w:eastAsia="Consolas" w:hAnsi="Consolas"/>
+                <w:i/>
+                <w:sz w:val="16"/>
+                <w:lang w:val="es-CL"/>
+              </w:rPr>
+              <w:t>Survived</w:t>
+            </w:r>
+            <w:proofErr w:type="spellEnd"/>
+            <w:r>
+              <w:rPr>
+                <w:i/>
+                <w:sz w:val="19"/>
+                <w:lang w:val="es-CL"/>
+              </w:rPr>
+              <w:t xml:space="preserve"> (semilla 42)</w:t>
+            </w:r>
+          </w:p>
+        </w:tc>
+        <w:tc>
+          <w:tcPr>
+            <w:tcW w:w="2952" w:type="dxa"/>
+            <w:vAlign w:val="center"/>
+          </w:tcPr>
+          <w:p>
+            <w:pPr>
+              <w:rPr>
+                <w:lang w:val="es-CL"/>
+              </w:rPr>
+            </w:pPr>
+            <w:r>
+              <w:rPr>
+                <w:lang w:val="es-CL"/>
+              </w:rPr>
+              <w:t xml:space="preserve">El ranking es estable en 21 semillas: </w:t>
+            </w:r>
+            <w:proofErr w:type="spellStart"/>
+            <w:r>
+              <w:rPr>
+                <w:rFonts w:ascii="Consolas" w:eastAsia="Consolas" w:hAnsi="Consolas"/>
+                <w:sz w:val="19"/>
+                <w:lang w:val="es-CL"/>
+              </w:rPr>
+              <w:t>Sex_Pclass</w:t>
+            </w:r>
+            <w:proofErr w:type="spellEnd"/>
+            <w:r>
+              <w:rPr>
+                <w:lang w:val="es-CL"/>
+              </w:rPr>
+              <w:t xml:space="preserve">, </w:t>
+            </w:r>
+            <w:proofErr w:type="spellStart"/>
+            <w:r>
+              <w:rPr>
+                <w:rFonts w:ascii="Consolas" w:eastAsia="Consolas" w:hAnsi="Consolas"/>
+                <w:sz w:val="19"/>
+                <w:lang w:val="es-CL"/>
+              </w:rPr>
+              <w:t>Title_agrupado</w:t>
+            </w:r>
+            <w:proofErr w:type="spellEnd"/>
+            <w:r>
+              <w:rPr>
+                <w:lang w:val="es-CL"/>
+              </w:rPr>
+              <w:t xml:space="preserve"> y </w:t>
+            </w:r>
+            <w:proofErr w:type="spellStart"/>
+            <w:r>
+              <w:rPr>
+                <w:rFonts w:ascii="Consolas" w:eastAsia="Consolas" w:hAnsi="Consolas"/>
+                <w:sz w:val="19"/>
+                <w:lang w:val="es-CL"/>
+              </w:rPr>
+              <w:t>Fare_per_person_log</w:t>
+            </w:r>
+            <w:proofErr w:type="spellEnd"/>
+            <w:r>
+              <w:rPr>
+                <w:lang w:val="es-CL"/>
+              </w:rPr>
+              <w:t xml:space="preserve"> siempre encabezan, y </w:t>
+            </w:r>
+            <w:proofErr w:type="spellStart"/>
+            <w:r>
+              <w:rPr>
+                <w:rFonts w:ascii="Consolas" w:eastAsia="Consolas" w:hAnsi="Consolas"/>
+                <w:sz w:val="19"/>
+                <w:lang w:val="es-CL"/>
+              </w:rPr>
+              <w:t>AgeGroup</w:t>
+            </w:r>
+            <w:proofErr w:type="spellEnd"/>
+            <w:r>
+              <w:rPr>
+                <w:lang w:val="es-CL"/>
+              </w:rPr>
+              <w:t xml:space="preserve"> y </w:t>
+            </w:r>
+            <w:proofErr w:type="spellStart"/>
+            <w:r>
+              <w:rPr>
+                <w:rFonts w:ascii="Consolas" w:eastAsia="Consolas" w:hAnsi="Consolas"/>
+                <w:sz w:val="19"/>
+                <w:lang w:val="es-CL"/>
+              </w:rPr>
+              <w:t>Embarked_clean</w:t>
+            </w:r>
+            <w:proofErr w:type="spellEnd"/>
+            <w:r>
+              <w:rPr>
+                <w:lang w:val="es-CL"/>
+              </w:rPr>
+              <w:t xml:space="preserve"> cierran; solo varían las continuas (</w:t>
+            </w:r>
+            <w:proofErr w:type="spellStart"/>
+            <w:r>
+              <w:rPr>
+                <w:rFonts w:ascii="Consolas" w:eastAsia="Consolas" w:hAnsi="Consolas"/>
+                <w:sz w:val="19"/>
+                <w:lang w:val="es-CL"/>
+              </w:rPr>
+              <w:t>Fare_per_person_log</w:t>
+            </w:r>
+            <w:proofErr w:type="spellEnd"/>
+            <w:r>
+              <w:rPr>
+                <w:lang w:val="es-CL"/>
+              </w:rPr>
+              <w:t xml:space="preserve">: 0.092–0.122; </w:t>
+            </w:r>
+            <w:proofErr w:type="spellStart"/>
+            <w:r>
+              <w:rPr>
+                <w:rFonts w:ascii="Consolas" w:eastAsia="Consolas" w:hAnsi="Consolas"/>
+                <w:sz w:val="19"/>
+                <w:lang w:val="es-CL"/>
+              </w:rPr>
+              <w:t>Age_clean</w:t>
+            </w:r>
+            <w:proofErr w:type="spellEnd"/>
+            <w:r>
+              <w:rPr>
+                <w:lang w:val="es-CL"/>
+              </w:rPr>
+              <w:t xml:space="preserve">: 0.016–0.070). Como la </w:t>
+            </w:r>
+            <w:r>
+              <w:rPr>
+                <w:i/>
+                <w:lang w:val="es-CL"/>
+              </w:rPr>
+              <w:t>MI</w:t>
+            </w:r>
+            <w:r>
+              <w:rPr>
+                <w:lang w:val="es-CL"/>
+              </w:rPr>
+              <w:t xml:space="preserve"> mezcla dos estimadores no comparables, se lee como orden aproximado y no decide sola los descartes.</w:t>
+            </w:r>
+          </w:p>
+        </w:tc>
+      </w:tr>
+    </w:tbl>
     <w:p>
       <w:pPr>
         <w:pStyle w:val="Ttulo1"/>
@@ -4291,7 +4318,21 @@
         <w:rPr>
           <w:lang w:val="es-CL"/>
         </w:rPr>
-        <w:t>El notebook está ejecutado de punta a punta, con rutas relativas, semilla fija (</w:t>
+        <w:t xml:space="preserve">El notebook está ejecutado de punta a punta; lee los datos desde sus fuentes públicas (Data </w:t>
+      </w:r>
+      <w:proofErr w:type="spellStart"/>
+      <w:r>
+        <w:rPr>
+          <w:lang w:val="es-CL"/>
+        </w:rPr>
+        <w:t>Science</w:t>
+      </w:r>
+      <w:proofErr w:type="spellEnd"/>
+      <w:r>
+        <w:rPr>
+          <w:lang w:val="es-CL"/>
+        </w:rPr>
+        <w:t xml:space="preserve"> Dojo, s. f.; Waskom, s. f.), verifica las versiones mínimas de </w:t>
       </w:r>
       <w:r>
         <w:rPr>
@@ -4299,13 +4340,13 @@
           <w:sz w:val="19"/>
           <w:lang w:val="es-CL"/>
         </w:rPr>
-        <w:t>RANDOM_STATE = 42</w:t>
-      </w:r>
-      <w:r>
-        <w:rPr>
-          <w:lang w:val="es-CL"/>
-        </w:rPr>
-        <w:t xml:space="preserve">) y </w:t>
+        <w:t>requirements.txt</w:t>
+      </w:r>
+      <w:r>
+        <w:rPr>
+          <w:lang w:val="es-CL"/>
+        </w:rPr>
+        <w:t xml:space="preserve"> antes de ejecutar (NB §II.1) y usa semilla fija (</w:t>
       </w:r>
       <w:r>
         <w:rPr>
@@ -4313,13 +4354,13 @@
           <w:sz w:val="19"/>
           <w:lang w:val="es-CL"/>
         </w:rPr>
-        <w:t>requirements.txt</w:t>
-      </w:r>
-      <w:r>
-        <w:rPr>
-          <w:lang w:val="es-CL"/>
-        </w:rPr>
-        <w:t xml:space="preserve">. Cada acción queda en una bitácora de 10 pasos (NB §VII), las decisiones en NB §VI.4 (cifras calculadas en el notebook) y el destino de las 36 columnas en NB §VI.5. Se usaron pandas (McKinney, 2010), </w:t>
+        <w:t>RANDOM_STATE = 42</w:t>
+      </w:r>
+      <w:r>
+        <w:rPr>
+          <w:lang w:val="es-CL"/>
+        </w:rPr>
+        <w:t xml:space="preserve">). Cada acción queda en una bitácora de 10 pasos (NB §VII), las decisiones en NB §VI.4 (cifras calculadas en el notebook) y el destino de las 36 columnas en NB §VI.5. Se usaron pandas (McKinney, 2010), </w:t>
       </w:r>
       <w:proofErr w:type="spellStart"/>
       <w:r>
@@ -4420,7 +4461,6 @@
       </w:tblGrid>
       <w:tr>
         <w:trPr>
-          <w:cantSplit/>
           <w:tblHeader/>
           <w:jc w:val="center"/>
         </w:trPr>
@@ -4484,7 +4524,6 @@
       </w:tr>
       <w:tr>
         <w:trPr>
-          <w:cantSplit/>
           <w:jc w:val="center"/>
         </w:trPr>
         <w:tc>
@@ -4538,28 +4577,120 @@
                 <w:sz w:val="18"/>
                 <w:lang w:val="es-CL"/>
               </w:rPr>
-              <w:t xml:space="preserve">I. Encabezado; II. Carga; III. </w:t>
+              <w:t>I–III. Encabezado, carga y revisión</w:t>
+            </w:r>
+          </w:p>
+        </w:tc>
+        <w:tc>
+          <w:tcPr>
+            <w:tcW w:w="2880" w:type="dxa"/>
+          </w:tcPr>
+          <w:p>
+            <w:pPr>
+              <w:spacing w:after="0" w:line="240" w:lineRule="auto"/>
+            </w:pPr>
+            <w:r>
+              <w:rPr>
+                <w:sz w:val="18"/>
+                <w:lang w:val="es-CL"/>
+              </w:rPr>
+              <w:t xml:space="preserve">I–III. Problema, </w:t>
             </w:r>
             <w:proofErr w:type="spellStart"/>
             <w:r>
               <w:rPr>
                 <w:sz w:val="18"/>
-              </w:rPr>
-              <w:t>Revisión</w:t>
+                <w:lang w:val="es-CL"/>
+              </w:rPr>
+              <w:t>dataset</w:t>
             </w:r>
             <w:proofErr w:type="spellEnd"/>
             <w:r>
               <w:rPr>
                 <w:sz w:val="18"/>
-              </w:rPr>
-              <w:t xml:space="preserve"> </w:t>
+                <w:lang w:val="es-CL"/>
+              </w:rPr>
+              <w:t xml:space="preserve"> y hallazgos</w:t>
+            </w:r>
+          </w:p>
+        </w:tc>
+      </w:tr>
+      <w:tr>
+        <w:trPr>
+          <w:jc w:val="center"/>
+        </w:trPr>
+        <w:tc>
+          <w:tcPr>
+            <w:tcW w:w="3024" w:type="dxa"/>
+          </w:tcPr>
+          <w:p>
+            <w:pPr>
+              <w:spacing w:after="0" w:line="240" w:lineRule="auto"/>
+            </w:pPr>
+            <w:r>
+              <w:rPr>
+                <w:sz w:val="18"/>
+              </w:rPr>
+              <w:t xml:space="preserve">III–IV. </w:t>
             </w:r>
             <w:proofErr w:type="spellStart"/>
             <w:r>
               <w:rPr>
                 <w:sz w:val="18"/>
               </w:rPr>
-              <w:t>inicial</w:t>
+              <w:t>Transformaciones</w:t>
+            </w:r>
+            <w:proofErr w:type="spellEnd"/>
+            <w:r>
+              <w:rPr>
+                <w:sz w:val="18"/>
+              </w:rPr>
+              <w:t xml:space="preserve"> y </w:t>
+            </w:r>
+            <w:proofErr w:type="spellStart"/>
+            <w:r>
+              <w:rPr>
+                <w:sz w:val="18"/>
+              </w:rPr>
+              <w:t>derivadas</w:t>
+            </w:r>
+            <w:proofErr w:type="spellEnd"/>
+          </w:p>
+        </w:tc>
+        <w:tc>
+          <w:tcPr>
+            <w:tcW w:w="3456" w:type="dxa"/>
+          </w:tcPr>
+          <w:p>
+            <w:pPr>
+              <w:spacing w:after="0" w:line="240" w:lineRule="auto"/>
+            </w:pPr>
+            <w:r>
+              <w:rPr>
+                <w:sz w:val="18"/>
+              </w:rPr>
+              <w:t xml:space="preserve">IV–V. </w:t>
+            </w:r>
+            <w:proofErr w:type="spellStart"/>
+            <w:r>
+              <w:rPr>
+                <w:sz w:val="18"/>
+              </w:rPr>
+              <w:t>Transformaciones</w:t>
+            </w:r>
+            <w:proofErr w:type="spellEnd"/>
+            <w:r>
+              <w:rPr>
+                <w:sz w:val="18"/>
+              </w:rPr>
+              <w:t xml:space="preserve"> y </w:t>
+            </w:r>
+            <w:proofErr w:type="spellStart"/>
+            <w:r>
+              <w:rPr>
+                <w:sz w:val="18"/>
+              </w:rPr>
+              <w:t>derivadas</w:t>
             </w:r>
             <w:proofErr w:type="spellEnd"/>
           </w:p>
@@ -4575,32 +4706,29 @@
             <w:r>
               <w:rPr>
                 <w:sz w:val="18"/>
-                <w:lang w:val="es-CL"/>
-              </w:rPr>
-              <w:t xml:space="preserve">I. Problema; II. </w:t>
+              </w:rPr>
+              <w:t xml:space="preserve">IV. </w:t>
             </w:r>
             <w:proofErr w:type="spellStart"/>
             <w:r>
               <w:rPr>
                 <w:sz w:val="18"/>
-                <w:lang w:val="es-CL"/>
-              </w:rPr>
-              <w:t>Dataset</w:t>
+              </w:rPr>
+              <w:t>Transformaciones</w:t>
             </w:r>
             <w:proofErr w:type="spellEnd"/>
             <w:r>
               <w:rPr>
                 <w:sz w:val="18"/>
-                <w:lang w:val="es-CL"/>
-              </w:rPr>
-              <w:t xml:space="preserve"> y recorrido; III. </w:t>
+              </w:rPr>
+              <w:t xml:space="preserve"> y </w:t>
             </w:r>
             <w:proofErr w:type="spellStart"/>
             <w:r>
               <w:rPr>
                 <w:sz w:val="18"/>
               </w:rPr>
-              <w:t>Hallazgos</w:t>
+              <w:t>derivadas</w:t>
             </w:r>
             <w:proofErr w:type="spellEnd"/>
           </w:p>
@@ -4608,7 +4736,6 @@
       </w:tr>
       <w:tr>
         <w:trPr>
-          <w:cantSplit/>
           <w:jc w:val="center"/>
         </w:trPr>
         <w:tc>
@@ -4623,14 +4750,28 @@
               <w:rPr>
                 <w:sz w:val="18"/>
               </w:rPr>
-              <w:t xml:space="preserve">III. </w:t>
+              <w:t xml:space="preserve">V. </w:t>
             </w:r>
             <w:proofErr w:type="spellStart"/>
             <w:r>
               <w:rPr>
                 <w:sz w:val="18"/>
               </w:rPr>
-              <w:t>Transformaciones</w:t>
+              <w:t>Selección</w:t>
+            </w:r>
+            <w:proofErr w:type="spellEnd"/>
+            <w:r>
+              <w:rPr>
+                <w:sz w:val="18"/>
+              </w:rPr>
+              <w:t xml:space="preserve"> de </w:t>
+            </w:r>
+            <w:proofErr w:type="spellStart"/>
+            <w:r>
+              <w:rPr>
+                <w:sz w:val="18"/>
+              </w:rPr>
+              <w:t>características</w:t>
             </w:r>
             <w:proofErr w:type="spellEnd"/>
           </w:p>
@@ -4647,28 +4788,28 @@
               <w:rPr>
                 <w:sz w:val="18"/>
               </w:rPr>
-              <w:t xml:space="preserve">IV. </w:t>
+              <w:t xml:space="preserve">VI. </w:t>
             </w:r>
             <w:proofErr w:type="spellStart"/>
             <w:r>
               <w:rPr>
                 <w:sz w:val="18"/>
               </w:rPr>
-              <w:t>Transformaciones</w:t>
+              <w:t>Selección</w:t>
             </w:r>
             <w:proofErr w:type="spellEnd"/>
             <w:r>
               <w:rPr>
                 <w:sz w:val="18"/>
               </w:rPr>
-              <w:t xml:space="preserve"> y </w:t>
+              <w:t xml:space="preserve"> </w:t>
             </w:r>
             <w:proofErr w:type="spellStart"/>
             <w:r>
               <w:rPr>
                 <w:sz w:val="18"/>
               </w:rPr>
-              <w:t>normalizaciones</w:t>
+              <w:t>preliminar</w:t>
             </w:r>
             <w:proofErr w:type="spellEnd"/>
           </w:p>
@@ -4685,28 +4826,28 @@
               <w:rPr>
                 <w:sz w:val="18"/>
               </w:rPr>
-              <w:t xml:space="preserve">IV. </w:t>
+              <w:t xml:space="preserve">V. </w:t>
             </w:r>
             <w:proofErr w:type="spellStart"/>
             <w:r>
               <w:rPr>
                 <w:sz w:val="18"/>
               </w:rPr>
-              <w:t>Transformaciones</w:t>
+              <w:t>Selección</w:t>
             </w:r>
             <w:proofErr w:type="spellEnd"/>
             <w:r>
               <w:rPr>
                 <w:sz w:val="18"/>
               </w:rPr>
-              <w:t xml:space="preserve"> y </w:t>
+              <w:t xml:space="preserve"> </w:t>
             </w:r>
             <w:proofErr w:type="spellStart"/>
             <w:r>
               <w:rPr>
                 <w:sz w:val="18"/>
               </w:rPr>
-              <w:t>derivadas</w:t>
+              <w:t>preliminar</w:t>
             </w:r>
             <w:proofErr w:type="spellEnd"/>
           </w:p>
@@ -4714,7 +4855,6 @@
       </w:tr>
       <w:tr>
         <w:trPr>
-          <w:cantSplit/>
           <w:jc w:val="center"/>
         </w:trPr>
         <w:tc>
@@ -4729,14 +4869,14 @@
               <w:rPr>
                 <w:sz w:val="18"/>
               </w:rPr>
-              <w:t xml:space="preserve">IV. Variables </w:t>
+              <w:t xml:space="preserve">VI. </w:t>
             </w:r>
             <w:proofErr w:type="spellStart"/>
             <w:r>
               <w:rPr>
                 <w:sz w:val="18"/>
               </w:rPr>
-              <w:t>derivadas</w:t>
+              <w:t>Documentación</w:t>
             </w:r>
             <w:proofErr w:type="spellEnd"/>
           </w:p>
@@ -4753,14 +4893,28 @@
               <w:rPr>
                 <w:sz w:val="18"/>
               </w:rPr>
-              <w:t xml:space="preserve">V. Variables </w:t>
+              <w:t xml:space="preserve">VII. </w:t>
             </w:r>
             <w:proofErr w:type="spellStart"/>
             <w:r>
               <w:rPr>
                 <w:sz w:val="18"/>
               </w:rPr>
-              <w:t>derivadas</w:t>
+              <w:t>Documentación</w:t>
+            </w:r>
+            <w:proofErr w:type="spellEnd"/>
+            <w:r>
+              <w:rPr>
+                <w:sz w:val="18"/>
+              </w:rPr>
+              <w:t xml:space="preserve"> y </w:t>
+            </w:r>
+            <w:proofErr w:type="spellStart"/>
+            <w:r>
+              <w:rPr>
+                <w:sz w:val="18"/>
+              </w:rPr>
+              <w:t>trazabilidad</w:t>
             </w:r>
             <w:proofErr w:type="spellEnd"/>
           </w:p>
@@ -4777,36 +4931,13 @@
               <w:rPr>
                 <w:sz w:val="18"/>
               </w:rPr>
-              <w:t xml:space="preserve">IV. </w:t>
-            </w:r>
-            <w:proofErr w:type="spellStart"/>
-            <w:r>
-              <w:rPr>
-                <w:sz w:val="18"/>
-              </w:rPr>
-              <w:t>Transformaciones</w:t>
-            </w:r>
-            <w:proofErr w:type="spellEnd"/>
-            <w:r>
-              <w:rPr>
-                <w:sz w:val="18"/>
-              </w:rPr>
-              <w:t xml:space="preserve"> y </w:t>
-            </w:r>
-            <w:proofErr w:type="spellStart"/>
-            <w:r>
-              <w:rPr>
-                <w:sz w:val="18"/>
-              </w:rPr>
-              <w:t>derivadas</w:t>
-            </w:r>
-            <w:proofErr w:type="spellEnd"/>
+              <w:t>Transversal</w:t>
+            </w:r>
           </w:p>
         </w:tc>
       </w:tr>
       <w:tr>
         <w:trPr>
-          <w:cantSplit/>
           <w:jc w:val="center"/>
         </w:trPr>
         <w:tc>
@@ -4821,28 +4952,14 @@
               <w:rPr>
                 <w:sz w:val="18"/>
               </w:rPr>
-              <w:t xml:space="preserve">V. </w:t>
+              <w:t xml:space="preserve">VII. </w:t>
             </w:r>
             <w:proofErr w:type="spellStart"/>
             <w:r>
               <w:rPr>
                 <w:sz w:val="18"/>
               </w:rPr>
-              <w:t>Selección</w:t>
-            </w:r>
-            <w:proofErr w:type="spellEnd"/>
-            <w:r>
-              <w:rPr>
-                <w:sz w:val="18"/>
-              </w:rPr>
-              <w:t xml:space="preserve"> de </w:t>
-            </w:r>
-            <w:proofErr w:type="spellStart"/>
-            <w:r>
-              <w:rPr>
-                <w:sz w:val="18"/>
-              </w:rPr>
-              <w:t>características</w:t>
+              <w:t>Resultados</w:t>
             </w:r>
             <w:proofErr w:type="spellEnd"/>
           </w:p>
@@ -4854,33 +4971,24 @@
           <w:p>
             <w:pPr>
               <w:spacing w:after="0" w:line="240" w:lineRule="auto"/>
+              <w:rPr>
+                <w:lang w:val="es-CL"/>
+              </w:rPr>
             </w:pPr>
             <w:r>
               <w:rPr>
                 <w:sz w:val="18"/>
-              </w:rPr>
-              <w:t xml:space="preserve">VI. </w:t>
+                <w:lang w:val="es-CL"/>
+              </w:rPr>
+              <w:t xml:space="preserve">VIII. Resultado final del </w:t>
             </w:r>
             <w:proofErr w:type="spellStart"/>
             <w:r>
               <w:rPr>
                 <w:sz w:val="18"/>
-              </w:rPr>
-              <w:t>Selección</w:t>
-            </w:r>
-            <w:proofErr w:type="spellEnd"/>
-            <w:r>
-              <w:rPr>
-                <w:sz w:val="18"/>
-              </w:rPr>
-              <w:t xml:space="preserve"> </w:t>
-            </w:r>
-            <w:proofErr w:type="spellStart"/>
-            <w:r>
-              <w:rPr>
-                <w:sz w:val="18"/>
-              </w:rPr>
-              <w:t>preliminar</w:t>
+                <w:lang w:val="es-CL"/>
+              </w:rPr>
+              <w:t>dataset</w:t>
             </w:r>
             <w:proofErr w:type="spellEnd"/>
           </w:p>
@@ -4892,41 +5000,22 @@
           <w:p>
             <w:pPr>
               <w:spacing w:after="0" w:line="240" w:lineRule="auto"/>
+              <w:rPr>
+                <w:lang w:val="es-CL"/>
+              </w:rPr>
             </w:pPr>
             <w:r>
               <w:rPr>
                 <w:sz w:val="18"/>
-              </w:rPr>
-              <w:t xml:space="preserve">V. </w:t>
-            </w:r>
-            <w:proofErr w:type="spellStart"/>
-            <w:r>
-              <w:rPr>
-                <w:sz w:val="18"/>
-              </w:rPr>
-              <w:t>Selección</w:t>
-            </w:r>
-            <w:proofErr w:type="spellEnd"/>
-            <w:r>
-              <w:rPr>
-                <w:sz w:val="18"/>
-              </w:rPr>
-              <w:t xml:space="preserve"> </w:t>
-            </w:r>
-            <w:proofErr w:type="spellStart"/>
-            <w:r>
-              <w:rPr>
-                <w:sz w:val="18"/>
-              </w:rPr>
-              <w:t>preliminar</w:t>
-            </w:r>
-            <w:proofErr w:type="spellEnd"/>
+                <w:lang w:val="es-CL"/>
+              </w:rPr>
+              <w:t>VI. Valor analítico del cierre</w:t>
+            </w:r>
           </w:p>
         </w:tc>
       </w:tr>
       <w:tr>
         <w:trPr>
-          <w:cantSplit/>
           <w:jc w:val="center"/>
         </w:trPr>
         <w:tc>
@@ -4941,14 +5030,28 @@
               <w:rPr>
                 <w:sz w:val="18"/>
               </w:rPr>
-              <w:t xml:space="preserve">VI. </w:t>
+              <w:t xml:space="preserve">VIII. </w:t>
             </w:r>
             <w:proofErr w:type="spellStart"/>
             <w:r>
               <w:rPr>
                 <w:sz w:val="18"/>
               </w:rPr>
-              <w:t>Documentación</w:t>
+              <w:t>Decisiones</w:t>
+            </w:r>
+            <w:proofErr w:type="spellEnd"/>
+            <w:r>
+              <w:rPr>
+                <w:sz w:val="18"/>
+              </w:rPr>
+              <w:t xml:space="preserve"> y </w:t>
+            </w:r>
+            <w:proofErr w:type="spellStart"/>
+            <w:r>
+              <w:rPr>
+                <w:sz w:val="18"/>
+              </w:rPr>
+              <w:t>limitaciones</w:t>
             </w:r>
             <w:proofErr w:type="spellEnd"/>
           </w:p>
@@ -4960,35 +5063,17 @@
           <w:p>
             <w:pPr>
               <w:spacing w:after="0" w:line="240" w:lineRule="auto"/>
+              <w:rPr>
+                <w:lang w:val="es-CL"/>
+              </w:rPr>
             </w:pPr>
             <w:r>
               <w:rPr>
                 <w:sz w:val="18"/>
-              </w:rPr>
-              <w:t xml:space="preserve">VII. </w:t>
-            </w:r>
-            <w:proofErr w:type="spellStart"/>
-            <w:r>
-              <w:rPr>
-                <w:sz w:val="18"/>
-              </w:rPr>
-              <w:t>Documentación</w:t>
-            </w:r>
-            <w:proofErr w:type="spellEnd"/>
-            <w:r>
-              <w:rPr>
-                <w:sz w:val="18"/>
-              </w:rPr>
-              <w:t xml:space="preserve"> y </w:t>
-            </w:r>
-            <w:proofErr w:type="spellStart"/>
-            <w:r>
-              <w:rPr>
-                <w:sz w:val="18"/>
-              </w:rPr>
-              <w:t>trazabilidad</w:t>
-            </w:r>
-            <w:proofErr w:type="spellEnd"/>
+                <w:lang w:val="es-CL"/>
+              </w:rPr>
+              <w:t>IX. Supuestos, limitaciones y cierre</w:t>
+            </w:r>
           </w:p>
         </w:tc>
         <w:tc>
@@ -4998,165 +5083,6 @@
           <w:p>
             <w:pPr>
               <w:spacing w:after="0" w:line="240" w:lineRule="auto"/>
-            </w:pPr>
-            <w:r>
-              <w:rPr>
-                <w:sz w:val="18"/>
-              </w:rPr>
-              <w:t>Transversal</w:t>
-            </w:r>
-          </w:p>
-        </w:tc>
-      </w:tr>
-      <w:tr>
-        <w:trPr>
-          <w:cantSplit/>
-          <w:jc w:val="center"/>
-        </w:trPr>
-        <w:tc>
-          <w:tcPr>
-            <w:tcW w:w="3024" w:type="dxa"/>
-          </w:tcPr>
-          <w:p>
-            <w:pPr>
-              <w:spacing w:after="0" w:line="240" w:lineRule="auto"/>
-            </w:pPr>
-            <w:r>
-              <w:rPr>
-                <w:sz w:val="18"/>
-              </w:rPr>
-              <w:t xml:space="preserve">VII. </w:t>
-            </w:r>
-            <w:proofErr w:type="spellStart"/>
-            <w:r>
-              <w:rPr>
-                <w:sz w:val="18"/>
-              </w:rPr>
-              <w:t>Resultados</w:t>
-            </w:r>
-            <w:proofErr w:type="spellEnd"/>
-          </w:p>
-        </w:tc>
-        <w:tc>
-          <w:tcPr>
-            <w:tcW w:w="3456" w:type="dxa"/>
-          </w:tcPr>
-          <w:p>
-            <w:pPr>
-              <w:spacing w:after="0" w:line="240" w:lineRule="auto"/>
-              <w:rPr>
-                <w:lang w:val="es-CL"/>
-              </w:rPr>
-            </w:pPr>
-            <w:r>
-              <w:rPr>
-                <w:sz w:val="18"/>
-                <w:lang w:val="es-CL"/>
-              </w:rPr>
-              <w:t xml:space="preserve">VIII. Resultado final del </w:t>
-            </w:r>
-            <w:proofErr w:type="spellStart"/>
-            <w:r>
-              <w:rPr>
-                <w:sz w:val="18"/>
-                <w:lang w:val="es-CL"/>
-              </w:rPr>
-              <w:t>dataset</w:t>
-            </w:r>
-            <w:proofErr w:type="spellEnd"/>
-          </w:p>
-        </w:tc>
-        <w:tc>
-          <w:tcPr>
-            <w:tcW w:w="2880" w:type="dxa"/>
-          </w:tcPr>
-          <w:p>
-            <w:pPr>
-              <w:spacing w:after="0" w:line="240" w:lineRule="auto"/>
-              <w:rPr>
-                <w:lang w:val="es-CL"/>
-              </w:rPr>
-            </w:pPr>
-            <w:r>
-              <w:rPr>
-                <w:sz w:val="18"/>
-                <w:lang w:val="es-CL"/>
-              </w:rPr>
-              <w:t>VI. Valor analítico del cierre</w:t>
-            </w:r>
-          </w:p>
-        </w:tc>
-      </w:tr>
-      <w:tr>
-        <w:trPr>
-          <w:cantSplit/>
-          <w:jc w:val="center"/>
-        </w:trPr>
-        <w:tc>
-          <w:tcPr>
-            <w:tcW w:w="3024" w:type="dxa"/>
-          </w:tcPr>
-          <w:p>
-            <w:pPr>
-              <w:spacing w:after="0" w:line="240" w:lineRule="auto"/>
-            </w:pPr>
-            <w:r>
-              <w:rPr>
-                <w:sz w:val="18"/>
-              </w:rPr>
-              <w:t xml:space="preserve">VIII. </w:t>
-            </w:r>
-            <w:proofErr w:type="spellStart"/>
-            <w:r>
-              <w:rPr>
-                <w:sz w:val="18"/>
-              </w:rPr>
-              <w:t>Decisiones</w:t>
-            </w:r>
-            <w:proofErr w:type="spellEnd"/>
-            <w:r>
-              <w:rPr>
-                <w:sz w:val="18"/>
-              </w:rPr>
-              <w:t xml:space="preserve"> y </w:t>
-            </w:r>
-            <w:proofErr w:type="spellStart"/>
-            <w:r>
-              <w:rPr>
-                <w:sz w:val="18"/>
-              </w:rPr>
-              <w:t>limitaciones</w:t>
-            </w:r>
-            <w:proofErr w:type="spellEnd"/>
-          </w:p>
-        </w:tc>
-        <w:tc>
-          <w:tcPr>
-            <w:tcW w:w="3456" w:type="dxa"/>
-          </w:tcPr>
-          <w:p>
-            <w:pPr>
-              <w:spacing w:after="0" w:line="240" w:lineRule="auto"/>
-              <w:rPr>
-                <w:lang w:val="es-CL"/>
-              </w:rPr>
-            </w:pPr>
-            <w:r>
-              <w:rPr>
-                <w:sz w:val="18"/>
-                <w:lang w:val="es-CL"/>
-              </w:rPr>
-              <w:t>IX. Supuestos, limitaciones y cierre</w:t>
-            </w:r>
-          </w:p>
-        </w:tc>
-        <w:tc>
-          <w:tcPr>
-            <w:tcW w:w="2880" w:type="dxa"/>
-          </w:tcPr>
-          <w:p>
-            <w:pPr>
-              <w:spacing w:after="0" w:line="240" w:lineRule="auto"/>
               <w:rPr>
                 <w:lang w:val="es-CL"/>
               </w:rPr>
@@ -5187,7 +5113,6 @@
           <w:sz w:val="19"/>
           <w:lang w:val="es-CL"/>
         </w:rPr>
-        <w:lastRenderedPageBreak/>
         <w:t xml:space="preserve">Tabla 4. </w:t>
       </w:r>
       <w:r>
@@ -5232,7 +5157,7 @@
         <w:rPr>
           <w:lang w:val="es-CL"/>
         </w:rPr>
-        <w:t xml:space="preserve"> Escalado robusto de variables con colas legítimas, dos variables derivadas con evidencia cuantitativa, eliminación de redundancias exactas y codificación </w:t>
+        <w:t xml:space="preserve"> Escalado robusto, dos variables derivadas validadas, eliminación de redundancias exactas y codificación </w:t>
       </w:r>
       <w:r>
         <w:rPr>
@@ -5324,7 +5249,21 @@
         <w:rPr>
           <w:lang w:val="es-CL"/>
         </w:rPr>
-        <w:t>): las 36 columnas disponibles (32 más 4 nuevas) tienen destino documentado, sin valores faltantes ni colinealidad exacta.</w:t>
+        <w:t xml:space="preserve">): las 36 columnas disponibles tienen destino documentado (NB §VI.5): 14 se descartan según la Tabla 3 (12 por redundancia) y 4 se sustituyeron en las Fases 2-3 (Name, Age, Cabin, </w:t>
+      </w:r>
+      <w:proofErr w:type="spellStart"/>
+      <w:r>
+        <w:rPr>
+          <w:lang w:val="es-CL"/>
+        </w:rPr>
+        <w:t>Embarked</w:t>
+      </w:r>
+      <w:proofErr w:type="spellEnd"/>
+      <w:r>
+        <w:rPr>
+          <w:lang w:val="es-CL"/>
+        </w:rPr>
+        <w:t>). Sin faltantes ni colinealidad exacta (rango completo, 28 de 28).</w:t>
       </w:r>
     </w:p>
     <w:p>
@@ -5337,13 +5276,14 @@
           <w:b/>
           <w:lang w:val="es-CL"/>
         </w:rPr>
+        <w:lastRenderedPageBreak/>
         <w:t>Valor para el modelamiento.</w:t>
       </w:r>
       <w:r>
         <w:rPr>
           <w:lang w:val="es-CL"/>
         </w:rPr>
-        <w:t xml:space="preserve"> El conjunto está codificado y escalado, con pocas variables justificadas, sin fuga ni colinealidad exacta. La señal dominante (sexo × clase, título, tarifa por persona) sugiere como referencia regresión logística regularizada o árboles; </w:t>
+        <w:t xml:space="preserve"> La señal dominante (sexo × clase, título, tarifa por persona) sugiere como referencia regresión logística regularizada o árboles; </w:t>
       </w:r>
       <w:proofErr w:type="spellStart"/>
       <w:r>
@@ -5409,7 +5349,7 @@
         <w:rPr>
           <w:lang w:val="es-CL"/>
         </w:rPr>
-        <w:t xml:space="preserve"> Se documenta que la tarifa observada mezcla precio y tamaño de grupo, y que el efecto de la clase no es uniforme por sexo: en mujeres solo cae con fuerza en 3.ª clase (92.1 % → 50.0 %), mientras que en hombres ya es bajo desde la 2.ª (36.9 % → 15.7 %).</w:t>
+        <w:t xml:space="preserve"> La tarifa observada mezcla precio y tamaño de grupo, y el efecto de la clase no es uniforme por sexo: en mujeres cae con fuerza solo en 3.ª clase; en hombres, ya desde la 2.ª (Tabla 2).</w:t>
       </w:r>
     </w:p>
     <w:p>
@@ -5445,21 +5385,14 @@
         <w:rPr>
           <w:lang w:val="es-CL"/>
         </w:rPr>
-        <w:t xml:space="preserve"> Se reutilizó el </w:t>
-      </w:r>
-      <w:proofErr w:type="spellStart"/>
-      <w:r>
-        <w:rPr>
-          <w:lang w:val="es-CL"/>
-        </w:rPr>
-        <w:t>dataset</w:t>
-      </w:r>
-      <w:proofErr w:type="spellEnd"/>
-      <w:r>
-        <w:rPr>
-          <w:lang w:val="es-CL"/>
-        </w:rPr>
-        <w:t xml:space="preserve"> de las Fases 2-3 sin entrenar modelos; la interacción </w:t>
+        <w:t xml:space="preserve"> Se reprodujo sin cambios la preparación de las Fases 2-3 sin entrenar un modelo predictivo; la </w:t>
+      </w:r>
+      <w:proofErr w:type="gramStart"/>
+      <w:r>
+        <w:rPr>
+          <w:lang w:val="es-CL"/>
+        </w:rPr>
+        <w:t xml:space="preserve">interacción  </w:t>
       </w:r>
       <w:proofErr w:type="spellStart"/>
       <w:r>
@@ -5468,7 +5401,16 @@
           <w:sz w:val="19"/>
           <w:lang w:val="es-CL"/>
         </w:rPr>
-        <w:t>Sex_Pclass</w:t>
+        <w:t>Sex</w:t>
+      </w:r>
+      <w:proofErr w:type="gramEnd"/>
+      <w:r>
+        <w:rPr>
+          <w:rFonts w:ascii="Consolas" w:eastAsia="Consolas" w:hAnsi="Consolas"/>
+          <w:sz w:val="19"/>
+          <w:lang w:val="es-CL"/>
+        </w:rPr>
+        <w:t>_Pclass</w:t>
       </w:r>
       <w:proofErr w:type="spellEnd"/>
       <w:r>
@@ -5538,7 +5480,7 @@
         <w:rPr>
           <w:lang w:val="es-CL"/>
         </w:rPr>
-        <w:t xml:space="preserve"> = 0 (todos varones) se asumen tarifa legítima y se conservan (no verificable con los datos). Los criterios bastan para una selección </w:t>
+        <w:t xml:space="preserve"> = 0 (todos varones) se asumen tarifa legítima y se conservan. Los criterios bastan para una selección </w:t>
       </w:r>
       <w:r>
         <w:rPr>
@@ -5567,7 +5509,7 @@
         <w:rPr>
           <w:lang w:val="es-CL"/>
         </w:rPr>
-        <w:t>).</w:t>
+        <w:t>). La ejecución requiere conexión a internet y que las URL de origen se mantengan disponibles y sin cambios.</w:t>
       </w:r>
     </w:p>
     <w:p>
@@ -5605,35 +5547,7 @@
         <w:rPr>
           <w:lang w:val="es-CL"/>
         </w:rPr>
-        <w:t xml:space="preserve"> es 77.1 % «Desconocida» (categoría explícita, no imputada), con 27.8 % de celdas esperadas &lt; 5 y categorías casi vacías (</w:t>
-      </w:r>
-      <w:r>
-        <w:rPr>
-          <w:rFonts w:ascii="Consolas" w:eastAsia="Consolas" w:hAnsi="Consolas"/>
-          <w:sz w:val="19"/>
-          <w:lang w:val="es-CL"/>
-        </w:rPr>
-        <w:t>T</w:t>
-      </w:r>
-      <w:r>
-        <w:rPr>
-          <w:lang w:val="es-CL"/>
-        </w:rPr>
-        <w:t xml:space="preserve">, 1 caso; </w:t>
-      </w:r>
-      <w:r>
-        <w:rPr>
-          <w:rFonts w:ascii="Consolas" w:eastAsia="Consolas" w:hAnsi="Consolas"/>
-          <w:sz w:val="19"/>
-          <w:lang w:val="es-CL"/>
-        </w:rPr>
-        <w:t>G</w:t>
-      </w:r>
-      <w:r>
-        <w:rPr>
-          <w:lang w:val="es-CL"/>
-        </w:rPr>
-        <w:t xml:space="preserve">, 4); persiste redundancia parcial entre </w:t>
+        <w:t xml:space="preserve"> es 77.1 % «Desconocida», con 27.8 % de celdas esperadas &lt; 5; persiste redundancia parcial entre </w:t>
       </w:r>
       <w:proofErr w:type="spellStart"/>
       <w:r>
@@ -5703,8 +5617,13 @@
         <w:pStyle w:val="Ttulo1"/>
       </w:pPr>
       <w:r>
-        <w:t>IX. Bibliografía</w:t>
-      </w:r>
+        <w:t xml:space="preserve">IX. </w:t>
+      </w:r>
+      <w:proofErr w:type="spellStart"/>
+      <w:r>
+        <w:t>Bibliografía</w:t>
+      </w:r>
+      <w:proofErr w:type="spellEnd"/>
     </w:p>
     <w:p>
       <w:pPr>
@@ -5765,20 +5684,48 @@
         <w:rPr>
           <w:sz w:val="19"/>
         </w:rPr>
-        <w:t xml:space="preserve">Kaggle. (s. f.). </w:t>
+        <w:t xml:space="preserve">Data Science Dojo. (s. f.). </w:t>
       </w:r>
       <w:r>
         <w:rPr>
           <w:i/>
           <w:sz w:val="19"/>
         </w:rPr>
-        <w:t>Titanic - Machine learning from disaster</w:t>
+        <w:t>datasets</w:t>
       </w:r>
       <w:r>
         <w:rPr>
           <w:sz w:val="19"/>
         </w:rPr>
-        <w:t xml:space="preserve"> [Conjunto de datos]. https://www.kaggle.com/c/titanic</w:t>
+        <w:t xml:space="preserve"> [</w:t>
+      </w:r>
+      <w:proofErr w:type="spellStart"/>
+      <w:r>
+        <w:rPr>
+          <w:sz w:val="19"/>
+        </w:rPr>
+        <w:t>Repositorio</w:t>
+      </w:r>
+      <w:proofErr w:type="spellEnd"/>
+      <w:r>
+        <w:rPr>
+          <w:sz w:val="19"/>
+        </w:rPr>
+        <w:t xml:space="preserve"> de </w:t>
+      </w:r>
+      <w:proofErr w:type="spellStart"/>
+      <w:r>
+        <w:rPr>
+          <w:sz w:val="19"/>
+        </w:rPr>
+        <w:t>datos</w:t>
+      </w:r>
+      <w:proofErr w:type="spellEnd"/>
+      <w:r>
+        <w:rPr>
+          <w:sz w:val="19"/>
+        </w:rPr>
+        <w:t>]. GitHub. https://github.com/datasciencedojo/datasets</w:t>
       </w:r>
     </w:p>
     <w:p>
@@ -5790,20 +5737,34 @@
         <w:rPr>
           <w:sz w:val="19"/>
         </w:rPr>
-        <w:t xml:space="preserve">Kraskov, A., Stögbauer, H., &amp; Grassberger, P. (2004). Estimating mutual information. </w:t>
+        <w:t xml:space="preserve">Kaggle. (s. f.). </w:t>
       </w:r>
       <w:r>
         <w:rPr>
           <w:i/>
           <w:sz w:val="19"/>
         </w:rPr>
-        <w:t>Physical Review E, 69</w:t>
+        <w:t>Titanic - Machine learning from disaster</w:t>
       </w:r>
       <w:r>
         <w:rPr>
           <w:sz w:val="19"/>
         </w:rPr>
-        <w:t>(6), Artículo 066138. https://doi.org/10.1103/PhysRevE.69.066138</w:t>
+        <w:t xml:space="preserve"> [Conjunto de </w:t>
+      </w:r>
+      <w:proofErr w:type="spellStart"/>
+      <w:r>
+        <w:rPr>
+          <w:sz w:val="19"/>
+        </w:rPr>
+        <w:t>datos</w:t>
+      </w:r>
+      <w:proofErr w:type="spellEnd"/>
+      <w:r>
+        <w:rPr>
+          <w:sz w:val="19"/>
+        </w:rPr>
+        <w:t>]. https://www.kaggle.com/c/titanic</w:t>
       </w:r>
     </w:p>
     <w:p>
@@ -5815,20 +5776,48 @@
         <w:rPr>
           <w:sz w:val="19"/>
         </w:rPr>
-        <w:t xml:space="preserve">Kuhn, M., &amp; Johnson, K. (2019). </w:t>
+        <w:t xml:space="preserve">Kraskov, A., </w:t>
+      </w:r>
+      <w:proofErr w:type="spellStart"/>
+      <w:r>
+        <w:rPr>
+          <w:sz w:val="19"/>
+        </w:rPr>
+        <w:t>Stögbauer</w:t>
+      </w:r>
+      <w:proofErr w:type="spellEnd"/>
+      <w:r>
+        <w:rPr>
+          <w:sz w:val="19"/>
+        </w:rPr>
+        <w:t xml:space="preserve">, H., &amp; Grassberger, P. (2004). Estimating mutual information. </w:t>
       </w:r>
       <w:r>
         <w:rPr>
           <w:i/>
           <w:sz w:val="19"/>
         </w:rPr>
-        <w:t>Feature engineering and selection: A practical approach for predictive models</w:t>
+        <w:t>Physical Review E, 69</w:t>
       </w:r>
       <w:r>
         <w:rPr>
           <w:sz w:val="19"/>
         </w:rPr>
-        <w:t>. CRC Press.</w:t>
+        <w:t xml:space="preserve">(6), </w:t>
+      </w:r>
+      <w:proofErr w:type="spellStart"/>
+      <w:r>
+        <w:rPr>
+          <w:sz w:val="19"/>
+        </w:rPr>
+        <w:t>Artículo</w:t>
+      </w:r>
+      <w:proofErr w:type="spellEnd"/>
+      <w:r>
+        <w:rPr>
+          <w:sz w:val="19"/>
+        </w:rPr>
+        <w:t xml:space="preserve"> 066138. https://doi.org/10.1103/PhysRevE.69.066138</w:t>
       </w:r>
     </w:p>
     <w:p>
@@ -5840,20 +5829,20 @@
         <w:rPr>
           <w:sz w:val="19"/>
         </w:rPr>
-        <w:t xml:space="preserve">Mann, H. B., &amp; Whitney, D. R. (1947). On a test of whether one of two random variables is stochastically larger than the other. </w:t>
+        <w:t xml:space="preserve">Kuhn, M., &amp; Johnson, K. (2019). </w:t>
       </w:r>
       <w:r>
         <w:rPr>
           <w:i/>
           <w:sz w:val="19"/>
         </w:rPr>
-        <w:t>The Annals of Mathematical Statistics, 18</w:t>
+        <w:t>Feature engineering and selection: A practical approach for predictive models</w:t>
       </w:r>
       <w:r>
         <w:rPr>
           <w:sz w:val="19"/>
         </w:rPr>
-        <w:t>(1), 50–60. https://doi.org/10.1214/aoms/1177730491</w:t>
+        <w:t>. CRC Press.</w:t>
       </w:r>
     </w:p>
     <w:p>
@@ -5865,20 +5854,20 @@
         <w:rPr>
           <w:sz w:val="19"/>
         </w:rPr>
-        <w:t xml:space="preserve">McKinney, W. (2010). Data structures for statistical computing in Python. </w:t>
+        <w:t xml:space="preserve">Mann, H. B., &amp; Whitney, D. R. (1947). On a test of whether one of two random variables is stochastically larger than the other. </w:t>
       </w:r>
       <w:r>
         <w:rPr>
           <w:i/>
           <w:sz w:val="19"/>
         </w:rPr>
-        <w:t>Proceedings of the 9th Python in Science Conference</w:t>
+        <w:t>The Annals of Mathematical Statistics, 18</w:t>
       </w:r>
       <w:r>
         <w:rPr>
           <w:sz w:val="19"/>
         </w:rPr>
-        <w:t>, 56–61. https://doi.org/10.25080/Majora-92bf1922-00a</w:t>
+        <w:t>(1), 50–60. https://doi.org/10.1214/aoms/1177730491</w:t>
       </w:r>
     </w:p>
     <w:p>
@@ -5889,30 +5878,21 @@
       <w:r>
         <w:rPr>
           <w:sz w:val="19"/>
-          <w:lang w:val="es-CL"/>
-        </w:rPr>
-        <w:t xml:space="preserve">Paraíso, S. (2026). </w:t>
+        </w:rPr>
+        <w:t xml:space="preserve">McKinney, W. (2010). Data structures for statistical computing in Python. </w:t>
       </w:r>
       <w:r>
         <w:rPr>
           <w:i/>
           <w:sz w:val="19"/>
-          <w:lang w:val="es-CL"/>
-        </w:rPr>
-        <w:t>Resumen aplicado del libro: EDA mínimo viable</w:t>
+        </w:rPr>
+        <w:t>Proceedings of the 9th Python in Science Conference</w:t>
       </w:r>
       <w:r>
         <w:rPr>
           <w:sz w:val="19"/>
-          <w:lang w:val="es-CL"/>
-        </w:rPr>
-        <w:t xml:space="preserve"> [Apunte]. </w:t>
-      </w:r>
-      <w:r>
-        <w:rPr>
-          <w:sz w:val="19"/>
-        </w:rPr>
-        <w:t>Universidad Andrés Bello, Santiago, Chile.</w:t>
+        </w:rPr>
+        <w:t>, 56–61. https://doi.org/10.25080/Majora-92bf1922-00a</w:t>
       </w:r>
     </w:p>
     <w:p>
@@ -5923,22 +5903,30 @@
       <w:r>
         <w:rPr>
           <w:sz w:val="19"/>
-        </w:rPr>
-        <w:lastRenderedPageBreak/>
-        <w:t xml:space="preserve">Pedregosa, F., Varoquaux, G., Gramfort, A., Michel, V., Thirion, B., Grisel, O., Blondel, M., Prettenhofer, P., Weiss, R., Dubourg, V., Vanderplas, J., Passos, A., Cournapeau, D., Brucher, M., Perrot, M., &amp; Duchesnay, É. (2011). Scikit-learn: Machine learning in Python. </w:t>
+          <w:lang w:val="es-CL"/>
+        </w:rPr>
+        <w:t xml:space="preserve">Paraíso, S. (2026). </w:t>
       </w:r>
       <w:r>
         <w:rPr>
           <w:i/>
           <w:sz w:val="19"/>
-        </w:rPr>
-        <w:t>Journal of Machine Learning Research, 12</w:t>
+          <w:lang w:val="es-CL"/>
+        </w:rPr>
+        <w:t>Resumen aplicado del libro: EDA mínimo viable</w:t>
       </w:r>
       <w:r>
         <w:rPr>
           <w:sz w:val="19"/>
-        </w:rPr>
-        <w:t>, 2825–2830.</w:t>
+          <w:lang w:val="es-CL"/>
+        </w:rPr>
+        <w:t xml:space="preserve"> [Apunte]. </w:t>
+      </w:r>
+      <w:r>
+        <w:rPr>
+          <w:sz w:val="19"/>
+        </w:rPr>
+        <w:t>Universidad Andrés Bello, Santiago, Chile.</w:t>
       </w:r>
     </w:p>
     <w:p>
@@ -5950,20 +5938,76 @@
         <w:rPr>
           <w:sz w:val="19"/>
         </w:rPr>
-        <w:t xml:space="preserve">Virtanen, P., Gommers, R., Oliphant, T. E., Haberland, M., Reddy, T., Cournapeau, D., Burovski, E., Peterson, P., Weckesser, W., Bright, J., van der Walt, S. J., Brett, M., Wilson, J., Millman, K. J., Mayorov, N., Nelson, A. R. J., Jones, E., Kern, R., Larson, E., … SciPy 1.0 Contributors. (2020). SciPy 1.0: Fundamental algorithms for scientific computing in Python. </w:t>
+        <w:t xml:space="preserve">Pedregosa, F., </w:t>
+      </w:r>
+      <w:proofErr w:type="spellStart"/>
+      <w:r>
+        <w:rPr>
+          <w:sz w:val="19"/>
+        </w:rPr>
+        <w:t>Varoquaux</w:t>
+      </w:r>
+      <w:proofErr w:type="spellEnd"/>
+      <w:r>
+        <w:rPr>
+          <w:sz w:val="19"/>
+        </w:rPr>
+        <w:t xml:space="preserve">, G., </w:t>
+      </w:r>
+      <w:proofErr w:type="spellStart"/>
+      <w:r>
+        <w:rPr>
+          <w:sz w:val="19"/>
+        </w:rPr>
+        <w:t>Gramfort</w:t>
+      </w:r>
+      <w:proofErr w:type="spellEnd"/>
+      <w:r>
+        <w:rPr>
+          <w:sz w:val="19"/>
+        </w:rPr>
+        <w:t xml:space="preserve">, A., Michel, V., Thirion, B., Grisel, O., Blondel, M., </w:t>
+      </w:r>
+      <w:proofErr w:type="spellStart"/>
+      <w:r>
+        <w:rPr>
+          <w:sz w:val="19"/>
+        </w:rPr>
+        <w:t>Prettenhofer</w:t>
+      </w:r>
+      <w:proofErr w:type="spellEnd"/>
+      <w:r>
+        <w:rPr>
+          <w:sz w:val="19"/>
+        </w:rPr>
+        <w:t xml:space="preserve">, P., Weiss, R., Dubourg, V., Vanderplas, J., Passos, A., </w:t>
+      </w:r>
+      <w:proofErr w:type="spellStart"/>
+      <w:r>
+        <w:rPr>
+          <w:sz w:val="19"/>
+        </w:rPr>
+        <w:t>Cournapeau</w:t>
+      </w:r>
+      <w:proofErr w:type="spellEnd"/>
+      <w:r>
+        <w:rPr>
+          <w:sz w:val="19"/>
+        </w:rPr>
+        <w:t xml:space="preserve">, D., Brucher, M., Perrot, M., &amp; Duchesnay, É. (2011). Scikit-learn: Machine learning in Python. </w:t>
       </w:r>
       <w:r>
         <w:rPr>
           <w:i/>
           <w:sz w:val="19"/>
         </w:rPr>
-        <w:t>Nature Methods, 17</w:t>
+        <w:t>Journal of Machine Learning Research, 12</w:t>
       </w:r>
       <w:r>
         <w:rPr>
           <w:sz w:val="19"/>
         </w:rPr>
-        <w:t>, 261–272. https://doi.org/10.1038/s41592-019-0686-2</w:t>
+        <w:t>, 2825–2830.</w:t>
       </w:r>
     </w:p>
     <w:p>
@@ -5975,20 +6019,158 @@
         <w:rPr>
           <w:sz w:val="19"/>
         </w:rPr>
-        <w:t xml:space="preserve">Waskom, M. L. (2021). seaborn: Statistical data visualization. </w:t>
+        <w:t xml:space="preserve">Virtanen, P., </w:t>
+      </w:r>
+      <w:proofErr w:type="spellStart"/>
+      <w:r>
+        <w:rPr>
+          <w:sz w:val="19"/>
+        </w:rPr>
+        <w:t>Gommers</w:t>
+      </w:r>
+      <w:proofErr w:type="spellEnd"/>
+      <w:r>
+        <w:rPr>
+          <w:sz w:val="19"/>
+        </w:rPr>
+        <w:t xml:space="preserve">, R., Oliphant, T. E., Haberland, M., Reddy, T., </w:t>
+      </w:r>
+      <w:proofErr w:type="spellStart"/>
+      <w:r>
+        <w:rPr>
+          <w:sz w:val="19"/>
+        </w:rPr>
+        <w:t>Cournapeau</w:t>
+      </w:r>
+      <w:proofErr w:type="spellEnd"/>
+      <w:r>
+        <w:rPr>
+          <w:sz w:val="19"/>
+        </w:rPr>
+        <w:t xml:space="preserve">, D., Burovski, E., Peterson, P., Weckesser, W., Bright, J., van der Walt, S. J., Brett, M., Wilson, J., Millman, K. J., Mayorov, N., Nelson, A. R. J., Jones, E., Kern, R., Larson, E., … SciPy 1.0 Contributors. (2020). SciPy 1.0: Fundamental algorithms for scientific computing in Python. </w:t>
       </w:r>
       <w:r>
         <w:rPr>
           <w:i/>
           <w:sz w:val="19"/>
         </w:rPr>
-        <w:t>Journal of Open Source Software, 6</w:t>
+        <w:t>Nature Methods, 17</w:t>
       </w:r>
       <w:r>
         <w:rPr>
           <w:sz w:val="19"/>
         </w:rPr>
-        <w:t>(60), Artículo 3021. https://doi.org/10.21105/joss.03021</w:t>
+        <w:t>, 261–272. https://doi.org/10.1038/s41592-019-0686-2</w:t>
+      </w:r>
+    </w:p>
+    <w:p>
+      <w:pPr>
+        <w:spacing w:after="30" w:line="240" w:lineRule="auto"/>
+        <w:ind w:left="576" w:hanging="576"/>
+      </w:pPr>
+      <w:r>
+        <w:rPr>
+          <w:sz w:val="19"/>
+        </w:rPr>
+        <w:t xml:space="preserve">Waskom, M. L. (s. f.). </w:t>
+      </w:r>
+      <w:proofErr w:type="gramStart"/>
+      <w:r>
+        <w:rPr>
+          <w:i/>
+          <w:sz w:val="19"/>
+        </w:rPr>
+        <w:t>seaborn-data</w:t>
+      </w:r>
+      <w:proofErr w:type="gramEnd"/>
+      <w:r>
+        <w:rPr>
+          <w:sz w:val="19"/>
+        </w:rPr>
+        <w:t xml:space="preserve"> [</w:t>
+      </w:r>
+      <w:proofErr w:type="spellStart"/>
+      <w:r>
+        <w:rPr>
+          <w:sz w:val="19"/>
+        </w:rPr>
+        <w:t>Repositorio</w:t>
+      </w:r>
+      <w:proofErr w:type="spellEnd"/>
+      <w:r>
+        <w:rPr>
+          <w:sz w:val="19"/>
+        </w:rPr>
+        <w:t xml:space="preserve"> de </w:t>
+      </w:r>
+      <w:proofErr w:type="spellStart"/>
+      <w:r>
+        <w:rPr>
+          <w:sz w:val="19"/>
+        </w:rPr>
+        <w:t>datos</w:t>
+      </w:r>
+      <w:proofErr w:type="spellEnd"/>
+      <w:r>
+        <w:rPr>
+          <w:sz w:val="19"/>
+        </w:rPr>
+        <w:t>]. GitHub. https://github.com/mwaskom/seaborn-data</w:t>
+      </w:r>
+    </w:p>
+    <w:p>
+      <w:pPr>
+        <w:spacing w:after="30" w:line="240" w:lineRule="auto"/>
+        <w:ind w:left="576" w:hanging="576"/>
+      </w:pPr>
+      <w:r>
+        <w:rPr>
+          <w:sz w:val="19"/>
+        </w:rPr>
+        <w:t xml:space="preserve">Waskom, M. L. (2021). seaborn: Statistical data visualization. </w:t>
+      </w:r>
+      <w:r>
+        <w:rPr>
+          <w:i/>
+          <w:sz w:val="19"/>
+        </w:rPr>
+        <w:t xml:space="preserve">Journal of </w:t>
+      </w:r>
+      <w:proofErr w:type="gramStart"/>
+      <w:r>
+        <w:rPr>
+          <w:i/>
+          <w:sz w:val="19"/>
+        </w:rPr>
+        <w:t>Open Source</w:t>
+      </w:r>
+      <w:proofErr w:type="gramEnd"/>
+      <w:r>
+        <w:rPr>
+          <w:i/>
+          <w:sz w:val="19"/>
+        </w:rPr>
+        <w:t xml:space="preserve"> Software, 6</w:t>
+      </w:r>
+      <w:r>
+        <w:rPr>
+          <w:sz w:val="19"/>
+        </w:rPr>
+        <w:t xml:space="preserve">(60), </w:t>
+      </w:r>
+      <w:proofErr w:type="spellStart"/>
+      <w:r>
+        <w:rPr>
+          <w:sz w:val="19"/>
+        </w:rPr>
+        <w:t>Artículo</w:t>
+      </w:r>
+      <w:proofErr w:type="spellEnd"/>
+      <w:r>
+        <w:rPr>
+          <w:sz w:val="19"/>
+        </w:rPr>
+        <w:t xml:space="preserve"> 3021. https://doi.org/10.21105/joss.03021</w:t>
       </w:r>
     </w:p>
     <w:p>
